--- a/Agent Base智能体互联网交互治理研究报告.docx
+++ b/Agent Base智能体互联网交互治理研究报告.docx
@@ -13,7 +13,7 @@
       </w:pPr>
       <w:r>
         <w:rPr>
-          <w:rFonts w:ascii="Calibri" w:hAnsi="Calibri" w:eastAsia="PingFang SC" w:cs="PingFang SC"/>
+          <w:rFonts w:ascii="Arial Unicode MS" w:hAnsi="Arial Unicode MS" w:eastAsia="Arial Unicode MS" w:cs="Arial Unicode MS"/>
           <w:b/>
           <w:color w:val="17324D"/>
           <w:sz w:val="52"/>
@@ -28,7 +28,7 @@
       </w:pPr>
       <w:r>
         <w:rPr>
-          <w:rFonts w:ascii="Calibri" w:hAnsi="Calibri" w:eastAsia="PingFang SC" w:cs="PingFang SC"/>
+          <w:rFonts w:ascii="Arial Unicode MS" w:hAnsi="Arial Unicode MS" w:eastAsia="Arial Unicode MS" w:cs="Arial Unicode MS"/>
           <w:b/>
           <w:color w:val="2E5E8C"/>
           <w:sz w:val="44"/>
@@ -43,7 +43,7 @@
       </w:pPr>
       <w:r>
         <w:rPr>
-          <w:rFonts w:ascii="Calibri" w:hAnsi="Calibri" w:eastAsia="PingFang SC" w:cs="PingFang SC"/>
+          <w:rFonts w:ascii="Arial Unicode MS" w:hAnsi="Arial Unicode MS" w:eastAsia="Arial Unicode MS" w:cs="Arial Unicode MS"/>
           <w:b w:val="0"/>
           <w:color w:val="666666"/>
           <w:sz w:val="28"/>
@@ -85,7 +85,7 @@
             </w:pPr>
             <w:r>
               <w:rPr>
-                <w:rFonts w:ascii="Calibri" w:hAnsi="Calibri" w:eastAsia="PingFang SC" w:cs="PingFang SC"/>
+                <w:rFonts w:ascii="Arial Unicode MS" w:hAnsi="Arial Unicode MS" w:eastAsia="Arial Unicode MS" w:cs="Arial Unicode MS"/>
                 <w:b/>
                 <w:color w:val="17324D"/>
                 <w:sz w:val="20"/>
@@ -94,7 +94,7 @@
             </w:r>
             <w:r>
               <w:rPr>
-                <w:rFonts w:ascii="Calibri" w:hAnsi="Calibri" w:eastAsia="PingFang SC" w:cs="PingFang SC"/>
+                <w:rFonts w:ascii="Arial Unicode MS" w:hAnsi="Arial Unicode MS" w:eastAsia="Arial Unicode MS" w:cs="Arial Unicode MS"/>
                 <w:b w:val="0"/>
                 <w:color w:val="222222"/>
                 <w:sz w:val="20"/>
@@ -120,7 +120,7 @@
       </w:pPr>
       <w:r>
         <w:rPr>
-          <w:rFonts w:ascii="Calibri" w:hAnsi="Calibri" w:eastAsia="PingFang SC" w:cs="PingFang SC"/>
+          <w:rFonts w:ascii="Arial Unicode MS" w:hAnsi="Arial Unicode MS" w:eastAsia="Arial Unicode MS" w:cs="Arial Unicode MS"/>
           <w:b/>
           <w:color w:val="17324D"/>
           <w:sz w:val="24"/>
@@ -134,7 +134,7 @@
       </w:pPr>
       <w:r>
         <w:rPr>
-          <w:rFonts w:ascii="Calibri" w:hAnsi="Calibri" w:eastAsia="PingFang SC" w:cs="PingFang SC"/>
+          <w:rFonts w:ascii="Arial Unicode MS" w:hAnsi="Arial Unicode MS" w:eastAsia="Arial Unicode MS" w:cs="Arial Unicode MS"/>
           <w:b w:val="0"/>
           <w:color w:val="666666"/>
           <w:sz w:val="22"/>
@@ -163,7 +163,7 @@
       </w:pPr>
       <w:r>
         <w:rPr>
-          <w:rFonts w:ascii="Calibri" w:hAnsi="Calibri" w:eastAsia="PingFang SC" w:cs="PingFang SC"/>
+          <w:rFonts w:ascii="Arial Unicode MS" w:hAnsi="Arial Unicode MS" w:eastAsia="Arial Unicode MS" w:cs="Arial Unicode MS"/>
           <w:b w:val="0"/>
           <w:color w:val="222222"/>
           <w:sz w:val="21"/>
@@ -178,7 +178,7 @@
       </w:pPr>
       <w:r>
         <w:rPr>
-          <w:rFonts w:ascii="Calibri" w:hAnsi="Calibri" w:eastAsia="PingFang SC" w:cs="PingFang SC"/>
+          <w:rFonts w:ascii="Arial Unicode MS" w:hAnsi="Arial Unicode MS" w:eastAsia="Arial Unicode MS" w:cs="Arial Unicode MS"/>
           <w:b w:val="0"/>
           <w:color w:val="222222"/>
           <w:sz w:val="21"/>
@@ -193,12 +193,12 @@
       </w:pPr>
       <w:r>
         <w:rPr>
-          <w:rFonts w:ascii="Calibri" w:hAnsi="Calibri" w:eastAsia="PingFang SC" w:cs="PingFang SC"/>
+          <w:rFonts w:ascii="Arial Unicode MS" w:hAnsi="Arial Unicode MS" w:eastAsia="Arial Unicode MS" w:cs="Arial Unicode MS"/>
           <w:b w:val="0"/>
           <w:color w:val="222222"/>
           <w:sz w:val="21"/>
         </w:rPr>
-        <w:t>研究认为，智能体交互治理应形成覆盖接入前、运行中和事后环节的闭环：接入前实现主体可识别、工具可登记、能力可发现；运行中实现请求可校验、权限可约束、敏感动作可确认、异常可阻断；事后实现链路可还原、行为可审计、责任可追溯。Agent Base 已完成用户服务、OAuth 2.0 和 ATH 核心流程，但 MCP Server、CLI、多服务能力目录、动态策略、限流与完整注册验签仍需持续建设。</w:t>
+        <w:t>研究认为，智能体交互治理应形成覆盖接入前、运行中和事后环节的闭环：接入前实现主体可识别、工具可登记、能力可发现；运行中实现请求可校验、权限可约束、会话可绑定、异常可阻断；事后实现链路可还原、证据不可静默篡改、责任可追溯。Agent Base 已完成 ATH M1—M5 阶段改造，形成 DID/身份文档验证、双向挑战签名、P-256 ECDH 与 HKDF 会话密钥、HMAC 请求完整性、签名审计哈希链、密钥轮换、事务型 Outbox 和外部锚定能力。</w:t>
       </w:r>
     </w:p>
     <w:tbl>
@@ -235,7 +235,7 @@
             </w:pPr>
             <w:r>
               <w:rPr>
-                <w:rFonts w:ascii="Calibri" w:hAnsi="Calibri" w:eastAsia="PingFang SC" w:cs="PingFang SC"/>
+                <w:rFonts w:ascii="Arial Unicode MS" w:hAnsi="Arial Unicode MS" w:eastAsia="Arial Unicode MS" w:cs="Arial Unicode MS"/>
                 <w:b/>
                 <w:color w:val="17324D"/>
                 <w:sz w:val="20"/>
@@ -244,12 +244,12 @@
             </w:r>
             <w:r>
               <w:rPr>
-                <w:rFonts w:ascii="Calibri" w:hAnsi="Calibri" w:eastAsia="PingFang SC" w:cs="PingFang SC"/>
+                <w:rFonts w:ascii="Arial Unicode MS" w:hAnsi="Arial Unicode MS" w:eastAsia="Arial Unicode MS" w:cs="Arial Unicode MS"/>
                 <w:b w:val="0"/>
                 <w:color w:val="222222"/>
                 <w:sz w:val="20"/>
               </w:rPr>
-              <w:t>ATH 展示了“智能体身份声明 + 用户授权 + 服务端最小权限 + 统一代理 + 可吊销凭证”的可行路径；下一阶段应优先补齐注册阶段完整 ES256 验签、细粒度代理白名单、结构化审计和自动化负向测试。</w:t>
+              <w:t>Agent Base 已从“OAuth 上增加 Agent 参数”的早期实现，演进为具备强身份、短期会话密钥、逐请求完整性和可验证存证的可信交互网关原型。生产化重点已转向真实基础设施联调、资源/参数级策略、限流与风控、MCP 工具生态和第三方互操作测评。</w:t>
             </w:r>
           </w:p>
         </w:tc>
@@ -306,7 +306,7 @@
             </w:pPr>
             <w:r>
               <w:rPr>
-                <w:rFonts w:ascii="Calibri" w:hAnsi="Calibri" w:eastAsia="PingFang SC" w:cs="PingFang SC"/>
+                <w:rFonts w:ascii="Arial Unicode MS" w:hAnsi="Arial Unicode MS" w:eastAsia="Arial Unicode MS" w:cs="Arial Unicode MS"/>
                 <w:b/>
                 <w:color w:val="FFFFFF"/>
                 <w:sz w:val="19"/>
@@ -334,7 +334,7 @@
             </w:pPr>
             <w:r>
               <w:rPr>
-                <w:rFonts w:ascii="Calibri" w:hAnsi="Calibri" w:eastAsia="PingFang SC" w:cs="PingFang SC"/>
+                <w:rFonts w:ascii="Arial Unicode MS" w:hAnsi="Arial Unicode MS" w:eastAsia="Arial Unicode MS" w:cs="Arial Unicode MS"/>
                 <w:b/>
                 <w:color w:val="FFFFFF"/>
                 <w:sz w:val="19"/>
@@ -366,7 +366,7 @@
             </w:pPr>
             <w:r>
               <w:rPr>
-                <w:rFonts w:ascii="Calibri" w:hAnsi="Calibri" w:eastAsia="PingFang SC" w:cs="PingFang SC"/>
+                <w:rFonts w:ascii="Arial Unicode MS" w:hAnsi="Arial Unicode MS" w:eastAsia="Arial Unicode MS" w:cs="Arial Unicode MS"/>
                 <w:b w:val="0"/>
                 <w:color w:val="222222"/>
                 <w:sz w:val="18"/>
@@ -392,7 +392,7 @@
             </w:pPr>
             <w:r>
               <w:rPr>
-                <w:rFonts w:ascii="Calibri" w:hAnsi="Calibri" w:eastAsia="PingFang SC" w:cs="PingFang SC"/>
+                <w:rFonts w:ascii="Arial Unicode MS" w:hAnsi="Arial Unicode MS" w:eastAsia="Arial Unicode MS" w:cs="Arial Unicode MS"/>
                 <w:b w:val="0"/>
                 <w:color w:val="222222"/>
                 <w:sz w:val="18"/>
@@ -425,7 +425,7 @@
             </w:pPr>
             <w:r>
               <w:rPr>
-                <w:rFonts w:ascii="Calibri" w:hAnsi="Calibri" w:eastAsia="PingFang SC" w:cs="PingFang SC"/>
+                <w:rFonts w:ascii="Arial Unicode MS" w:hAnsi="Arial Unicode MS" w:eastAsia="Arial Unicode MS" w:cs="Arial Unicode MS"/>
                 <w:b w:val="0"/>
                 <w:color w:val="222222"/>
                 <w:sz w:val="18"/>
@@ -452,7 +452,7 @@
             </w:pPr>
             <w:r>
               <w:rPr>
-                <w:rFonts w:ascii="Calibri" w:hAnsi="Calibri" w:eastAsia="PingFang SC" w:cs="PingFang SC"/>
+                <w:rFonts w:ascii="Arial Unicode MS" w:hAnsi="Arial Unicode MS" w:eastAsia="Arial Unicode MS" w:cs="Arial Unicode MS"/>
                 <w:b w:val="0"/>
                 <w:color w:val="222222"/>
                 <w:sz w:val="18"/>
@@ -484,7 +484,7 @@
             </w:pPr>
             <w:r>
               <w:rPr>
-                <w:rFonts w:ascii="Calibri" w:hAnsi="Calibri" w:eastAsia="PingFang SC" w:cs="PingFang SC"/>
+                <w:rFonts w:ascii="Arial Unicode MS" w:hAnsi="Arial Unicode MS" w:eastAsia="Arial Unicode MS" w:cs="Arial Unicode MS"/>
                 <w:b w:val="0"/>
                 <w:color w:val="222222"/>
                 <w:sz w:val="18"/>
@@ -510,7 +510,7 @@
             </w:pPr>
             <w:r>
               <w:rPr>
-                <w:rFonts w:ascii="Calibri" w:hAnsi="Calibri" w:eastAsia="PingFang SC" w:cs="PingFang SC"/>
+                <w:rFonts w:ascii="Arial Unicode MS" w:hAnsi="Arial Unicode MS" w:eastAsia="Arial Unicode MS" w:cs="Arial Unicode MS"/>
                 <w:b w:val="0"/>
                 <w:color w:val="222222"/>
                 <w:sz w:val="18"/>
@@ -543,7 +543,7 @@
             </w:pPr>
             <w:r>
               <w:rPr>
-                <w:rFonts w:ascii="Calibri" w:hAnsi="Calibri" w:eastAsia="PingFang SC" w:cs="PingFang SC"/>
+                <w:rFonts w:ascii="Arial Unicode MS" w:hAnsi="Arial Unicode MS" w:eastAsia="Arial Unicode MS" w:cs="Arial Unicode MS"/>
                 <w:b w:val="0"/>
                 <w:color w:val="222222"/>
                 <w:sz w:val="18"/>
@@ -570,12 +570,12 @@
             </w:pPr>
             <w:r>
               <w:rPr>
-                <w:rFonts w:ascii="Calibri" w:hAnsi="Calibri" w:eastAsia="PingFang SC" w:cs="PingFang SC"/>
+                <w:rFonts w:ascii="Arial Unicode MS" w:hAnsi="Arial Unicode MS" w:eastAsia="Arial Unicode MS" w:cs="Arial Unicode MS"/>
                 <w:b w:val="0"/>
                 <w:color w:val="222222"/>
                 <w:sz w:val="18"/>
               </w:rPr>
-              <w:t>user-service、用户注册登录、JWT、OAuth 2.0、ATH 协议、Swagger、Docker/Kubernetes 部署材料</w:t>
+              <w:t>user-service、JWT/OAuth 2.0、ATH M1—M5、DID 双向认证、会话密钥、请求完整性、签名审计链、外部锚定</w:t>
             </w:r>
           </w:p>
         </w:tc>
@@ -602,7 +602,7 @@
             </w:pPr>
             <w:r>
               <w:rPr>
-                <w:rFonts w:ascii="Calibri" w:hAnsi="Calibri" w:eastAsia="PingFang SC" w:cs="PingFang SC"/>
+                <w:rFonts w:ascii="Arial Unicode MS" w:hAnsi="Arial Unicode MS" w:eastAsia="Arial Unicode MS" w:cs="Arial Unicode MS"/>
                 <w:b w:val="0"/>
                 <w:color w:val="222222"/>
                 <w:sz w:val="18"/>
@@ -628,12 +628,12 @@
             </w:pPr>
             <w:r>
               <w:rPr>
-                <w:rFonts w:ascii="Calibri" w:hAnsi="Calibri" w:eastAsia="PingFang SC" w:cs="PingFang SC"/>
+                <w:rFonts w:ascii="Arial Unicode MS" w:hAnsi="Arial Unicode MS" w:eastAsia="Arial Unicode MS" w:cs="Arial Unicode MS"/>
                 <w:b w:val="0"/>
                 <w:color w:val="222222"/>
                 <w:sz w:val="18"/>
               </w:rPr>
-              <w:t>MCP Server 核心实现、CLI 发布、文件/消息/权限服务、多语言 SDK</w:t>
+              <w:t>MCP Server 核心实现、CLI 发布、资源/参数级动态策略、文件/消息/权限服务、多语言 SDK</w:t>
             </w:r>
           </w:p>
         </w:tc>
@@ -661,7 +661,7 @@
             </w:pPr>
             <w:r>
               <w:rPr>
-                <w:rFonts w:ascii="Calibri" w:hAnsi="Calibri" w:eastAsia="PingFang SC" w:cs="PingFang SC"/>
+                <w:rFonts w:ascii="Arial Unicode MS" w:hAnsi="Arial Unicode MS" w:eastAsia="Arial Unicode MS" w:cs="Arial Unicode MS"/>
                 <w:b w:val="0"/>
                 <w:color w:val="222222"/>
                 <w:sz w:val="18"/>
@@ -688,7 +688,7 @@
             </w:pPr>
             <w:r>
               <w:rPr>
-                <w:rFonts w:ascii="Calibri" w:hAnsi="Calibri" w:eastAsia="PingFang SC" w:cs="PingFang SC"/>
+                <w:rFonts w:ascii="Arial Unicode MS" w:hAnsi="Arial Unicode MS" w:eastAsia="Arial Unicode MS" w:cs="Arial Unicode MS"/>
                 <w:b w:val="0"/>
                 <w:color w:val="222222"/>
                 <w:sz w:val="18"/>
@@ -719,7 +719,7 @@
       </w:pPr>
       <w:r>
         <w:rPr>
-          <w:rFonts w:ascii="Calibri" w:hAnsi="Calibri" w:eastAsia="PingFang SC" w:cs="PingFang SC"/>
+          <w:rFonts w:ascii="Arial Unicode MS" w:hAnsi="Arial Unicode MS" w:eastAsia="Arial Unicode MS" w:cs="Arial Unicode MS"/>
           <w:b w:val="0"/>
           <w:color w:val="222222"/>
           <w:sz w:val="21"/>
@@ -733,7 +733,7 @@
       </w:pPr>
       <w:r>
         <w:rPr>
-          <w:rFonts w:ascii="Calibri" w:hAnsi="Calibri" w:eastAsia="PingFang SC" w:cs="PingFang SC"/>
+          <w:rFonts w:ascii="Arial Unicode MS" w:hAnsi="Arial Unicode MS" w:eastAsia="Arial Unicode MS" w:cs="Arial Unicode MS"/>
           <w:b w:val="0"/>
           <w:color w:val="222222"/>
           <w:sz w:val="21"/>
@@ -747,7 +747,7 @@
       </w:pPr>
       <w:r>
         <w:rPr>
-          <w:rFonts w:ascii="Calibri" w:hAnsi="Calibri" w:eastAsia="PingFang SC" w:cs="PingFang SC"/>
+          <w:rFonts w:ascii="Arial Unicode MS" w:hAnsi="Arial Unicode MS" w:eastAsia="Arial Unicode MS" w:cs="Arial Unicode MS"/>
           <w:b w:val="0"/>
           <w:color w:val="222222"/>
           <w:sz w:val="21"/>
@@ -761,7 +761,7 @@
       </w:pPr>
       <w:r>
         <w:rPr>
-          <w:rFonts w:ascii="Calibri" w:hAnsi="Calibri" w:eastAsia="PingFang SC" w:cs="PingFang SC"/>
+          <w:rFonts w:ascii="Arial Unicode MS" w:hAnsi="Arial Unicode MS" w:eastAsia="Arial Unicode MS" w:cs="Arial Unicode MS"/>
           <w:b w:val="0"/>
           <w:color w:val="222222"/>
           <w:sz w:val="21"/>
@@ -775,7 +775,7 @@
       </w:pPr>
       <w:r>
         <w:rPr>
-          <w:rFonts w:ascii="Calibri" w:hAnsi="Calibri" w:eastAsia="PingFang SC" w:cs="PingFang SC"/>
+          <w:rFonts w:ascii="Arial Unicode MS" w:hAnsi="Arial Unicode MS" w:eastAsia="Arial Unicode MS" w:cs="Arial Unicode MS"/>
           <w:b w:val="0"/>
           <w:color w:val="222222"/>
           <w:sz w:val="21"/>
@@ -789,7 +789,7 @@
       </w:pPr>
       <w:r>
         <w:rPr>
-          <w:rFonts w:ascii="Calibri" w:hAnsi="Calibri" w:eastAsia="PingFang SC" w:cs="PingFang SC"/>
+          <w:rFonts w:ascii="Arial Unicode MS" w:hAnsi="Arial Unicode MS" w:eastAsia="Arial Unicode MS" w:cs="Arial Unicode MS"/>
           <w:b w:val="0"/>
           <w:color w:val="222222"/>
           <w:sz w:val="21"/>
@@ -836,7 +836,7 @@
       </w:pPr>
       <w:r>
         <w:rPr>
-          <w:rFonts w:ascii="Calibri" w:hAnsi="Calibri" w:eastAsia="PingFang SC" w:cs="PingFang SC"/>
+          <w:rFonts w:ascii="Arial Unicode MS" w:hAnsi="Arial Unicode MS" w:eastAsia="Arial Unicode MS" w:cs="Arial Unicode MS"/>
           <w:b w:val="0"/>
           <w:color w:val="222222"/>
           <w:sz w:val="21"/>
@@ -879,7 +879,7 @@
             </w:pPr>
             <w:r>
               <w:rPr>
-                <w:rFonts w:ascii="Calibri" w:hAnsi="Calibri" w:eastAsia="PingFang SC" w:cs="PingFang SC"/>
+                <w:rFonts w:ascii="Arial Unicode MS" w:hAnsi="Arial Unicode MS" w:eastAsia="Arial Unicode MS" w:cs="Arial Unicode MS"/>
                 <w:b/>
                 <w:color w:val="FFFFFF"/>
                 <w:sz w:val="21"/>
@@ -889,7 +889,7 @@
             </w:r>
             <w:r>
               <w:rPr>
-                <w:rFonts w:ascii="Calibri" w:hAnsi="Calibri" w:eastAsia="PingFang SC" w:cs="PingFang SC"/>
+                <w:rFonts w:ascii="Arial Unicode MS" w:hAnsi="Arial Unicode MS" w:eastAsia="Arial Unicode MS" w:cs="Arial Unicode MS"/>
                 <w:b w:val="0"/>
                 <w:color w:val="FFFFFF"/>
                 <w:sz w:val="19"/>
@@ -907,7 +907,7 @@
       </w:pPr>
       <w:r>
         <w:rPr>
-          <w:rFonts w:ascii="Calibri" w:hAnsi="Calibri" w:eastAsia="PingFang SC" w:cs="PingFang SC"/>
+          <w:rFonts w:ascii="Arial Unicode MS" w:hAnsi="Arial Unicode MS" w:eastAsia="Arial Unicode MS" w:cs="Arial Unicode MS"/>
           <w:b/>
           <w:color w:val="2E5E8C"/>
           <w:sz w:val="24"/>
@@ -950,7 +950,7 @@
             </w:pPr>
             <w:r>
               <w:rPr>
-                <w:rFonts w:ascii="Calibri" w:hAnsi="Calibri" w:eastAsia="PingFang SC" w:cs="PingFang SC"/>
+                <w:rFonts w:ascii="Arial Unicode MS" w:hAnsi="Arial Unicode MS" w:eastAsia="Arial Unicode MS" w:cs="Arial Unicode MS"/>
                 <w:b/>
                 <w:color w:val="17324D"/>
                 <w:sz w:val="21"/>
@@ -960,7 +960,7 @@
             </w:r>
             <w:r>
               <w:rPr>
-                <w:rFonts w:ascii="Calibri" w:hAnsi="Calibri" w:eastAsia="PingFang SC" w:cs="PingFang SC"/>
+                <w:rFonts w:ascii="Arial Unicode MS" w:hAnsi="Arial Unicode MS" w:eastAsia="Arial Unicode MS" w:cs="Arial Unicode MS"/>
                 <w:b w:val="0"/>
                 <w:color w:val="333333"/>
                 <w:sz w:val="19"/>
@@ -978,7 +978,7 @@
       </w:pPr>
       <w:r>
         <w:rPr>
-          <w:rFonts w:ascii="Calibri" w:hAnsi="Calibri" w:eastAsia="PingFang SC" w:cs="PingFang SC"/>
+          <w:rFonts w:ascii="Arial Unicode MS" w:hAnsi="Arial Unicode MS" w:eastAsia="Arial Unicode MS" w:cs="Arial Unicode MS"/>
           <w:b/>
           <w:color w:val="2E5E8C"/>
           <w:sz w:val="24"/>
@@ -1021,7 +1021,7 @@
             </w:pPr>
             <w:r>
               <w:rPr>
-                <w:rFonts w:ascii="Calibri" w:hAnsi="Calibri" w:eastAsia="PingFang SC" w:cs="PingFang SC"/>
+                <w:rFonts w:ascii="Arial Unicode MS" w:hAnsi="Arial Unicode MS" w:eastAsia="Arial Unicode MS" w:cs="Arial Unicode MS"/>
                 <w:b/>
                 <w:color w:val="FFFFFF"/>
                 <w:sz w:val="21"/>
@@ -1031,12 +1031,12 @@
             </w:r>
             <w:r>
               <w:rPr>
-                <w:rFonts w:ascii="Calibri" w:hAnsi="Calibri" w:eastAsia="PingFang SC" w:cs="PingFang SC"/>
+                <w:rFonts w:ascii="Arial Unicode MS" w:hAnsi="Arial Unicode MS" w:eastAsia="Arial Unicode MS" w:cs="Arial Unicode MS"/>
                 <w:b w:val="0"/>
                 <w:color w:val="FFFFFF"/>
                 <w:sz w:val="19"/>
               </w:rPr>
-              <w:t>MCP（规划建设）+ ATH（已在 user-service 落地）</w:t>
+              <w:t>MCP（规划建设）+ ATH M1—M5（已在 user-service 落地）</w:t>
             </w:r>
           </w:p>
         </w:tc>
@@ -1049,7 +1049,7 @@
       </w:pPr>
       <w:r>
         <w:rPr>
-          <w:rFonts w:ascii="Calibri" w:hAnsi="Calibri" w:eastAsia="PingFang SC" w:cs="PingFang SC"/>
+          <w:rFonts w:ascii="Arial Unicode MS" w:hAnsi="Arial Unicode MS" w:eastAsia="Arial Unicode MS" w:cs="Arial Unicode MS"/>
           <w:b/>
           <w:color w:val="2E5E8C"/>
           <w:sz w:val="24"/>
@@ -1092,7 +1092,7 @@
             </w:pPr>
             <w:r>
               <w:rPr>
-                <w:rFonts w:ascii="Calibri" w:hAnsi="Calibri" w:eastAsia="PingFang SC" w:cs="PingFang SC"/>
+                <w:rFonts w:ascii="Arial Unicode MS" w:hAnsi="Arial Unicode MS" w:eastAsia="Arial Unicode MS" w:cs="Arial Unicode MS"/>
                 <w:b/>
                 <w:color w:val="17324D"/>
                 <w:sz w:val="21"/>
@@ -1102,12 +1102,12 @@
             </w:r>
             <w:r>
               <w:rPr>
-                <w:rFonts w:ascii="Calibri" w:hAnsi="Calibri" w:eastAsia="PingFang SC" w:cs="PingFang SC"/>
+                <w:rFonts w:ascii="Arial Unicode MS" w:hAnsi="Arial Unicode MS" w:eastAsia="Arial Unicode MS" w:cs="Arial Unicode MS"/>
                 <w:b w:val="0"/>
                 <w:color w:val="333333"/>
                 <w:sz w:val="19"/>
               </w:rPr>
-              <w:t>统一代理、身份认证、Scope 授权、参数校验、Token 吊销、审计</w:t>
+              <w:t>DID 身份、双向握手、会话密钥、Scope、请求完整性、吊销与签名审计</w:t>
             </w:r>
           </w:p>
         </w:tc>
@@ -1120,7 +1120,7 @@
       </w:pPr>
       <w:r>
         <w:rPr>
-          <w:rFonts w:ascii="Calibri" w:hAnsi="Calibri" w:eastAsia="PingFang SC" w:cs="PingFang SC"/>
+          <w:rFonts w:ascii="Arial Unicode MS" w:hAnsi="Arial Unicode MS" w:eastAsia="Arial Unicode MS" w:cs="Arial Unicode MS"/>
           <w:b/>
           <w:color w:val="2E5E8C"/>
           <w:sz w:val="24"/>
@@ -1163,7 +1163,7 @@
             </w:pPr>
             <w:r>
               <w:rPr>
-                <w:rFonts w:ascii="Calibri" w:hAnsi="Calibri" w:eastAsia="PingFang SC" w:cs="PingFang SC"/>
+                <w:rFonts w:ascii="Arial Unicode MS" w:hAnsi="Arial Unicode MS" w:eastAsia="Arial Unicode MS" w:cs="Arial Unicode MS"/>
                 <w:b/>
                 <w:color w:val="FFFFFF"/>
                 <w:sz w:val="21"/>
@@ -1173,12 +1173,12 @@
             </w:r>
             <w:r>
               <w:rPr>
-                <w:rFonts w:ascii="Calibri" w:hAnsi="Calibri" w:eastAsia="PingFang SC" w:cs="PingFang SC"/>
+                <w:rFonts w:ascii="Arial Unicode MS" w:hAnsi="Arial Unicode MS" w:eastAsia="Arial Unicode MS" w:cs="Arial Unicode MS"/>
                 <w:b w:val="0"/>
                 <w:color w:val="FFFFFF"/>
                 <w:sz w:val="19"/>
               </w:rPr>
-              <w:t>PostgreSQL、Redis、用户 API、OAuth；文件/消息/权限服务规划中</w:t>
+              <w:t>PostgreSQL 审计链/Outbox、Redis 会话/重放保护、用户与 OAuth API</w:t>
             </w:r>
           </w:p>
         </w:tc>
@@ -1191,7 +1191,7 @@
       </w:pPr>
       <w:r>
         <w:rPr>
-          <w:rFonts w:ascii="Calibri" w:hAnsi="Calibri" w:eastAsia="PingFang SC" w:cs="PingFang SC"/>
+          <w:rFonts w:ascii="Arial Unicode MS" w:hAnsi="Arial Unicode MS" w:eastAsia="Arial Unicode MS" w:cs="Arial Unicode MS"/>
           <w:b w:val="0"/>
           <w:color w:val="222222"/>
           <w:sz w:val="21"/>
@@ -1238,7 +1238,7 @@
             </w:pPr>
             <w:r>
               <w:rPr>
-                <w:rFonts w:ascii="Calibri" w:hAnsi="Calibri" w:eastAsia="PingFang SC" w:cs="PingFang SC"/>
+                <w:rFonts w:ascii="Arial Unicode MS" w:hAnsi="Arial Unicode MS" w:eastAsia="Arial Unicode MS" w:cs="Arial Unicode MS"/>
                 <w:b/>
                 <w:color w:val="FFFFFF"/>
                 <w:sz w:val="19"/>
@@ -1266,7 +1266,7 @@
             </w:pPr>
             <w:r>
               <w:rPr>
-                <w:rFonts w:ascii="Calibri" w:hAnsi="Calibri" w:eastAsia="PingFang SC" w:cs="PingFang SC"/>
+                <w:rFonts w:ascii="Arial Unicode MS" w:hAnsi="Arial Unicode MS" w:eastAsia="Arial Unicode MS" w:cs="Arial Unicode MS"/>
                 <w:b/>
                 <w:color w:val="FFFFFF"/>
                 <w:sz w:val="19"/>
@@ -1294,7 +1294,7 @@
             </w:pPr>
             <w:r>
               <w:rPr>
-                <w:rFonts w:ascii="Calibri" w:hAnsi="Calibri" w:eastAsia="PingFang SC" w:cs="PingFang SC"/>
+                <w:rFonts w:ascii="Arial Unicode MS" w:hAnsi="Arial Unicode MS" w:eastAsia="Arial Unicode MS" w:cs="Arial Unicode MS"/>
                 <w:b/>
                 <w:color w:val="FFFFFF"/>
                 <w:sz w:val="19"/>
@@ -1322,7 +1322,7 @@
             </w:pPr>
             <w:r>
               <w:rPr>
-                <w:rFonts w:ascii="Calibri" w:hAnsi="Calibri" w:eastAsia="PingFang SC" w:cs="PingFang SC"/>
+                <w:rFonts w:ascii="Arial Unicode MS" w:hAnsi="Arial Unicode MS" w:eastAsia="Arial Unicode MS" w:cs="Arial Unicode MS"/>
                 <w:b/>
                 <w:color w:val="FFFFFF"/>
                 <w:sz w:val="19"/>
@@ -1354,7 +1354,7 @@
             </w:pPr>
             <w:r>
               <w:rPr>
-                <w:rFonts w:ascii="Calibri" w:hAnsi="Calibri" w:eastAsia="PingFang SC" w:cs="PingFang SC"/>
+                <w:rFonts w:ascii="Arial Unicode MS" w:hAnsi="Arial Unicode MS" w:eastAsia="Arial Unicode MS" w:cs="Arial Unicode MS"/>
                 <w:b w:val="0"/>
                 <w:color w:val="222222"/>
                 <w:sz w:val="18"/>
@@ -1380,7 +1380,7 @@
             </w:pPr>
             <w:r>
               <w:rPr>
-                <w:rFonts w:ascii="Calibri" w:hAnsi="Calibri" w:eastAsia="PingFang SC" w:cs="PingFang SC"/>
+                <w:rFonts w:ascii="Arial Unicode MS" w:hAnsi="Arial Unicode MS" w:eastAsia="Arial Unicode MS" w:cs="Arial Unicode MS"/>
                 <w:b w:val="0"/>
                 <w:color w:val="222222"/>
                 <w:sz w:val="18"/>
@@ -1406,7 +1406,7 @@
             </w:pPr>
             <w:r>
               <w:rPr>
-                <w:rFonts w:ascii="Calibri" w:hAnsi="Calibri" w:eastAsia="PingFang SC" w:cs="PingFang SC"/>
+                <w:rFonts w:ascii="Arial Unicode MS" w:hAnsi="Arial Unicode MS" w:eastAsia="Arial Unicode MS" w:cs="Arial Unicode MS"/>
                 <w:b w:val="0"/>
                 <w:color w:val="222222"/>
                 <w:sz w:val="18"/>
@@ -1432,7 +1432,7 @@
             </w:pPr>
             <w:r>
               <w:rPr>
-                <w:rFonts w:ascii="Calibri" w:hAnsi="Calibri" w:eastAsia="PingFang SC" w:cs="PingFang SC"/>
+                <w:rFonts w:ascii="Arial Unicode MS" w:hAnsi="Arial Unicode MS" w:eastAsia="Arial Unicode MS" w:cs="Arial Unicode MS"/>
                 <w:b w:val="0"/>
                 <w:color w:val="222222"/>
                 <w:sz w:val="18"/>
@@ -1465,7 +1465,7 @@
             </w:pPr>
             <w:r>
               <w:rPr>
-                <w:rFonts w:ascii="Calibri" w:hAnsi="Calibri" w:eastAsia="PingFang SC" w:cs="PingFang SC"/>
+                <w:rFonts w:ascii="Arial Unicode MS" w:hAnsi="Arial Unicode MS" w:eastAsia="Arial Unicode MS" w:cs="Arial Unicode MS"/>
                 <w:b w:val="0"/>
                 <w:color w:val="222222"/>
                 <w:sz w:val="18"/>
@@ -1492,7 +1492,7 @@
             </w:pPr>
             <w:r>
               <w:rPr>
-                <w:rFonts w:ascii="Calibri" w:hAnsi="Calibri" w:eastAsia="PingFang SC" w:cs="PingFang SC"/>
+                <w:rFonts w:ascii="Arial Unicode MS" w:hAnsi="Arial Unicode MS" w:eastAsia="Arial Unicode MS" w:cs="Arial Unicode MS"/>
                 <w:b w:val="0"/>
                 <w:color w:val="222222"/>
                 <w:sz w:val="18"/>
@@ -1519,7 +1519,7 @@
             </w:pPr>
             <w:r>
               <w:rPr>
-                <w:rFonts w:ascii="Calibri" w:hAnsi="Calibri" w:eastAsia="PingFang SC" w:cs="PingFang SC"/>
+                <w:rFonts w:ascii="Arial Unicode MS" w:hAnsi="Arial Unicode MS" w:eastAsia="Arial Unicode MS" w:cs="Arial Unicode MS"/>
                 <w:b w:val="0"/>
                 <w:color w:val="222222"/>
                 <w:sz w:val="18"/>
@@ -1546,7 +1546,7 @@
             </w:pPr>
             <w:r>
               <w:rPr>
-                <w:rFonts w:ascii="Calibri" w:hAnsi="Calibri" w:eastAsia="PingFang SC" w:cs="PingFang SC"/>
+                <w:rFonts w:ascii="Arial Unicode MS" w:hAnsi="Arial Unicode MS" w:eastAsia="Arial Unicode MS" w:cs="Arial Unicode MS"/>
                 <w:b w:val="0"/>
                 <w:color w:val="222222"/>
                 <w:sz w:val="18"/>
@@ -1578,7 +1578,7 @@
             </w:pPr>
             <w:r>
               <w:rPr>
-                <w:rFonts w:ascii="Calibri" w:hAnsi="Calibri" w:eastAsia="PingFang SC" w:cs="PingFang SC"/>
+                <w:rFonts w:ascii="Arial Unicode MS" w:hAnsi="Arial Unicode MS" w:eastAsia="Arial Unicode MS" w:cs="Arial Unicode MS"/>
                 <w:b w:val="0"/>
                 <w:color w:val="222222"/>
                 <w:sz w:val="18"/>
@@ -1604,12 +1604,12 @@
             </w:pPr>
             <w:r>
               <w:rPr>
-                <w:rFonts w:ascii="Calibri" w:hAnsi="Calibri" w:eastAsia="PingFang SC" w:cs="PingFang SC"/>
+                <w:rFonts w:ascii="Arial Unicode MS" w:hAnsi="Arial Unicode MS" w:eastAsia="Arial Unicode MS" w:cs="Arial Unicode MS"/>
                 <w:b w:val="0"/>
                 <w:color w:val="222222"/>
                 <w:sz w:val="18"/>
               </w:rPr>
-              <w:t>可发现、可授权、可阻断</w:t>
+              <w:t>可发现、可授权、可校验、可阻断</w:t>
             </w:r>
           </w:p>
         </w:tc>
@@ -1630,12 +1630,12 @@
             </w:pPr>
             <w:r>
               <w:rPr>
-                <w:rFonts w:ascii="Calibri" w:hAnsi="Calibri" w:eastAsia="PingFang SC" w:cs="PingFang SC"/>
+                <w:rFonts w:ascii="Arial Unicode MS" w:hAnsi="Arial Unicode MS" w:eastAsia="Arial Unicode MS" w:cs="Arial Unicode MS"/>
                 <w:b w:val="0"/>
                 <w:color w:val="222222"/>
                 <w:sz w:val="18"/>
               </w:rPr>
-              <w:t>ATH 发现文档、Provider 与 Scope</w:t>
+              <w:t>ATH 发现文档、Provider/Scope、HMAC 请求完整性</w:t>
             </w:r>
           </w:p>
         </w:tc>
@@ -1656,7 +1656,7 @@
             </w:pPr>
             <w:r>
               <w:rPr>
-                <w:rFonts w:ascii="Calibri" w:hAnsi="Calibri" w:eastAsia="PingFang SC" w:cs="PingFang SC"/>
+                <w:rFonts w:ascii="Arial Unicode MS" w:hAnsi="Arial Unicode MS" w:eastAsia="Arial Unicode MS" w:cs="Arial Unicode MS"/>
                 <w:b w:val="0"/>
                 <w:color w:val="222222"/>
                 <w:sz w:val="18"/>
@@ -1689,7 +1689,7 @@
             </w:pPr>
             <w:r>
               <w:rPr>
-                <w:rFonts w:ascii="Calibri" w:hAnsi="Calibri" w:eastAsia="PingFang SC" w:cs="PingFang SC"/>
+                <w:rFonts w:ascii="Arial Unicode MS" w:hAnsi="Arial Unicode MS" w:eastAsia="Arial Unicode MS" w:cs="Arial Unicode MS"/>
                 <w:b w:val="0"/>
                 <w:color w:val="222222"/>
                 <w:sz w:val="18"/>
@@ -1716,12 +1716,12 @@
             </w:pPr>
             <w:r>
               <w:rPr>
-                <w:rFonts w:ascii="Calibri" w:hAnsi="Calibri" w:eastAsia="PingFang SC" w:cs="PingFang SC"/>
+                <w:rFonts w:ascii="Arial Unicode MS" w:hAnsi="Arial Unicode MS" w:eastAsia="Arial Unicode MS" w:cs="Arial Unicode MS"/>
                 <w:b w:val="0"/>
                 <w:color w:val="222222"/>
                 <w:sz w:val="18"/>
               </w:rPr>
-              <w:t>兼容通用协议并扩展 Agent 身份</w:t>
+              <w:t>兼容通用协议并扩展 Agent 强身份</w:t>
             </w:r>
           </w:p>
         </w:tc>
@@ -1743,12 +1743,12 @@
             </w:pPr>
             <w:r>
               <w:rPr>
-                <w:rFonts w:ascii="Calibri" w:hAnsi="Calibri" w:eastAsia="PingFang SC" w:cs="PingFang SC"/>
+                <w:rFonts w:ascii="Arial Unicode MS" w:hAnsi="Arial Unicode MS" w:eastAsia="Arial Unicode MS" w:cs="Arial Unicode MS"/>
                 <w:b w:val="0"/>
                 <w:color w:val="222222"/>
                 <w:sz w:val="18"/>
               </w:rPr>
-              <w:t>OAuth 2.0 + ATH</w:t>
+              <w:t>OAuth 2.0 + ATH v0.1 网关模式</w:t>
             </w:r>
           </w:p>
         </w:tc>
@@ -1770,7 +1770,7 @@
             </w:pPr>
             <w:r>
               <w:rPr>
-                <w:rFonts w:ascii="Calibri" w:hAnsi="Calibri" w:eastAsia="PingFang SC" w:cs="PingFang SC"/>
+                <w:rFonts w:ascii="Arial Unicode MS" w:hAnsi="Arial Unicode MS" w:eastAsia="Arial Unicode MS" w:cs="Arial Unicode MS"/>
                 <w:b w:val="0"/>
                 <w:color w:val="222222"/>
                 <w:sz w:val="18"/>
@@ -1802,7 +1802,7 @@
             </w:pPr>
             <w:r>
               <w:rPr>
-                <w:rFonts w:ascii="Calibri" w:hAnsi="Calibri" w:eastAsia="PingFang SC" w:cs="PingFang SC"/>
+                <w:rFonts w:ascii="Arial Unicode MS" w:hAnsi="Arial Unicode MS" w:eastAsia="Arial Unicode MS" w:cs="Arial Unicode MS"/>
                 <w:b w:val="0"/>
                 <w:color w:val="222222"/>
                 <w:sz w:val="18"/>
@@ -1828,7 +1828,7 @@
             </w:pPr>
             <w:r>
               <w:rPr>
-                <w:rFonts w:ascii="Calibri" w:hAnsi="Calibri" w:eastAsia="PingFang SC" w:cs="PingFang SC"/>
+                <w:rFonts w:ascii="Arial Unicode MS" w:hAnsi="Arial Unicode MS" w:eastAsia="Arial Unicode MS" w:cs="Arial Unicode MS"/>
                 <w:b w:val="0"/>
                 <w:color w:val="222222"/>
                 <w:sz w:val="18"/>
@@ -1854,7 +1854,7 @@
             </w:pPr>
             <w:r>
               <w:rPr>
-                <w:rFonts w:ascii="Calibri" w:hAnsi="Calibri" w:eastAsia="PingFang SC" w:cs="PingFang SC"/>
+                <w:rFonts w:ascii="Arial Unicode MS" w:hAnsi="Arial Unicode MS" w:eastAsia="Arial Unicode MS" w:cs="Arial Unicode MS"/>
                 <w:b w:val="0"/>
                 <w:color w:val="222222"/>
                 <w:sz w:val="18"/>
@@ -1880,7 +1880,7 @@
             </w:pPr>
             <w:r>
               <w:rPr>
-                <w:rFonts w:ascii="Calibri" w:hAnsi="Calibri" w:eastAsia="PingFang SC" w:cs="PingFang SC"/>
+                <w:rFonts w:ascii="Arial Unicode MS" w:hAnsi="Arial Unicode MS" w:eastAsia="Arial Unicode MS" w:cs="Arial Unicode MS"/>
                 <w:b w:val="0"/>
                 <w:color w:val="222222"/>
                 <w:sz w:val="18"/>
@@ -1913,7 +1913,7 @@
             </w:pPr>
             <w:r>
               <w:rPr>
-                <w:rFonts w:ascii="Calibri" w:hAnsi="Calibri" w:eastAsia="PingFang SC" w:cs="PingFang SC"/>
+                <w:rFonts w:ascii="Arial Unicode MS" w:hAnsi="Arial Unicode MS" w:eastAsia="Arial Unicode MS" w:cs="Arial Unicode MS"/>
                 <w:b w:val="0"/>
                 <w:color w:val="222222"/>
                 <w:sz w:val="18"/>
@@ -1940,12 +1940,12 @@
             </w:pPr>
             <w:r>
               <w:rPr>
-                <w:rFonts w:ascii="Calibri" w:hAnsi="Calibri" w:eastAsia="PingFang SC" w:cs="PingFang SC"/>
+                <w:rFonts w:ascii="Arial Unicode MS" w:hAnsi="Arial Unicode MS" w:eastAsia="Arial Unicode MS" w:cs="Arial Unicode MS"/>
                 <w:b w:val="0"/>
                 <w:color w:val="222222"/>
                 <w:sz w:val="18"/>
               </w:rPr>
-              <w:t>最小化、隔离、可追溯</w:t>
+              <w:t>最小化、隔离、可验证追溯</w:t>
             </w:r>
           </w:p>
         </w:tc>
@@ -1967,12 +1967,12 @@
             </w:pPr>
             <w:r>
               <w:rPr>
-                <w:rFonts w:ascii="Calibri" w:hAnsi="Calibri" w:eastAsia="PingFang SC" w:cs="PingFang SC"/>
+                <w:rFonts w:ascii="Arial Unicode MS" w:hAnsi="Arial Unicode MS" w:eastAsia="Arial Unicode MS" w:cs="Arial Unicode MS"/>
                 <w:b w:val="0"/>
                 <w:color w:val="222222"/>
                 <w:sz w:val="18"/>
               </w:rPr>
-              <w:t>JWT/ATH Token、Redis Session、日志</w:t>
+              <w:t>短期会话密钥、Redis、签名审计链、外部锚定</w:t>
             </w:r>
           </w:p>
         </w:tc>
@@ -1994,12 +1994,12 @@
             </w:pPr>
             <w:r>
               <w:rPr>
-                <w:rFonts w:ascii="Calibri" w:hAnsi="Calibri" w:eastAsia="PingFang SC" w:cs="PingFang SC"/>
+                <w:rFonts w:ascii="Arial Unicode MS" w:hAnsi="Arial Unicode MS" w:eastAsia="Arial Unicode MS" w:cs="Arial Unicode MS"/>
                 <w:b w:val="0"/>
                 <w:color w:val="222222"/>
                 <w:sz w:val="18"/>
               </w:rPr>
-              <w:t>部分实现</w:t>
+              <w:t>已实现基础</w:t>
             </w:r>
           </w:p>
         </w:tc>
@@ -2026,7 +2026,7 @@
       </w:pPr>
       <w:r>
         <w:rPr>
-          <w:rFonts w:ascii="Calibri" w:hAnsi="Calibri" w:eastAsia="PingFang SC" w:cs="PingFang SC"/>
+          <w:rFonts w:ascii="Arial Unicode MS" w:hAnsi="Arial Unicode MS" w:eastAsia="Arial Unicode MS" w:cs="Arial Unicode MS"/>
           <w:b w:val="0"/>
           <w:color w:val="222222"/>
           <w:sz w:val="21"/>
@@ -2041,12 +2041,12 @@
       </w:pPr>
       <w:r>
         <w:rPr>
-          <w:rFonts w:ascii="Calibri" w:hAnsi="Calibri" w:eastAsia="PingFang SC" w:cs="PingFang SC"/>
+          <w:rFonts w:ascii="Arial Unicode MS" w:hAnsi="Arial Unicode MS" w:eastAsia="Arial Unicode MS" w:cs="Arial Unicode MS"/>
           <w:b w:val="0"/>
           <w:color w:val="222222"/>
           <w:sz w:val="21"/>
         </w:rPr>
-        <w:t>ATH 是项目在 user-service 中实现的智能体可信交互协议。其设计思路是在 OAuth 2.0 用户授权基础上增加 Agent 身份声明、Provider/Scope 申请、会话绑定和代理调用，从而把“谁代表谁、可调用什么、何时失效、如何追溯”纳入协议流程。</w:t>
+        <w:t>ATH 是项目在 user-service 中实现的智能体可信交互协议。其设计思路是在 OAuth 2.0 用户授权基础上增加 Agent 身份文档、双向身份挑战、Provider/Scope 申请、会话密钥、逐请求完整性和签名存证，从而把“谁代表谁、双方是否真实、可调用什么、本次请求是否被篡改、如何追溯”纳入协议流程。</w:t>
       </w:r>
     </w:p>
     <w:tbl>
@@ -2087,7 +2087,7 @@
             </w:pPr>
             <w:r>
               <w:rPr>
-                <w:rFonts w:ascii="Calibri" w:hAnsi="Calibri" w:eastAsia="PingFang SC" w:cs="PingFang SC"/>
+                <w:rFonts w:ascii="Arial Unicode MS" w:hAnsi="Arial Unicode MS" w:eastAsia="Arial Unicode MS" w:cs="Arial Unicode MS"/>
                 <w:b/>
                 <w:color w:val="FFFFFF"/>
                 <w:sz w:val="19"/>
@@ -2115,7 +2115,7 @@
             </w:pPr>
             <w:r>
               <w:rPr>
-                <w:rFonts w:ascii="Calibri" w:hAnsi="Calibri" w:eastAsia="PingFang SC" w:cs="PingFang SC"/>
+                <w:rFonts w:ascii="Arial Unicode MS" w:hAnsi="Arial Unicode MS" w:eastAsia="Arial Unicode MS" w:cs="Arial Unicode MS"/>
                 <w:b/>
                 <w:color w:val="FFFFFF"/>
                 <w:sz w:val="19"/>
@@ -2143,7 +2143,7 @@
             </w:pPr>
             <w:r>
               <w:rPr>
-                <w:rFonts w:ascii="Calibri" w:hAnsi="Calibri" w:eastAsia="PingFang SC" w:cs="PingFang SC"/>
+                <w:rFonts w:ascii="Arial Unicode MS" w:hAnsi="Arial Unicode MS" w:eastAsia="Arial Unicode MS" w:cs="Arial Unicode MS"/>
                 <w:b/>
                 <w:color w:val="FFFFFF"/>
                 <w:sz w:val="19"/>
@@ -2175,7 +2175,7 @@
             </w:pPr>
             <w:r>
               <w:rPr>
-                <w:rFonts w:ascii="Calibri" w:hAnsi="Calibri" w:eastAsia="PingFang SC" w:cs="PingFang SC"/>
+                <w:rFonts w:ascii="Arial Unicode MS" w:hAnsi="Arial Unicode MS" w:eastAsia="Arial Unicode MS" w:cs="Arial Unicode MS"/>
                 <w:b w:val="0"/>
                 <w:color w:val="222222"/>
                 <w:sz w:val="18"/>
@@ -2201,7 +2201,7 @@
             </w:pPr>
             <w:r>
               <w:rPr>
-                <w:rFonts w:ascii="Calibri" w:hAnsi="Calibri" w:eastAsia="PingFang SC" w:cs="PingFang SC"/>
+                <w:rFonts w:ascii="Arial Unicode MS" w:hAnsi="Arial Unicode MS" w:eastAsia="Arial Unicode MS" w:cs="Arial Unicode MS"/>
                 <w:b w:val="0"/>
                 <w:color w:val="222222"/>
                 <w:sz w:val="18"/>
@@ -2227,12 +2227,12 @@
             </w:pPr>
             <w:r>
               <w:rPr>
-                <w:rFonts w:ascii="Calibri" w:hAnsi="Calibri" w:eastAsia="PingFang SC" w:cs="PingFang SC"/>
+                <w:rFonts w:ascii="Arial Unicode MS" w:hAnsi="Arial Unicode MS" w:eastAsia="Arial Unicode MS" w:cs="Arial Unicode MS"/>
                 <w:b w:val="0"/>
                 <w:color w:val="222222"/>
                 <w:sz w:val="18"/>
               </w:rPr>
-              <w:t>发布端点、Provider 和 Scope，形成能力目录</w:t>
+              <w:t>发布端点、算法、能力和审计/锚定地址</w:t>
             </w:r>
           </w:p>
         </w:tc>
@@ -2260,7 +2260,7 @@
             </w:pPr>
             <w:r>
               <w:rPr>
-                <w:rFonts w:ascii="Calibri" w:hAnsi="Calibri" w:eastAsia="PingFang SC" w:cs="PingFang SC"/>
+                <w:rFonts w:ascii="Arial Unicode MS" w:hAnsi="Arial Unicode MS" w:eastAsia="Arial Unicode MS" w:cs="Arial Unicode MS"/>
                 <w:b w:val="0"/>
                 <w:color w:val="222222"/>
                 <w:sz w:val="18"/>
@@ -2287,7 +2287,7 @@
             </w:pPr>
             <w:r>
               <w:rPr>
-                <w:rFonts w:ascii="Calibri" w:hAnsi="Calibri" w:eastAsia="PingFang SC" w:cs="PingFang SC"/>
+                <w:rFonts w:ascii="Arial Unicode MS" w:hAnsi="Arial Unicode MS" w:eastAsia="Arial Unicode MS" w:cs="Arial Unicode MS"/>
                 <w:b w:val="0"/>
                 <w:color w:val="222222"/>
                 <w:sz w:val="18"/>
@@ -2314,12 +2314,12 @@
             </w:pPr>
             <w:r>
               <w:rPr>
-                <w:rFonts w:ascii="Calibri" w:hAnsi="Calibri" w:eastAsia="PingFang SC" w:cs="PingFang SC"/>
+                <w:rFonts w:ascii="Arial Unicode MS" w:hAnsi="Arial Unicode MS" w:eastAsia="Arial Unicode MS" w:cs="Arial Unicode MS"/>
                 <w:b w:val="0"/>
                 <w:color w:val="222222"/>
                 <w:sz w:val="18"/>
               </w:rPr>
-              <w:t>提交 Attestation，登记 Agent、回调地址和申请能力</w:t>
+              <w:t>解析身份文档并验证 ES256 Attestation、声明与 JTI</w:t>
             </w:r>
           </w:p>
         </w:tc>
@@ -2346,12 +2346,12 @@
             </w:pPr>
             <w:r>
               <w:rPr>
-                <w:rFonts w:ascii="Calibri" w:hAnsi="Calibri" w:eastAsia="PingFang SC" w:cs="PingFang SC"/>
+                <w:rFonts w:ascii="Arial Unicode MS" w:hAnsi="Arial Unicode MS" w:eastAsia="Arial Unicode MS" w:cs="Arial Unicode MS"/>
                 <w:b w:val="0"/>
                 <w:color w:val="222222"/>
                 <w:sz w:val="18"/>
               </w:rPr>
-              <w:t>3 授权发起</w:t>
+              <w:t>3 双向握手</w:t>
             </w:r>
           </w:p>
         </w:tc>
@@ -2372,12 +2372,12 @@
             </w:pPr>
             <w:r>
               <w:rPr>
-                <w:rFonts w:ascii="Calibri" w:hAnsi="Calibri" w:eastAsia="PingFang SC" w:cs="PingFang SC"/>
+                <w:rFonts w:ascii="Arial Unicode MS" w:hAnsi="Arial Unicode MS" w:eastAsia="Arial Unicode MS" w:cs="Arial Unicode MS"/>
                 <w:b w:val="0"/>
                 <w:color w:val="222222"/>
                 <w:sz w:val="18"/>
               </w:rPr>
-              <w:t>POST /api/v1/ath/authorize</w:t>
+              <w:t>POST /handshakes；POST /proof</w:t>
             </w:r>
           </w:p>
         </w:tc>
@@ -2398,12 +2398,12 @@
             </w:pPr>
             <w:r>
               <w:rPr>
-                <w:rFonts w:ascii="Calibri" w:hAnsi="Calibri" w:eastAsia="PingFang SC" w:cs="PingFang SC"/>
+                <w:rFonts w:ascii="Arial Unicode MS" w:hAnsi="Arial Unicode MS" w:eastAsia="Arial Unicode MS" w:cs="Arial Unicode MS"/>
                 <w:b w:val="0"/>
                 <w:color w:val="222222"/>
                 <w:sz w:val="18"/>
               </w:rPr>
-              <w:t>校验 Agent 状态并计算允许的 Scope 交集</w:t>
+              <w:t>服务端挑战签名、Agent 身份证明、原子状态迁移</w:t>
             </w:r>
           </w:p>
         </w:tc>
@@ -2431,12 +2431,12 @@
             </w:pPr>
             <w:r>
               <w:rPr>
-                <w:rFonts w:ascii="Calibri" w:hAnsi="Calibri" w:eastAsia="PingFang SC" w:cs="PingFang SC"/>
+                <w:rFonts w:ascii="Arial Unicode MS" w:hAnsi="Arial Unicode MS" w:eastAsia="Arial Unicode MS" w:cs="Arial Unicode MS"/>
                 <w:b w:val="0"/>
                 <w:color w:val="222222"/>
                 <w:sz w:val="18"/>
               </w:rPr>
-              <w:t>4 用户同意</w:t>
+              <w:t>4 会话建钥</w:t>
             </w:r>
           </w:p>
         </w:tc>
@@ -2458,12 +2458,12 @@
             </w:pPr>
             <w:r>
               <w:rPr>
-                <w:rFonts w:ascii="Calibri" w:hAnsi="Calibri" w:eastAsia="PingFang SC" w:cs="PingFang SC"/>
+                <w:rFonts w:ascii="Arial Unicode MS" w:hAnsi="Arial Unicode MS" w:eastAsia="Arial Unicode MS" w:cs="Arial Unicode MS"/>
                 <w:b w:val="0"/>
                 <w:color w:val="222222"/>
                 <w:sz w:val="18"/>
               </w:rPr>
-              <w:t>OAuth authorize</w:t>
+              <w:t>P-256 ECDH + HKDF-SHA256</w:t>
             </w:r>
           </w:p>
         </w:tc>
@@ -2485,12 +2485,12 @@
             </w:pPr>
             <w:r>
               <w:rPr>
-                <w:rFonts w:ascii="Calibri" w:hAnsi="Calibri" w:eastAsia="PingFang SC" w:cs="PingFang SC"/>
+                <w:rFonts w:ascii="Arial Unicode MS" w:hAnsi="Arial Unicode MS" w:eastAsia="Arial Unicode MS" w:cs="Arial Unicode MS"/>
                 <w:b w:val="0"/>
                 <w:color w:val="222222"/>
                 <w:sz w:val="18"/>
               </w:rPr>
-              <w:t>由用户显式确认访问范围</w:t>
+              <w:t>双方独立派生 32 字节短期会话密钥</w:t>
             </w:r>
           </w:p>
         </w:tc>
@@ -2517,12 +2517,12 @@
             </w:pPr>
             <w:r>
               <w:rPr>
-                <w:rFonts w:ascii="Calibri" w:hAnsi="Calibri" w:eastAsia="PingFang SC" w:cs="PingFang SC"/>
+                <w:rFonts w:ascii="Arial Unicode MS" w:hAnsi="Arial Unicode MS" w:eastAsia="Arial Unicode MS" w:cs="Arial Unicode MS"/>
                 <w:b w:val="0"/>
                 <w:color w:val="222222"/>
                 <w:sz w:val="18"/>
               </w:rPr>
-              <w:t>5 Token 交换</w:t>
+              <w:t>5 用户授权</w:t>
             </w:r>
           </w:p>
         </w:tc>
@@ -2543,12 +2543,12 @@
             </w:pPr>
             <w:r>
               <w:rPr>
-                <w:rFonts w:ascii="Calibri" w:hAnsi="Calibri" w:eastAsia="PingFang SC" w:cs="PingFang SC"/>
+                <w:rFonts w:ascii="Arial Unicode MS" w:hAnsi="Arial Unicode MS" w:eastAsia="Arial Unicode MS" w:cs="Arial Unicode MS"/>
                 <w:b w:val="0"/>
                 <w:color w:val="222222"/>
                 <w:sz w:val="18"/>
               </w:rPr>
-              <w:t>POST /api/v1/ath/token</w:t>
+              <w:t>ATH authorize + OAuth consent</w:t>
             </w:r>
           </w:p>
         </w:tc>
@@ -2569,12 +2569,12 @@
             </w:pPr>
             <w:r>
               <w:rPr>
-                <w:rFonts w:ascii="Calibri" w:hAnsi="Calibri" w:eastAsia="PingFang SC" w:cs="PingFang SC"/>
+                <w:rFonts w:ascii="Arial Unicode MS" w:hAnsi="Arial Unicode MS" w:eastAsia="Arial Unicode MS" w:cs="Arial Unicode MS"/>
                 <w:b w:val="0"/>
                 <w:color w:val="222222"/>
                 <w:sz w:val="18"/>
               </w:rPr>
-              <w:t>将授权码与 ATH Session 绑定并签发 Token</w:t>
+              <w:t>绑定已验证握手并计算 Scope 交集</w:t>
             </w:r>
           </w:p>
         </w:tc>
@@ -2602,12 +2602,12 @@
             </w:pPr>
             <w:r>
               <w:rPr>
-                <w:rFonts w:ascii="Calibri" w:hAnsi="Calibri" w:eastAsia="PingFang SC" w:cs="PingFang SC"/>
+                <w:rFonts w:ascii="Arial Unicode MS" w:hAnsi="Arial Unicode MS" w:eastAsia="Arial Unicode MS" w:cs="Arial Unicode MS"/>
                 <w:b w:val="0"/>
                 <w:color w:val="222222"/>
                 <w:sz w:val="18"/>
               </w:rPr>
-              <w:t>6 代理调用</w:t>
+              <w:t>6 Token 交换</w:t>
             </w:r>
           </w:p>
         </w:tc>
@@ -2629,12 +2629,12 @@
             </w:pPr>
             <w:r>
               <w:rPr>
-                <w:rFonts w:ascii="Calibri" w:hAnsi="Calibri" w:eastAsia="PingFang SC" w:cs="PingFang SC"/>
+                <w:rFonts w:ascii="Arial Unicode MS" w:hAnsi="Arial Unicode MS" w:eastAsia="Arial Unicode MS" w:cs="Arial Unicode MS"/>
                 <w:b w:val="0"/>
                 <w:color w:val="222222"/>
                 <w:sz w:val="18"/>
               </w:rPr>
-              <w:t>POST /api/v1/ath/proxy</w:t>
+              <w:t>POST /api/v1/ath/token</w:t>
             </w:r>
           </w:p>
         </w:tc>
@@ -2656,12 +2656,12 @@
             </w:pPr>
             <w:r>
               <w:rPr>
-                <w:rFonts w:ascii="Calibri" w:hAnsi="Calibri" w:eastAsia="PingFang SC" w:cs="PingFang SC"/>
+                <w:rFonts w:ascii="Arial Unicode MS" w:hAnsi="Arial Unicode MS" w:eastAsia="Arial Unicode MS" w:cs="Arial Unicode MS"/>
                 <w:b w:val="0"/>
                 <w:color w:val="222222"/>
                 <w:sz w:val="18"/>
               </w:rPr>
-              <w:t>校验 Token、Provider、Scope 后调用受控能力</w:t>
+              <w:t>将 Token 与 Agent、Provider、Session、Handshake 绑定</w:t>
             </w:r>
           </w:p>
         </w:tc>
@@ -2688,12 +2688,12 @@
             </w:pPr>
             <w:r>
               <w:rPr>
-                <w:rFonts w:ascii="Calibri" w:hAnsi="Calibri" w:eastAsia="PingFang SC" w:cs="PingFang SC"/>
+                <w:rFonts w:ascii="Arial Unicode MS" w:hAnsi="Arial Unicode MS" w:eastAsia="Arial Unicode MS" w:cs="Arial Unicode MS"/>
                 <w:b w:val="0"/>
                 <w:color w:val="222222"/>
                 <w:sz w:val="18"/>
               </w:rPr>
-              <w:t>7 吊销</w:t>
+              <w:t>7 代理调用</w:t>
             </w:r>
           </w:p>
         </w:tc>
@@ -2714,12 +2714,12 @@
             </w:pPr>
             <w:r>
               <w:rPr>
-                <w:rFonts w:ascii="Calibri" w:hAnsi="Calibri" w:eastAsia="PingFang SC" w:cs="PingFang SC"/>
+                <w:rFonts w:ascii="Arial Unicode MS" w:hAnsi="Arial Unicode MS" w:eastAsia="Arial Unicode MS" w:cs="Arial Unicode MS"/>
                 <w:b w:val="0"/>
                 <w:color w:val="222222"/>
                 <w:sz w:val="18"/>
               </w:rPr>
-              <w:t>POST /api/v1/ath/revoke</w:t>
+              <w:t>POST /api/v1/ath/proxy</w:t>
             </w:r>
           </w:p>
         </w:tc>
@@ -2740,12 +2740,99 @@
             </w:pPr>
             <w:r>
               <w:rPr>
-                <w:rFonts w:ascii="Calibri" w:hAnsi="Calibri" w:eastAsia="PingFang SC" w:cs="PingFang SC"/>
+                <w:rFonts w:ascii="Arial Unicode MS" w:hAnsi="Arial Unicode MS" w:eastAsia="Arial Unicode MS" w:cs="Arial Unicode MS"/>
                 <w:b w:val="0"/>
                 <w:color w:val="222222"/>
                 <w:sz w:val="18"/>
               </w:rPr>
-              <w:t>将 Token 加入撤销列表，终止后续访问</w:t>
+              <w:t>校验 HMAC、时间窗、nonce、Provider 与 Scope</w:t>
+            </w:r>
+          </w:p>
+        </w:tc>
+      </w:tr>
+      <w:tr>
+        <w:trPr>
+          <w:cantSplit/>
+        </w:trPr>
+        <w:tc>
+          <w:tcPr>
+            <w:tcW w:type="dxa" w:w="1100"/>
+            <w:shd w:fill="F5F7FA"/>
+            <w:vAlign w:val="center"/>
+            <w:tcMar>
+              <w:top w:w="100" w:type="dxa"/>
+              <w:start w:w="120" w:type="dxa"/>
+              <w:bottom w:w="100" w:type="dxa"/>
+              <w:end w:w="120" w:type="dxa"/>
+            </w:tcMar>
+          </w:tcPr>
+          <w:p>
+            <w:pPr>
+              <w:spacing w:after="0" w:line="276" w:lineRule="auto"/>
+              <w:jc w:val="center"/>
+            </w:pPr>
+            <w:r>
+              <w:rPr>
+                <w:rFonts w:ascii="Arial Unicode MS" w:hAnsi="Arial Unicode MS" w:eastAsia="Arial Unicode MS" w:cs="Arial Unicode MS"/>
+                <w:b w:val="0"/>
+                <w:color w:val="222222"/>
+                <w:sz w:val="18"/>
+              </w:rPr>
+              <w:t>8 审计锚定</w:t>
+            </w:r>
+          </w:p>
+        </w:tc>
+        <w:tc>
+          <w:tcPr>
+            <w:tcW w:type="dxa" w:w="3300"/>
+            <w:shd w:fill="F5F7FA"/>
+            <w:vAlign w:val="center"/>
+            <w:tcMar>
+              <w:top w:w="100" w:type="dxa"/>
+              <w:start w:w="120" w:type="dxa"/>
+              <w:bottom w:w="100" w:type="dxa"/>
+              <w:end w:w="120" w:type="dxa"/>
+            </w:tcMar>
+          </w:tcPr>
+          <w:p>
+            <w:pPr>
+              <w:spacing w:after="0" w:line="276" w:lineRule="auto"/>
+            </w:pPr>
+            <w:r>
+              <w:rPr>
+                <w:rFonts w:ascii="Arial Unicode MS" w:hAnsi="Arial Unicode MS" w:eastAsia="Arial Unicode MS" w:cs="Arial Unicode MS"/>
+                <w:b w:val="0"/>
+                <w:color w:val="222222"/>
+                <w:sz w:val="18"/>
+              </w:rPr>
+              <w:t>audit query/verify/head/anchor</w:t>
+            </w:r>
+          </w:p>
+        </w:tc>
+        <w:tc>
+          <w:tcPr>
+            <w:tcW w:type="dxa" w:w="4960"/>
+            <w:shd w:fill="F5F7FA"/>
+            <w:vAlign w:val="center"/>
+            <w:tcMar>
+              <w:top w:w="100" w:type="dxa"/>
+              <w:start w:w="120" w:type="dxa"/>
+              <w:bottom w:w="100" w:type="dxa"/>
+              <w:end w:w="120" w:type="dxa"/>
+            </w:tcMar>
+          </w:tcPr>
+          <w:p>
+            <w:pPr>
+              <w:spacing w:after="0" w:line="276" w:lineRule="auto"/>
+            </w:pPr>
+            <w:r>
+              <w:rPr>
+                <w:rFonts w:ascii="Arial Unicode MS" w:hAnsi="Arial Unicode MS" w:eastAsia="Arial Unicode MS" w:cs="Arial Unicode MS"/>
+                <w:b w:val="0"/>
+                <w:color w:val="222222"/>
+                <w:sz w:val="18"/>
+              </w:rPr>
+              <w:t>验证签名哈希链并可靠投递独立锚点</w:t>
             </w:r>
           </w:p>
         </w:tc>
@@ -2772,12 +2859,12 @@
       </w:pPr>
       <w:r>
         <w:rPr>
-          <w:rFonts w:ascii="Calibri" w:hAnsi="Calibri" w:eastAsia="PingFang SC" w:cs="PingFang SC"/>
+          <w:rFonts w:ascii="Arial Unicode MS" w:hAnsi="Arial Unicode MS" w:eastAsia="Arial Unicode MS" w:cs="Arial Unicode MS"/>
           <w:b w:val="0"/>
           <w:color w:val="222222"/>
           <w:sz w:val="21"/>
         </w:rPr>
-        <w:t>从项目实现看，用户身份、OAuth、ATH 路由、Scope 控制、Redis 会话和 Token 吊销已具备代码基础；但整体仍处于面向开发验证的早期阶段。特别是 ATH 注册处理器中存在“MVP 阶段跳过完整 ES256 验签”的代码说明，目前主要完成格式解析与 JTI 重放检查。该差距意味着“公钥绑定的强身份认证”尚未在注册入口完整闭环。</w:t>
+        <w:t>从项目实现看，ATH 已完成从身份注册到外部存证的纵向闭环。服务端可从公共 HTTPS Agent Identity Document 或 did:web 文档取得 P-256 公钥，验证 ES256 Attestation 的签名、iss、sub、aud、iat、exp 和 jti；握手阶段通过双方签名和 ECDH/HKDF 建立短期会话密钥；代理请求使用 HMAC 绑定 Token、方法、路径、正文摘要和握手，并以 Redis 原子 nonce 防止重放；关键事件进入签名哈希链和事务型 Outbox。</w:t>
       </w:r>
     </w:p>
     <w:tbl>
@@ -2819,7 +2906,7 @@
             </w:pPr>
             <w:r>
               <w:rPr>
-                <w:rFonts w:ascii="Calibri" w:hAnsi="Calibri" w:eastAsia="PingFang SC" w:cs="PingFang SC"/>
+                <w:rFonts w:ascii="Arial Unicode MS" w:hAnsi="Arial Unicode MS" w:eastAsia="Arial Unicode MS" w:cs="Arial Unicode MS"/>
                 <w:b/>
                 <w:color w:val="FFFFFF"/>
                 <w:sz w:val="19"/>
@@ -2847,7 +2934,7 @@
             </w:pPr>
             <w:r>
               <w:rPr>
-                <w:rFonts w:ascii="Calibri" w:hAnsi="Calibri" w:eastAsia="PingFang SC" w:cs="PingFang SC"/>
+                <w:rFonts w:ascii="Arial Unicode MS" w:hAnsi="Arial Unicode MS" w:eastAsia="Arial Unicode MS" w:cs="Arial Unicode MS"/>
                 <w:b/>
                 <w:color w:val="FFFFFF"/>
                 <w:sz w:val="19"/>
@@ -2875,7 +2962,7 @@
             </w:pPr>
             <w:r>
               <w:rPr>
-                <w:rFonts w:ascii="Calibri" w:hAnsi="Calibri" w:eastAsia="PingFang SC" w:cs="PingFang SC"/>
+                <w:rFonts w:ascii="Arial Unicode MS" w:hAnsi="Arial Unicode MS" w:eastAsia="Arial Unicode MS" w:cs="Arial Unicode MS"/>
                 <w:b/>
                 <w:color w:val="FFFFFF"/>
                 <w:sz w:val="19"/>
@@ -2903,7 +2990,7 @@
             </w:pPr>
             <w:r>
               <w:rPr>
-                <w:rFonts w:ascii="Calibri" w:hAnsi="Calibri" w:eastAsia="PingFang SC" w:cs="PingFang SC"/>
+                <w:rFonts w:ascii="Arial Unicode MS" w:hAnsi="Arial Unicode MS" w:eastAsia="Arial Unicode MS" w:cs="Arial Unicode MS"/>
                 <w:b/>
                 <w:color w:val="FFFFFF"/>
                 <w:sz w:val="19"/>
@@ -2935,7 +3022,7 @@
             </w:pPr>
             <w:r>
               <w:rPr>
-                <w:rFonts w:ascii="Calibri" w:hAnsi="Calibri" w:eastAsia="PingFang SC" w:cs="PingFang SC"/>
+                <w:rFonts w:ascii="Arial Unicode MS" w:hAnsi="Arial Unicode MS" w:eastAsia="Arial Unicode MS" w:cs="Arial Unicode MS"/>
                 <w:b w:val="0"/>
                 <w:color w:val="222222"/>
                 <w:sz w:val="18"/>
@@ -2961,12 +3048,12 @@
             </w:pPr>
             <w:r>
               <w:rPr>
-                <w:rFonts w:ascii="Calibri" w:hAnsi="Calibri" w:eastAsia="PingFang SC" w:cs="PingFang SC"/>
+                <w:rFonts w:ascii="Arial Unicode MS" w:hAnsi="Arial Unicode MS" w:eastAsia="Arial Unicode MS" w:cs="Arial Unicode MS"/>
                 <w:b w:val="0"/>
                 <w:color w:val="222222"/>
                 <w:sz w:val="18"/>
               </w:rPr>
-              <w:t>ATH 为项目自研协议，生态适配有限</w:t>
+              <w:t>已支持公共 HTTPS 身份文档与 did:web</w:t>
             </w:r>
           </w:p>
         </w:tc>
@@ -2987,12 +3074,12 @@
             </w:pPr>
             <w:r>
               <w:rPr>
-                <w:rFonts w:ascii="Calibri" w:hAnsi="Calibri" w:eastAsia="PingFang SC" w:cs="PingFang SC"/>
+                <w:rFonts w:ascii="Arial Unicode MS" w:hAnsi="Arial Unicode MS" w:eastAsia="Arial Unicode MS" w:cs="Arial Unicode MS"/>
                 <w:b w:val="0"/>
                 <w:color w:val="222222"/>
                 <w:sz w:val="18"/>
               </w:rPr>
-              <w:t>Agent 身份难跨平台复用</w:t>
+              <w:t>仍需与更多 Agent 平台互操作</w:t>
             </w:r>
           </w:p>
         </w:tc>
@@ -3013,12 +3100,12 @@
             </w:pPr>
             <w:r>
               <w:rPr>
-                <w:rFonts w:ascii="Calibri" w:hAnsi="Calibri" w:eastAsia="PingFang SC" w:cs="PingFang SC"/>
+                <w:rFonts w:ascii="Arial Unicode MS" w:hAnsi="Arial Unicode MS" w:eastAsia="Arial Unicode MS" w:cs="Arial Unicode MS"/>
                 <w:b w:val="0"/>
                 <w:color w:val="222222"/>
                 <w:sz w:val="18"/>
               </w:rPr>
-              <w:t>形成可验证身份声明规范并建设兼容层</w:t>
+              <w:t>形成测试向量、兼容配置与第三方互认测试</w:t>
             </w:r>
           </w:p>
         </w:tc>
@@ -3046,12 +3133,12 @@
             </w:pPr>
             <w:r>
               <w:rPr>
-                <w:rFonts w:ascii="Calibri" w:hAnsi="Calibri" w:eastAsia="PingFang SC" w:cs="PingFang SC"/>
+                <w:rFonts w:ascii="Arial Unicode MS" w:hAnsi="Arial Unicode MS" w:eastAsia="Arial Unicode MS" w:cs="Arial Unicode MS"/>
                 <w:b w:val="0"/>
                 <w:color w:val="222222"/>
                 <w:sz w:val="18"/>
               </w:rPr>
-              <w:t>注册验签完整性</w:t>
+              <w:t>密钥生产托管</w:t>
             </w:r>
           </w:p>
         </w:tc>
@@ -3073,12 +3160,12 @@
             </w:pPr>
             <w:r>
               <w:rPr>
-                <w:rFonts w:ascii="Calibri" w:hAnsi="Calibri" w:eastAsia="PingFang SC" w:cs="PingFang SC"/>
+                <w:rFonts w:ascii="Arial Unicode MS" w:hAnsi="Arial Unicode MS" w:eastAsia="Arial Unicode MS" w:cs="Arial Unicode MS"/>
                 <w:b w:val="0"/>
                 <w:color w:val="222222"/>
                 <w:sz w:val="18"/>
               </w:rPr>
-              <w:t>注册阶段未完成完整 ES256 验签</w:t>
+              <w:t>支持本地密钥环和通用 HTTPS KMS 网关</w:t>
             </w:r>
           </w:p>
         </w:tc>
@@ -3100,12 +3187,12 @@
             </w:pPr>
             <w:r>
               <w:rPr>
-                <w:rFonts w:ascii="Calibri" w:hAnsi="Calibri" w:eastAsia="PingFang SC" w:cs="PingFang SC"/>
+                <w:rFonts w:ascii="Arial Unicode MS" w:hAnsi="Arial Unicode MS" w:eastAsia="Arial Unicode MS" w:cs="Arial Unicode MS"/>
                 <w:b w:val="0"/>
                 <w:color w:val="222222"/>
                 <w:sz w:val="18"/>
               </w:rPr>
-              <w:t>可能弱化身份真实性保证</w:t>
+              <w:t>尚非云厂商原生 KMS SDK 集成</w:t>
             </w:r>
           </w:p>
         </w:tc>
@@ -3127,12 +3214,12 @@
             </w:pPr>
             <w:r>
               <w:rPr>
-                <w:rFonts w:ascii="Calibri" w:hAnsi="Calibri" w:eastAsia="PingFang SC" w:cs="PingFang SC"/>
+                <w:rFonts w:ascii="Arial Unicode MS" w:hAnsi="Arial Unicode MS" w:eastAsia="Arial Unicode MS" w:cs="Arial Unicode MS"/>
                 <w:b w:val="0"/>
                 <w:color w:val="222222"/>
                 <w:sz w:val="18"/>
               </w:rPr>
-              <w:t>设为 P0，校验签名、密钥来源、aud/iss/sub 与轮换</w:t>
+              <w:t>完善 KMS 网关鉴权、可用性、审批与灾备</w:t>
             </w:r>
           </w:p>
         </w:tc>
@@ -3159,7 +3246,7 @@
             </w:pPr>
             <w:r>
               <w:rPr>
-                <w:rFonts w:ascii="Calibri" w:hAnsi="Calibri" w:eastAsia="PingFang SC" w:cs="PingFang SC"/>
+                <w:rFonts w:ascii="Arial Unicode MS" w:hAnsi="Arial Unicode MS" w:eastAsia="Arial Unicode MS" w:cs="Arial Unicode MS"/>
                 <w:b w:val="0"/>
                 <w:color w:val="222222"/>
                 <w:sz w:val="18"/>
@@ -3185,7 +3272,7 @@
             </w:pPr>
             <w:r>
               <w:rPr>
-                <w:rFonts w:ascii="Calibri" w:hAnsi="Calibri" w:eastAsia="PingFang SC" w:cs="PingFang SC"/>
+                <w:rFonts w:ascii="Arial Unicode MS" w:hAnsi="Arial Unicode MS" w:eastAsia="Arial Unicode MS" w:cs="Arial Unicode MS"/>
                 <w:b w:val="0"/>
                 <w:color w:val="222222"/>
                 <w:sz w:val="18"/>
@@ -3211,7 +3298,7 @@
             </w:pPr>
             <w:r>
               <w:rPr>
-                <w:rFonts w:ascii="Calibri" w:hAnsi="Calibri" w:eastAsia="PingFang SC" w:cs="PingFang SC"/>
+                <w:rFonts w:ascii="Arial Unicode MS" w:hAnsi="Arial Unicode MS" w:eastAsia="Arial Unicode MS" w:cs="Arial Unicode MS"/>
                 <w:b w:val="0"/>
                 <w:color w:val="222222"/>
                 <w:sz w:val="18"/>
@@ -3237,7 +3324,7 @@
             </w:pPr>
             <w:r>
               <w:rPr>
-                <w:rFonts w:ascii="Calibri" w:hAnsi="Calibri" w:eastAsia="PingFang SC" w:cs="PingFang SC"/>
+                <w:rFonts w:ascii="Arial Unicode MS" w:hAnsi="Arial Unicode MS" w:eastAsia="Arial Unicode MS" w:cs="Arial Unicode MS"/>
                 <w:b w:val="0"/>
                 <w:color w:val="222222"/>
                 <w:sz w:val="18"/>
@@ -3270,7 +3357,7 @@
             </w:pPr>
             <w:r>
               <w:rPr>
-                <w:rFonts w:ascii="Calibri" w:hAnsi="Calibri" w:eastAsia="PingFang SC" w:cs="PingFang SC"/>
+                <w:rFonts w:ascii="Arial Unicode MS" w:hAnsi="Arial Unicode MS" w:eastAsia="Arial Unicode MS" w:cs="Arial Unicode MS"/>
                 <w:b w:val="0"/>
                 <w:color w:val="222222"/>
                 <w:sz w:val="18"/>
@@ -3297,12 +3384,12 @@
             </w:pPr>
             <w:r>
               <w:rPr>
-                <w:rFonts w:ascii="Calibri" w:hAnsi="Calibri" w:eastAsia="PingFang SC" w:cs="PingFang SC"/>
+                <w:rFonts w:ascii="Arial Unicode MS" w:hAnsi="Arial Unicode MS" w:eastAsia="Arial Unicode MS" w:cs="Arial Unicode MS"/>
                 <w:b w:val="0"/>
                 <w:color w:val="222222"/>
                 <w:sz w:val="18"/>
               </w:rPr>
-              <w:t>已校验 Provider/Scope，业务路由范围仍需细化</w:t>
+              <w:t>已校验 Provider/Scope、方法、路径和请求完整性</w:t>
             </w:r>
           </w:p>
         </w:tc>
@@ -3324,12 +3411,12 @@
             </w:pPr>
             <w:r>
               <w:rPr>
-                <w:rFonts w:ascii="Calibri" w:hAnsi="Calibri" w:eastAsia="PingFang SC" w:cs="PingFang SC"/>
+                <w:rFonts w:ascii="Arial Unicode MS" w:hAnsi="Arial Unicode MS" w:eastAsia="Arial Unicode MS" w:cs="Arial Unicode MS"/>
                 <w:b w:val="0"/>
                 <w:color w:val="222222"/>
                 <w:sz w:val="18"/>
               </w:rPr>
-              <w:t>粗粒度 Scope 可能导致过度授权</w:t>
+              <w:t>资源与业务参数仍可能过度授权</w:t>
             </w:r>
           </w:p>
         </w:tc>
@@ -3351,12 +3438,12 @@
             </w:pPr>
             <w:r>
               <w:rPr>
-                <w:rFonts w:ascii="Calibri" w:hAnsi="Calibri" w:eastAsia="PingFang SC" w:cs="PingFang SC"/>
+                <w:rFonts w:ascii="Arial Unicode MS" w:hAnsi="Arial Unicode MS" w:eastAsia="Arial Unicode MS" w:cs="Arial Unicode MS"/>
                 <w:b w:val="0"/>
                 <w:color w:val="222222"/>
                 <w:sz w:val="18"/>
               </w:rPr>
-              <w:t>采用方法+路径+资源级策略与参数约束</w:t>
+              <w:t>引入资源级 ABAC、参数策略和高风险二次确认</w:t>
             </w:r>
           </w:p>
         </w:tc>
@@ -3383,7 +3470,7 @@
             </w:pPr>
             <w:r>
               <w:rPr>
-                <w:rFonts w:ascii="Calibri" w:hAnsi="Calibri" w:eastAsia="PingFang SC" w:cs="PingFang SC"/>
+                <w:rFonts w:ascii="Arial Unicode MS" w:hAnsi="Arial Unicode MS" w:eastAsia="Arial Unicode MS" w:cs="Arial Unicode MS"/>
                 <w:b w:val="0"/>
                 <w:color w:val="222222"/>
                 <w:sz w:val="18"/>
@@ -3409,7 +3496,7 @@
             </w:pPr>
             <w:r>
               <w:rPr>
-                <w:rFonts w:ascii="Calibri" w:hAnsi="Calibri" w:eastAsia="PingFang SC" w:cs="PingFang SC"/>
+                <w:rFonts w:ascii="Arial Unicode MS" w:hAnsi="Arial Unicode MS" w:eastAsia="Arial Unicode MS" w:cs="Arial Unicode MS"/>
                 <w:b w:val="0"/>
                 <w:color w:val="222222"/>
                 <w:sz w:val="18"/>
@@ -3435,7 +3522,7 @@
             </w:pPr>
             <w:r>
               <w:rPr>
-                <w:rFonts w:ascii="Calibri" w:hAnsi="Calibri" w:eastAsia="PingFang SC" w:cs="PingFang SC"/>
+                <w:rFonts w:ascii="Arial Unicode MS" w:hAnsi="Arial Unicode MS" w:eastAsia="Arial Unicode MS" w:cs="Arial Unicode MS"/>
                 <w:b w:val="0"/>
                 <w:color w:val="222222"/>
                 <w:sz w:val="18"/>
@@ -3461,12 +3548,126 @@
             </w:pPr>
             <w:r>
               <w:rPr>
-                <w:rFonts w:ascii="Calibri" w:hAnsi="Calibri" w:eastAsia="PingFang SC" w:cs="PingFang SC"/>
+                <w:rFonts w:ascii="Arial Unicode MS" w:hAnsi="Arial Unicode MS" w:eastAsia="Arial Unicode MS" w:cs="Arial Unicode MS"/>
                 <w:b w:val="0"/>
                 <w:color w:val="222222"/>
                 <w:sz w:val="18"/>
               </w:rPr>
               <w:t>先建设最小可用连接器和本地确认机制</w:t>
+            </w:r>
+          </w:p>
+        </w:tc>
+      </w:tr>
+      <w:tr>
+        <w:trPr>
+          <w:cantSplit/>
+        </w:trPr>
+        <w:tc>
+          <w:tcPr>
+            <w:tcW w:type="dxa" w:w="1500"/>
+            <w:shd w:fill="F5F7FA"/>
+            <w:vAlign w:val="center"/>
+            <w:tcMar>
+              <w:top w:w="100" w:type="dxa"/>
+              <w:start w:w="120" w:type="dxa"/>
+              <w:bottom w:w="100" w:type="dxa"/>
+              <w:end w:w="120" w:type="dxa"/>
+            </w:tcMar>
+          </w:tcPr>
+          <w:p>
+            <w:pPr>
+              <w:spacing w:after="0" w:line="276" w:lineRule="auto"/>
+              <w:jc w:val="center"/>
+            </w:pPr>
+            <w:r>
+              <w:rPr>
+                <w:rFonts w:ascii="Arial Unicode MS" w:hAnsi="Arial Unicode MS" w:eastAsia="Arial Unicode MS" w:cs="Arial Unicode MS"/>
+                <w:b w:val="0"/>
+                <w:color w:val="222222"/>
+                <w:sz w:val="18"/>
+              </w:rPr>
+              <w:t>生产环境验证</w:t>
+            </w:r>
+          </w:p>
+        </w:tc>
+        <w:tc>
+          <w:tcPr>
+            <w:tcW w:type="dxa" w:w="2500"/>
+            <w:shd w:fill="F5F7FA"/>
+            <w:vAlign w:val="center"/>
+            <w:tcMar>
+              <w:top w:w="100" w:type="dxa"/>
+              <w:start w:w="120" w:type="dxa"/>
+              <w:bottom w:w="100" w:type="dxa"/>
+              <w:end w:w="120" w:type="dxa"/>
+            </w:tcMar>
+          </w:tcPr>
+          <w:p>
+            <w:pPr>
+              <w:spacing w:after="0" w:line="276" w:lineRule="auto"/>
+            </w:pPr>
+            <w:r>
+              <w:rPr>
+                <w:rFonts w:ascii="Arial Unicode MS" w:hAnsi="Arial Unicode MS" w:eastAsia="Arial Unicode MS" w:cs="Arial Unicode MS"/>
+                <w:b w:val="0"/>
+                <w:color w:val="222222"/>
+                <w:sz w:val="18"/>
+              </w:rPr>
+              <w:t>单元、竞态、编译和静态检查已通过</w:t>
+            </w:r>
+          </w:p>
+        </w:tc>
+        <w:tc>
+          <w:tcPr>
+            <w:tcW w:type="dxa" w:w="2400"/>
+            <w:shd w:fill="F5F7FA"/>
+            <w:vAlign w:val="center"/>
+            <w:tcMar>
+              <w:top w:w="100" w:type="dxa"/>
+              <w:start w:w="120" w:type="dxa"/>
+              <w:bottom w:w="100" w:type="dxa"/>
+              <w:end w:w="120" w:type="dxa"/>
+            </w:tcMar>
+          </w:tcPr>
+          <w:p>
+            <w:pPr>
+              <w:spacing w:after="0" w:line="276" w:lineRule="auto"/>
+            </w:pPr>
+            <w:r>
+              <w:rPr>
+                <w:rFonts w:ascii="Arial Unicode MS" w:hAnsi="Arial Unicode MS" w:eastAsia="Arial Unicode MS" w:cs="Arial Unicode MS"/>
+                <w:b w:val="0"/>
+                <w:color w:val="222222"/>
+                <w:sz w:val="18"/>
+              </w:rPr>
+              <w:t>真实数据库锁与外部 Webhook 尚需联调</w:t>
+            </w:r>
+          </w:p>
+        </w:tc>
+        <w:tc>
+          <w:tcPr>
+            <w:tcW w:type="dxa" w:w="2960"/>
+            <w:shd w:fill="F5F7FA"/>
+            <w:vAlign w:val="center"/>
+            <w:tcMar>
+              <w:top w:w="100" w:type="dxa"/>
+              <w:start w:w="120" w:type="dxa"/>
+              <w:bottom w:w="100" w:type="dxa"/>
+              <w:end w:w="120" w:type="dxa"/>
+            </w:tcMar>
+          </w:tcPr>
+          <w:p>
+            <w:pPr>
+              <w:spacing w:after="0" w:line="276" w:lineRule="auto"/>
+            </w:pPr>
+            <w:r>
+              <w:rPr>
+                <w:rFonts w:ascii="Arial Unicode MS" w:hAnsi="Arial Unicode MS" w:eastAsia="Arial Unicode MS" w:cs="Arial Unicode MS"/>
+                <w:b w:val="0"/>
+                <w:color w:val="222222"/>
+                <w:sz w:val="18"/>
+              </w:rPr>
+              <w:t>建设 PostgreSQL/Redis/锚点集成测试环境</w:t>
             </w:r>
           </w:p>
         </w:tc>
@@ -3502,7 +3703,7 @@
       </w:pPr>
       <w:r>
         <w:rPr>
-          <w:rFonts w:ascii="Calibri" w:hAnsi="Calibri" w:eastAsia="PingFang SC" w:cs="PingFang SC"/>
+          <w:rFonts w:ascii="Arial Unicode MS" w:hAnsi="Arial Unicode MS" w:eastAsia="Arial Unicode MS" w:cs="Arial Unicode MS"/>
           <w:b w:val="0"/>
           <w:color w:val="222222"/>
           <w:sz w:val="21"/>
@@ -3517,7 +3718,7 @@
       </w:pPr>
       <w:r>
         <w:rPr>
-          <w:rFonts w:ascii="Calibri" w:hAnsi="Calibri" w:eastAsia="PingFang SC" w:cs="PingFang SC"/>
+          <w:rFonts w:ascii="Arial Unicode MS" w:hAnsi="Arial Unicode MS" w:eastAsia="Arial Unicode MS" w:cs="Arial Unicode MS"/>
           <w:b w:val="0"/>
           <w:color w:val="222222"/>
           <w:sz w:val="21"/>
@@ -3572,7 +3773,7 @@
             </w:pPr>
             <w:r>
               <w:rPr>
-                <w:rFonts w:ascii="Calibri" w:hAnsi="Calibri" w:eastAsia="PingFang SC" w:cs="PingFang SC"/>
+                <w:rFonts w:ascii="Arial Unicode MS" w:hAnsi="Arial Unicode MS" w:eastAsia="Arial Unicode MS" w:cs="Arial Unicode MS"/>
                 <w:b/>
                 <w:color w:val="FFFFFF"/>
                 <w:sz w:val="19"/>
@@ -3600,7 +3801,7 @@
             </w:pPr>
             <w:r>
               <w:rPr>
-                <w:rFonts w:ascii="Calibri" w:hAnsi="Calibri" w:eastAsia="PingFang SC" w:cs="PingFang SC"/>
+                <w:rFonts w:ascii="Arial Unicode MS" w:hAnsi="Arial Unicode MS" w:eastAsia="Arial Unicode MS" w:cs="Arial Unicode MS"/>
                 <w:b/>
                 <w:color w:val="FFFFFF"/>
                 <w:sz w:val="19"/>
@@ -3628,7 +3829,7 @@
             </w:pPr>
             <w:r>
               <w:rPr>
-                <w:rFonts w:ascii="Calibri" w:hAnsi="Calibri" w:eastAsia="PingFang SC" w:cs="PingFang SC"/>
+                <w:rFonts w:ascii="Arial Unicode MS" w:hAnsi="Arial Unicode MS" w:eastAsia="Arial Unicode MS" w:cs="Arial Unicode MS"/>
                 <w:b/>
                 <w:color w:val="FFFFFF"/>
                 <w:sz w:val="19"/>
@@ -3660,7 +3861,7 @@
             </w:pPr>
             <w:r>
               <w:rPr>
-                <w:rFonts w:ascii="Calibri" w:hAnsi="Calibri" w:eastAsia="PingFang SC" w:cs="PingFang SC"/>
+                <w:rFonts w:ascii="Arial Unicode MS" w:hAnsi="Arial Unicode MS" w:eastAsia="Arial Unicode MS" w:cs="Arial Unicode MS"/>
                 <w:b w:val="0"/>
                 <w:color w:val="222222"/>
                 <w:sz w:val="18"/>
@@ -3686,7 +3887,7 @@
             </w:pPr>
             <w:r>
               <w:rPr>
-                <w:rFonts w:ascii="Calibri" w:hAnsi="Calibri" w:eastAsia="PingFang SC" w:cs="PingFang SC"/>
+                <w:rFonts w:ascii="Arial Unicode MS" w:hAnsi="Arial Unicode MS" w:eastAsia="Arial Unicode MS" w:cs="Arial Unicode MS"/>
                 <w:b w:val="0"/>
                 <w:color w:val="222222"/>
                 <w:sz w:val="18"/>
@@ -3712,7 +3913,7 @@
             </w:pPr>
             <w:r>
               <w:rPr>
-                <w:rFonts w:ascii="Calibri" w:hAnsi="Calibri" w:eastAsia="PingFang SC" w:cs="PingFang SC"/>
+                <w:rFonts w:ascii="Arial Unicode MS" w:hAnsi="Arial Unicode MS" w:eastAsia="Arial Unicode MS" w:cs="Arial Unicode MS"/>
                 <w:b w:val="0"/>
                 <w:color w:val="222222"/>
                 <w:sz w:val="18"/>
@@ -3745,7 +3946,7 @@
             </w:pPr>
             <w:r>
               <w:rPr>
-                <w:rFonts w:ascii="Calibri" w:hAnsi="Calibri" w:eastAsia="PingFang SC" w:cs="PingFang SC"/>
+                <w:rFonts w:ascii="Arial Unicode MS" w:hAnsi="Arial Unicode MS" w:eastAsia="Arial Unicode MS" w:cs="Arial Unicode MS"/>
                 <w:b w:val="0"/>
                 <w:color w:val="222222"/>
                 <w:sz w:val="18"/>
@@ -3772,7 +3973,7 @@
             </w:pPr>
             <w:r>
               <w:rPr>
-                <w:rFonts w:ascii="Calibri" w:hAnsi="Calibri" w:eastAsia="PingFang SC" w:cs="PingFang SC"/>
+                <w:rFonts w:ascii="Arial Unicode MS" w:hAnsi="Arial Unicode MS" w:eastAsia="Arial Unicode MS" w:cs="Arial Unicode MS"/>
                 <w:b w:val="0"/>
                 <w:color w:val="222222"/>
                 <w:sz w:val="18"/>
@@ -3799,7 +4000,7 @@
             </w:pPr>
             <w:r>
               <w:rPr>
-                <w:rFonts w:ascii="Calibri" w:hAnsi="Calibri" w:eastAsia="PingFang SC" w:cs="PingFang SC"/>
+                <w:rFonts w:ascii="Arial Unicode MS" w:hAnsi="Arial Unicode MS" w:eastAsia="Arial Unicode MS" w:cs="Arial Unicode MS"/>
                 <w:b w:val="0"/>
                 <w:color w:val="222222"/>
                 <w:sz w:val="18"/>
@@ -3831,7 +4032,7 @@
             </w:pPr>
             <w:r>
               <w:rPr>
-                <w:rFonts w:ascii="Calibri" w:hAnsi="Calibri" w:eastAsia="PingFang SC" w:cs="PingFang SC"/>
+                <w:rFonts w:ascii="Arial Unicode MS" w:hAnsi="Arial Unicode MS" w:eastAsia="Arial Unicode MS" w:cs="Arial Unicode MS"/>
                 <w:b w:val="0"/>
                 <w:color w:val="222222"/>
                 <w:sz w:val="18"/>
@@ -3857,7 +4058,7 @@
             </w:pPr>
             <w:r>
               <w:rPr>
-                <w:rFonts w:ascii="Calibri" w:hAnsi="Calibri" w:eastAsia="PingFang SC" w:cs="PingFang SC"/>
+                <w:rFonts w:ascii="Arial Unicode MS" w:hAnsi="Arial Unicode MS" w:eastAsia="Arial Unicode MS" w:cs="Arial Unicode MS"/>
                 <w:b w:val="0"/>
                 <w:color w:val="222222"/>
                 <w:sz w:val="18"/>
@@ -3883,7 +4084,7 @@
             </w:pPr>
             <w:r>
               <w:rPr>
-                <w:rFonts w:ascii="Calibri" w:hAnsi="Calibri" w:eastAsia="PingFang SC" w:cs="PingFang SC"/>
+                <w:rFonts w:ascii="Arial Unicode MS" w:hAnsi="Arial Unicode MS" w:eastAsia="Arial Unicode MS" w:cs="Arial Unicode MS"/>
                 <w:b w:val="0"/>
                 <w:color w:val="222222"/>
                 <w:sz w:val="18"/>
@@ -3916,7 +4117,7 @@
             </w:pPr>
             <w:r>
               <w:rPr>
-                <w:rFonts w:ascii="Calibri" w:hAnsi="Calibri" w:eastAsia="PingFang SC" w:cs="PingFang SC"/>
+                <w:rFonts w:ascii="Arial Unicode MS" w:hAnsi="Arial Unicode MS" w:eastAsia="Arial Unicode MS" w:cs="Arial Unicode MS"/>
                 <w:b w:val="0"/>
                 <w:color w:val="222222"/>
                 <w:sz w:val="18"/>
@@ -3943,7 +4144,7 @@
             </w:pPr>
             <w:r>
               <w:rPr>
-                <w:rFonts w:ascii="Calibri" w:hAnsi="Calibri" w:eastAsia="PingFang SC" w:cs="PingFang SC"/>
+                <w:rFonts w:ascii="Arial Unicode MS" w:hAnsi="Arial Unicode MS" w:eastAsia="Arial Unicode MS" w:cs="Arial Unicode MS"/>
                 <w:b w:val="0"/>
                 <w:color w:val="222222"/>
                 <w:sz w:val="18"/>
@@ -3970,7 +4171,7 @@
             </w:pPr>
             <w:r>
               <w:rPr>
-                <w:rFonts w:ascii="Calibri" w:hAnsi="Calibri" w:eastAsia="PingFang SC" w:cs="PingFang SC"/>
+                <w:rFonts w:ascii="Arial Unicode MS" w:hAnsi="Arial Unicode MS" w:eastAsia="Arial Unicode MS" w:cs="Arial Unicode MS"/>
                 <w:b w:val="0"/>
                 <w:color w:val="222222"/>
                 <w:sz w:val="18"/>
@@ -4002,7 +4203,7 @@
             </w:pPr>
             <w:r>
               <w:rPr>
-                <w:rFonts w:ascii="Calibri" w:hAnsi="Calibri" w:eastAsia="PingFang SC" w:cs="PingFang SC"/>
+                <w:rFonts w:ascii="Arial Unicode MS" w:hAnsi="Arial Unicode MS" w:eastAsia="Arial Unicode MS" w:cs="Arial Unicode MS"/>
                 <w:b w:val="0"/>
                 <w:color w:val="222222"/>
                 <w:sz w:val="18"/>
@@ -4028,7 +4229,7 @@
             </w:pPr>
             <w:r>
               <w:rPr>
-                <w:rFonts w:ascii="Calibri" w:hAnsi="Calibri" w:eastAsia="PingFang SC" w:cs="PingFang SC"/>
+                <w:rFonts w:ascii="Arial Unicode MS" w:hAnsi="Arial Unicode MS" w:eastAsia="Arial Unicode MS" w:cs="Arial Unicode MS"/>
                 <w:b w:val="0"/>
                 <w:color w:val="222222"/>
                 <w:sz w:val="18"/>
@@ -4054,7 +4255,7 @@
             </w:pPr>
             <w:r>
               <w:rPr>
-                <w:rFonts w:ascii="Calibri" w:hAnsi="Calibri" w:eastAsia="PingFang SC" w:cs="PingFang SC"/>
+                <w:rFonts w:ascii="Arial Unicode MS" w:hAnsi="Arial Unicode MS" w:eastAsia="Arial Unicode MS" w:cs="Arial Unicode MS"/>
                 <w:b w:val="0"/>
                 <w:color w:val="222222"/>
                 <w:sz w:val="18"/>
@@ -4086,7 +4287,7 @@
       </w:pPr>
       <w:r>
         <w:rPr>
-          <w:rFonts w:ascii="Calibri" w:hAnsi="Calibri" w:eastAsia="PingFang SC" w:cs="PingFang SC"/>
+          <w:rFonts w:ascii="Arial Unicode MS" w:hAnsi="Arial Unicode MS" w:eastAsia="Arial Unicode MS" w:cs="Arial Unicode MS"/>
           <w:b w:val="0"/>
           <w:color w:val="222222"/>
           <w:sz w:val="21"/>
@@ -4101,7 +4302,7 @@
       </w:pPr>
       <w:r>
         <w:rPr>
-          <w:rFonts w:ascii="Calibri" w:hAnsi="Calibri" w:eastAsia="PingFang SC" w:cs="PingFang SC"/>
+          <w:rFonts w:ascii="Arial Unicode MS" w:hAnsi="Arial Unicode MS" w:eastAsia="Arial Unicode MS" w:cs="Arial Unicode MS"/>
           <w:b w:val="0"/>
           <w:color w:val="222222"/>
           <w:sz w:val="21"/>
@@ -4116,7 +4317,7 @@
       </w:pPr>
       <w:r>
         <w:rPr>
-          <w:rFonts w:ascii="Calibri" w:hAnsi="Calibri" w:eastAsia="PingFang SC" w:cs="PingFang SC"/>
+          <w:rFonts w:ascii="Arial Unicode MS" w:hAnsi="Arial Unicode MS" w:eastAsia="Arial Unicode MS" w:cs="Arial Unicode MS"/>
           <w:b w:val="0"/>
           <w:color w:val="222222"/>
           <w:sz w:val="21"/>
@@ -4131,7 +4332,7 @@
       </w:pPr>
       <w:r>
         <w:rPr>
-          <w:rFonts w:ascii="Calibri" w:hAnsi="Calibri" w:eastAsia="PingFang SC" w:cs="PingFang SC"/>
+          <w:rFonts w:ascii="Arial Unicode MS" w:hAnsi="Arial Unicode MS" w:eastAsia="Arial Unicode MS" w:cs="Arial Unicode MS"/>
           <w:b w:val="0"/>
           <w:color w:val="222222"/>
           <w:sz w:val="21"/>
@@ -4146,7 +4347,7 @@
       </w:pPr>
       <w:r>
         <w:rPr>
-          <w:rFonts w:ascii="Calibri" w:hAnsi="Calibri" w:eastAsia="PingFang SC" w:cs="PingFang SC"/>
+          <w:rFonts w:ascii="Arial Unicode MS" w:hAnsi="Arial Unicode MS" w:eastAsia="Arial Unicode MS" w:cs="Arial Unicode MS"/>
           <w:b w:val="0"/>
           <w:color w:val="222222"/>
           <w:sz w:val="21"/>
@@ -4179,7 +4380,7 @@
       </w:pPr>
       <w:r>
         <w:rPr>
-          <w:rFonts w:ascii="Calibri" w:hAnsi="Calibri" w:eastAsia="PingFang SC" w:cs="PingFang SC"/>
+          <w:rFonts w:ascii="Arial Unicode MS" w:hAnsi="Arial Unicode MS" w:eastAsia="Arial Unicode MS" w:cs="Arial Unicode MS"/>
           <w:b w:val="0"/>
           <w:color w:val="222222"/>
           <w:sz w:val="21"/>
@@ -4194,7 +4395,7 @@
       </w:pPr>
       <w:r>
         <w:rPr>
-          <w:rFonts w:ascii="Calibri" w:hAnsi="Calibri" w:eastAsia="PingFang SC" w:cs="PingFang SC"/>
+          <w:rFonts w:ascii="Arial Unicode MS" w:hAnsi="Arial Unicode MS" w:eastAsia="Arial Unicode MS" w:cs="Arial Unicode MS"/>
           <w:b w:val="0"/>
           <w:color w:val="222222"/>
           <w:sz w:val="21"/>
@@ -4218,7 +4419,7 @@
       </w:pPr>
       <w:r>
         <w:rPr>
-          <w:rFonts w:ascii="Calibri" w:hAnsi="Calibri" w:eastAsia="PingFang SC" w:cs="PingFang SC"/>
+          <w:rFonts w:ascii="Arial Unicode MS" w:hAnsi="Arial Unicode MS" w:eastAsia="Arial Unicode MS" w:cs="Arial Unicode MS"/>
           <w:b w:val="0"/>
           <w:color w:val="222222"/>
           <w:sz w:val="21"/>
@@ -4251,7 +4452,7 @@
       </w:pPr>
       <w:r>
         <w:rPr>
-          <w:rFonts w:ascii="Calibri" w:hAnsi="Calibri" w:eastAsia="PingFang SC" w:cs="PingFang SC"/>
+          <w:rFonts w:ascii="Arial Unicode MS" w:hAnsi="Arial Unicode MS" w:eastAsia="Arial Unicode MS" w:cs="Arial Unicode MS"/>
           <w:b w:val="0"/>
           <w:color w:val="222222"/>
           <w:sz w:val="21"/>
@@ -4266,12 +4467,12 @@
       </w:pPr>
       <w:r>
         <w:rPr>
-          <w:rFonts w:ascii="Calibri" w:hAnsi="Calibri" w:eastAsia="PingFang SC" w:cs="PingFang SC"/>
+          <w:rFonts w:ascii="Arial Unicode MS" w:hAnsi="Arial Unicode MS" w:eastAsia="Arial Unicode MS" w:cs="Arial Unicode MS"/>
           <w:b w:val="0"/>
           <w:color w:val="222222"/>
           <w:sz w:val="21"/>
         </w:rPr>
-        <w:t>Agent Base 通过 Attestation JWT、Agent 登记、client_id/client_secret 和 JTI 重放保护建立身份基础，但注册阶段完整签名验证尚待补齐。治理上应区分“声明身份”“验证身份”和“持续信任”，不能用登记成功替代后续的密钥轮换、状态检查与风险评估。</w:t>
+        <w:t>Agent Base 已将“声明身份”“验证身份”和“会话身份”分离：注册阶段验证身份文档、ES256 签名和标准声明；握手阶段由服务端与 Agent 分别对挑战上下文签名；授权和 Token 阶段强制绑定已验证 handshake_id。密钥环可发布历史验证方法并切换 active key，远程 KMS 网关可避免业务进程直接持有生产私钥。</w:t>
       </w:r>
     </w:p>
     <w:p>
@@ -4290,7 +4491,7 @@
       </w:pPr>
       <w:r>
         <w:rPr>
-          <w:rFonts w:ascii="Calibri" w:hAnsi="Calibri" w:eastAsia="PingFang SC" w:cs="PingFang SC"/>
+          <w:rFonts w:ascii="Arial Unicode MS" w:hAnsi="Arial Unicode MS" w:eastAsia="Arial Unicode MS" w:cs="Arial Unicode MS"/>
           <w:b w:val="0"/>
           <w:color w:val="222222"/>
           <w:sz w:val="21"/>
@@ -4305,12 +4506,12 @@
       </w:pPr>
       <w:r>
         <w:rPr>
-          <w:rFonts w:ascii="Calibri" w:hAnsi="Calibri" w:eastAsia="PingFang SC" w:cs="PingFang SC"/>
+          <w:rFonts w:ascii="Arial Unicode MS" w:hAnsi="Arial Unicode MS" w:eastAsia="Arial Unicode MS" w:cs="Arial Unicode MS"/>
           <w:b w:val="0"/>
           <w:color w:val="222222"/>
           <w:sz w:val="21"/>
         </w:rPr>
-        <w:t>项目已实现 Agent 获批 Scope 与用户同意 Scope 的交集，并在 ath/proxy 校验 Token、Provider 和 Scope。这是最小权限的基础，但生产化仍需引入资源级策略、参数策略、速率限制、敏感动作二次确认和幂等/回滚机制。</w:t>
+        <w:t>项目已实现 Agent 获批 Scope、请求 Scope 与用户同意 Scope 的交集，并在 ath/proxy 校验 Token、Provider、Scope、方法、路径和 HMAC 请求签名。该机制能发现正文、路径和上下文绑定被修改，也能拒绝过期时间戳和重复 nonce；生产化仍需引入资源级策略、参数策略、速率限制、敏感动作二次确认和幂等/回滚机制。</w:t>
       </w:r>
     </w:p>
     <w:p>
@@ -4329,7 +4530,7 @@
       </w:pPr>
       <w:r>
         <w:rPr>
-          <w:rFonts w:ascii="Calibri" w:hAnsi="Calibri" w:eastAsia="PingFang SC" w:cs="PingFang SC"/>
+          <w:rFonts w:ascii="Arial Unicode MS" w:hAnsi="Arial Unicode MS" w:eastAsia="Arial Unicode MS" w:cs="Arial Unicode MS"/>
           <w:b w:val="0"/>
           <w:color w:val="222222"/>
           <w:sz w:val="21"/>
@@ -4344,12 +4545,12 @@
       </w:pPr>
       <w:r>
         <w:rPr>
-          <w:rFonts w:ascii="Calibri" w:hAnsi="Calibri" w:eastAsia="PingFang SC" w:cs="PingFang SC"/>
+          <w:rFonts w:ascii="Arial Unicode MS" w:hAnsi="Arial Unicode MS" w:eastAsia="Arial Unicode MS" w:cs="Arial Unicode MS"/>
           <w:b w:val="0"/>
           <w:color w:val="222222"/>
           <w:sz w:val="21"/>
         </w:rPr>
-        <w:t>Agent Base 当前通过 Redis 隔离 ATH Session，并设置短期会话与 Token 生命周期，能够降低凭证长期暴露风险。后续应增加数据分类、上下文来源标签、工具结果净化、跨租户隔离、记忆保留与删除策略，以及对日志中 Token、code、个人信息的脱敏。</w:t>
+        <w:t>Agent Base 当前通过 Redis 隔离 ATH Session 与握手状态，Token 有效期受安全会话剩余时间约束，请求 nonce 使用原子一次性写入；会话密钥仅用于本次握手关联的完整性校验。后续仍应增加数据分类、上下文来源标签、工具结果净化、跨租户隔离、记忆保留与删除策略，以及对日志中 Token、code、个人信息的脱敏。</w:t>
       </w:r>
     </w:p>
     <w:p>
@@ -4368,7 +4569,7 @@
       </w:pPr>
       <w:r>
         <w:rPr>
-          <w:rFonts w:ascii="Calibri" w:hAnsi="Calibri" w:eastAsia="PingFang SC" w:cs="PingFang SC"/>
+          <w:rFonts w:ascii="Arial Unicode MS" w:hAnsi="Arial Unicode MS" w:eastAsia="Arial Unicode MS" w:cs="Arial Unicode MS"/>
           <w:b w:val="0"/>
           <w:color w:val="222222"/>
           <w:sz w:val="21"/>
@@ -4383,12 +4584,12 @@
       </w:pPr>
       <w:r>
         <w:rPr>
-          <w:rFonts w:ascii="Calibri" w:hAnsi="Calibri" w:eastAsia="PingFang SC" w:cs="PingFang SC"/>
+          <w:rFonts w:ascii="Arial Unicode MS" w:hAnsi="Arial Unicode MS" w:eastAsia="Arial Unicode MS" w:cs="Arial Unicode MS"/>
           <w:b w:val="0"/>
           <w:color w:val="222222"/>
           <w:sz w:val="21"/>
         </w:rPr>
-        <w:t>项目可通过 client_id、ath_session_id、jti、authorization code 和 request_id 串联链路，但需进一步形成统一审计事件模型，记录主体、时间、目的、输入摘要、策略决策、调用对象、结果、异常和人工确认。</w:t>
+        <w:t>项目已形成结构化审计事件模型，以 event_id、全局 sequence、previous_hash、payload_hash、record_hash、signing_key_id 和 ES256 signature 构成连续证据链。PostgreSQL 触发器拒绝审计记录更新和删除；审计记录与 Outbox 在同一事务写入，外部锚定 worker 使用幂等键、SKIP LOCKED、多实例领取、指数退避和崩溃锁恢复进行可靠投递。</w:t>
       </w:r>
     </w:p>
     <w:tbl>
@@ -4431,7 +4632,7 @@
             </w:pPr>
             <w:r>
               <w:rPr>
-                <w:rFonts w:ascii="Calibri" w:hAnsi="Calibri" w:eastAsia="PingFang SC" w:cs="PingFang SC"/>
+                <w:rFonts w:ascii="Arial Unicode MS" w:hAnsi="Arial Unicode MS" w:eastAsia="Arial Unicode MS" w:cs="Arial Unicode MS"/>
                 <w:b/>
                 <w:color w:val="FFFFFF"/>
                 <w:sz w:val="19"/>
@@ -4459,7 +4660,7 @@
             </w:pPr>
             <w:r>
               <w:rPr>
-                <w:rFonts w:ascii="Calibri" w:hAnsi="Calibri" w:eastAsia="PingFang SC" w:cs="PingFang SC"/>
+                <w:rFonts w:ascii="Arial Unicode MS" w:hAnsi="Arial Unicode MS" w:eastAsia="Arial Unicode MS" w:cs="Arial Unicode MS"/>
                 <w:b/>
                 <w:color w:val="FFFFFF"/>
                 <w:sz w:val="19"/>
@@ -4487,7 +4688,7 @@
             </w:pPr>
             <w:r>
               <w:rPr>
-                <w:rFonts w:ascii="Calibri" w:hAnsi="Calibri" w:eastAsia="PingFang SC" w:cs="PingFang SC"/>
+                <w:rFonts w:ascii="Arial Unicode MS" w:hAnsi="Arial Unicode MS" w:eastAsia="Arial Unicode MS" w:cs="Arial Unicode MS"/>
                 <w:b/>
                 <w:color w:val="FFFFFF"/>
                 <w:sz w:val="19"/>
@@ -4515,7 +4716,7 @@
             </w:pPr>
             <w:r>
               <w:rPr>
-                <w:rFonts w:ascii="Calibri" w:hAnsi="Calibri" w:eastAsia="PingFang SC" w:cs="PingFang SC"/>
+                <w:rFonts w:ascii="Arial Unicode MS" w:hAnsi="Arial Unicode MS" w:eastAsia="Arial Unicode MS" w:cs="Arial Unicode MS"/>
                 <w:b/>
                 <w:color w:val="FFFFFF"/>
                 <w:sz w:val="19"/>
@@ -4543,7 +4744,7 @@
             </w:pPr>
             <w:r>
               <w:rPr>
-                <w:rFonts w:ascii="Calibri" w:hAnsi="Calibri" w:eastAsia="PingFang SC" w:cs="PingFang SC"/>
+                <w:rFonts w:ascii="Arial Unicode MS" w:hAnsi="Arial Unicode MS" w:eastAsia="Arial Unicode MS" w:cs="Arial Unicode MS"/>
                 <w:b/>
                 <w:color w:val="FFFFFF"/>
                 <w:sz w:val="19"/>
@@ -4575,7 +4776,7 @@
             </w:pPr>
             <w:r>
               <w:rPr>
-                <w:rFonts w:ascii="Calibri" w:hAnsi="Calibri" w:eastAsia="PingFang SC" w:cs="PingFang SC"/>
+                <w:rFonts w:ascii="Arial Unicode MS" w:hAnsi="Arial Unicode MS" w:eastAsia="Arial Unicode MS" w:cs="Arial Unicode MS"/>
                 <w:b w:val="0"/>
                 <w:color w:val="222222"/>
                 <w:sz w:val="18"/>
@@ -4601,12 +4802,12 @@
             </w:pPr>
             <w:r>
               <w:rPr>
-                <w:rFonts w:ascii="Calibri" w:hAnsi="Calibri" w:eastAsia="PingFang SC" w:cs="PingFang SC"/>
+                <w:rFonts w:ascii="Arial Unicode MS" w:hAnsi="Arial Unicode MS" w:eastAsia="Arial Unicode MS" w:cs="Arial Unicode MS"/>
                 <w:b w:val="0"/>
                 <w:color w:val="222222"/>
                 <w:sz w:val="18"/>
               </w:rPr>
-              <w:t>中</w:t>
+              <w:t>低中</w:t>
             </w:r>
           </w:p>
         </w:tc>
@@ -4627,7 +4828,7 @@
             </w:pPr>
             <w:r>
               <w:rPr>
-                <w:rFonts w:ascii="Calibri" w:hAnsi="Calibri" w:eastAsia="PingFang SC" w:cs="PingFang SC"/>
+                <w:rFonts w:ascii="Arial Unicode MS" w:hAnsi="Arial Unicode MS" w:eastAsia="Arial Unicode MS" w:cs="Arial Unicode MS"/>
                 <w:b w:val="0"/>
                 <w:color w:val="222222"/>
                 <w:sz w:val="18"/>
@@ -4653,12 +4854,12 @@
             </w:pPr>
             <w:r>
               <w:rPr>
-                <w:rFonts w:ascii="Calibri" w:hAnsi="Calibri" w:eastAsia="PingFang SC" w:cs="PingFang SC"/>
+                <w:rFonts w:ascii="Arial Unicode MS" w:hAnsi="Arial Unicode MS" w:eastAsia="Arial Unicode MS" w:cs="Arial Unicode MS"/>
                 <w:b w:val="0"/>
                 <w:color w:val="222222"/>
                 <w:sz w:val="18"/>
               </w:rPr>
-              <w:t>Attestation 解析、JTI 防重放、Agent 登记</w:t>
+              <w:t>身份文档、ES256 Attestation、双向挑战、JTI</w:t>
             </w:r>
           </w:p>
         </w:tc>
@@ -4679,12 +4880,12 @@
             </w:pPr>
             <w:r>
               <w:rPr>
-                <w:rFonts w:ascii="Calibri" w:hAnsi="Calibri" w:eastAsia="PingFang SC" w:cs="PingFang SC"/>
+                <w:rFonts w:ascii="Arial Unicode MS" w:hAnsi="Arial Unicode MS" w:eastAsia="Arial Unicode MS" w:cs="Arial Unicode MS"/>
                 <w:b w:val="0"/>
                 <w:color w:val="222222"/>
                 <w:sz w:val="18"/>
               </w:rPr>
-              <w:t>注册完整验签未闭环</w:t>
+              <w:t>身份文档托管与密钥运营仍是信任点</w:t>
             </w:r>
           </w:p>
         </w:tc>
@@ -4712,7 +4913,7 @@
             </w:pPr>
             <w:r>
               <w:rPr>
-                <w:rFonts w:ascii="Calibri" w:hAnsi="Calibri" w:eastAsia="PingFang SC" w:cs="PingFang SC"/>
+                <w:rFonts w:ascii="Arial Unicode MS" w:hAnsi="Arial Unicode MS" w:eastAsia="Arial Unicode MS" w:cs="Arial Unicode MS"/>
                 <w:b w:val="0"/>
                 <w:color w:val="222222"/>
                 <w:sz w:val="18"/>
@@ -4739,7 +4940,7 @@
             </w:pPr>
             <w:r>
               <w:rPr>
-                <w:rFonts w:ascii="Calibri" w:hAnsi="Calibri" w:eastAsia="PingFang SC" w:cs="PingFang SC"/>
+                <w:rFonts w:ascii="Arial Unicode MS" w:hAnsi="Arial Unicode MS" w:eastAsia="Arial Unicode MS" w:cs="Arial Unicode MS"/>
                 <w:b w:val="0"/>
                 <w:color w:val="222222"/>
                 <w:sz w:val="18"/>
@@ -4766,7 +4967,7 @@
             </w:pPr>
             <w:r>
               <w:rPr>
-                <w:rFonts w:ascii="Calibri" w:hAnsi="Calibri" w:eastAsia="PingFang SC" w:cs="PingFang SC"/>
+                <w:rFonts w:ascii="Arial Unicode MS" w:hAnsi="Arial Unicode MS" w:eastAsia="Arial Unicode MS" w:cs="Arial Unicode MS"/>
                 <w:b w:val="0"/>
                 <w:color w:val="222222"/>
                 <w:sz w:val="18"/>
@@ -4793,12 +4994,12 @@
             </w:pPr>
             <w:r>
               <w:rPr>
-                <w:rFonts w:ascii="Calibri" w:hAnsi="Calibri" w:eastAsia="PingFang SC" w:cs="PingFang SC"/>
+                <w:rFonts w:ascii="Arial Unicode MS" w:hAnsi="Arial Unicode MS" w:eastAsia="Arial Unicode MS" w:cs="Arial Unicode MS"/>
                 <w:b w:val="0"/>
                 <w:color w:val="222222"/>
                 <w:sz w:val="18"/>
               </w:rPr>
-              <w:t>Agent 与用户 Scope 取交集、代理校验</w:t>
+              <w:t>三方 Scope 取交集、Token/Provider/路径校验</w:t>
             </w:r>
           </w:p>
         </w:tc>
@@ -4820,12 +5021,12 @@
             </w:pPr>
             <w:r>
               <w:rPr>
-                <w:rFonts w:ascii="Calibri" w:hAnsi="Calibri" w:eastAsia="PingFang SC" w:cs="PingFang SC"/>
+                <w:rFonts w:ascii="Arial Unicode MS" w:hAnsi="Arial Unicode MS" w:eastAsia="Arial Unicode MS" w:cs="Arial Unicode MS"/>
                 <w:b w:val="0"/>
                 <w:color w:val="222222"/>
                 <w:sz w:val="18"/>
               </w:rPr>
-              <w:t>资源/参数级策略不足</w:t>
+              <w:t>资源/参数级策略与限流不足</w:t>
             </w:r>
           </w:p>
         </w:tc>
@@ -4852,12 +5053,12 @@
             </w:pPr>
             <w:r>
               <w:rPr>
-                <w:rFonts w:ascii="Calibri" w:hAnsi="Calibri" w:eastAsia="PingFang SC" w:cs="PingFang SC"/>
+                <w:rFonts w:ascii="Arial Unicode MS" w:hAnsi="Arial Unicode MS" w:eastAsia="Arial Unicode MS" w:cs="Arial Unicode MS"/>
                 <w:b w:val="0"/>
                 <w:color w:val="222222"/>
                 <w:sz w:val="18"/>
               </w:rPr>
-              <w:t>Token 泄露或重放</w:t>
+              <w:t>请求篡改或重放</w:t>
             </w:r>
           </w:p>
         </w:tc>
@@ -4878,12 +5079,12 @@
             </w:pPr>
             <w:r>
               <w:rPr>
-                <w:rFonts w:ascii="Calibri" w:hAnsi="Calibri" w:eastAsia="PingFang SC" w:cs="PingFang SC"/>
+                <w:rFonts w:ascii="Arial Unicode MS" w:hAnsi="Arial Unicode MS" w:eastAsia="Arial Unicode MS" w:cs="Arial Unicode MS"/>
                 <w:b w:val="0"/>
                 <w:color w:val="222222"/>
                 <w:sz w:val="18"/>
               </w:rPr>
-              <w:t>中</w:t>
+              <w:t>低中</w:t>
             </w:r>
           </w:p>
         </w:tc>
@@ -4904,7 +5105,7 @@
             </w:pPr>
             <w:r>
               <w:rPr>
-                <w:rFonts w:ascii="Calibri" w:hAnsi="Calibri" w:eastAsia="PingFang SC" w:cs="PingFang SC"/>
+                <w:rFonts w:ascii="Arial Unicode MS" w:hAnsi="Arial Unicode MS" w:eastAsia="Arial Unicode MS" w:cs="Arial Unicode MS"/>
                 <w:b w:val="0"/>
                 <w:color w:val="222222"/>
                 <w:sz w:val="18"/>
@@ -4930,12 +5131,12 @@
             </w:pPr>
             <w:r>
               <w:rPr>
-                <w:rFonts w:ascii="Calibri" w:hAnsi="Calibri" w:eastAsia="PingFang SC" w:cs="PingFang SC"/>
+                <w:rFonts w:ascii="Arial Unicode MS" w:hAnsi="Arial Unicode MS" w:eastAsia="Arial Unicode MS" w:cs="Arial Unicode MS"/>
                 <w:b w:val="0"/>
                 <w:color w:val="222222"/>
                 <w:sz w:val="18"/>
               </w:rPr>
-              <w:t>有效期、Redis 撤销、JTI</w:t>
+              <w:t>会话 HMAC、时间窗、Redis 原子 nonce</w:t>
             </w:r>
           </w:p>
         </w:tc>
@@ -4956,12 +5157,12 @@
             </w:pPr>
             <w:r>
               <w:rPr>
-                <w:rFonts w:ascii="Calibri" w:hAnsi="Calibri" w:eastAsia="PingFang SC" w:cs="PingFang SC"/>
+                <w:rFonts w:ascii="Arial Unicode MS" w:hAnsi="Arial Unicode MS" w:eastAsia="Arial Unicode MS" w:cs="Arial Unicode MS"/>
                 <w:b w:val="0"/>
                 <w:color w:val="222222"/>
                 <w:sz w:val="18"/>
               </w:rPr>
-              <w:t>终端存储与日志脱敏需加强</w:t>
+              <w:t>客户端密钥保护和时钟治理需加强</w:t>
             </w:r>
           </w:p>
         </w:tc>
@@ -4989,7 +5190,7 @@
             </w:pPr>
             <w:r>
               <w:rPr>
-                <w:rFonts w:ascii="Calibri" w:hAnsi="Calibri" w:eastAsia="PingFang SC" w:cs="PingFang SC"/>
+                <w:rFonts w:ascii="Arial Unicode MS" w:hAnsi="Arial Unicode MS" w:eastAsia="Arial Unicode MS" w:cs="Arial Unicode MS"/>
                 <w:b w:val="0"/>
                 <w:color w:val="222222"/>
                 <w:sz w:val="18"/>
@@ -5016,7 +5217,7 @@
             </w:pPr>
             <w:r>
               <w:rPr>
-                <w:rFonts w:ascii="Calibri" w:hAnsi="Calibri" w:eastAsia="PingFang SC" w:cs="PingFang SC"/>
+                <w:rFonts w:ascii="Arial Unicode MS" w:hAnsi="Arial Unicode MS" w:eastAsia="Arial Unicode MS" w:cs="Arial Unicode MS"/>
                 <w:b w:val="0"/>
                 <w:color w:val="222222"/>
                 <w:sz w:val="18"/>
@@ -5043,7 +5244,7 @@
             </w:pPr>
             <w:r>
               <w:rPr>
-                <w:rFonts w:ascii="Calibri" w:hAnsi="Calibri" w:eastAsia="PingFang SC" w:cs="PingFang SC"/>
+                <w:rFonts w:ascii="Arial Unicode MS" w:hAnsi="Arial Unicode MS" w:eastAsia="Arial Unicode MS" w:cs="Arial Unicode MS"/>
                 <w:b w:val="0"/>
                 <w:color w:val="222222"/>
                 <w:sz w:val="18"/>
@@ -5070,12 +5271,12 @@
             </w:pPr>
             <w:r>
               <w:rPr>
-                <w:rFonts w:ascii="Calibri" w:hAnsi="Calibri" w:eastAsia="PingFang SC" w:cs="PingFang SC"/>
+                <w:rFonts w:ascii="Arial Unicode MS" w:hAnsi="Arial Unicode MS" w:eastAsia="Arial Unicode MS" w:cs="Arial Unicode MS"/>
                 <w:b w:val="0"/>
                 <w:color w:val="222222"/>
                 <w:sz w:val="18"/>
               </w:rPr>
-              <w:t>代理入口与路径校验基础</w:t>
+              <w:t>统一代理、方法/路径和完整性校验</w:t>
             </w:r>
           </w:p>
         </w:tc>
@@ -5097,7 +5298,7 @@
             </w:pPr>
             <w:r>
               <w:rPr>
-                <w:rFonts w:ascii="Calibri" w:hAnsi="Calibri" w:eastAsia="PingFang SC" w:cs="PingFang SC"/>
+                <w:rFonts w:ascii="Arial Unicode MS" w:hAnsi="Arial Unicode MS" w:eastAsia="Arial Unicode MS" w:cs="Arial Unicode MS"/>
                 <w:b w:val="0"/>
                 <w:color w:val="222222"/>
                 <w:sz w:val="18"/>
@@ -5129,12 +5330,12 @@
             </w:pPr>
             <w:r>
               <w:rPr>
-                <w:rFonts w:ascii="Calibri" w:hAnsi="Calibri" w:eastAsia="PingFang SC" w:cs="PingFang SC"/>
+                <w:rFonts w:ascii="Arial Unicode MS" w:hAnsi="Arial Unicode MS" w:eastAsia="Arial Unicode MS" w:cs="Arial Unicode MS"/>
                 <w:b w:val="0"/>
                 <w:color w:val="222222"/>
                 <w:sz w:val="18"/>
               </w:rPr>
-              <w:t>审计链路不完整</w:t>
+              <w:t>审计证据被篡改</w:t>
             </w:r>
           </w:p>
         </w:tc>
@@ -5155,12 +5356,12 @@
             </w:pPr>
             <w:r>
               <w:rPr>
-                <w:rFonts w:ascii="Calibri" w:hAnsi="Calibri" w:eastAsia="PingFang SC" w:cs="PingFang SC"/>
+                <w:rFonts w:ascii="Arial Unicode MS" w:hAnsi="Arial Unicode MS" w:eastAsia="Arial Unicode MS" w:cs="Arial Unicode MS"/>
                 <w:b w:val="0"/>
                 <w:color w:val="222222"/>
                 <w:sz w:val="18"/>
               </w:rPr>
-              <w:t>中</w:t>
+              <w:t>低中</w:t>
             </w:r>
           </w:p>
         </w:tc>
@@ -5181,12 +5382,12 @@
             </w:pPr>
             <w:r>
               <w:rPr>
-                <w:rFonts w:ascii="Calibri" w:hAnsi="Calibri" w:eastAsia="PingFang SC" w:cs="PingFang SC"/>
+                <w:rFonts w:ascii="Arial Unicode MS" w:hAnsi="Arial Unicode MS" w:eastAsia="Arial Unicode MS" w:cs="Arial Unicode MS"/>
                 <w:b w:val="0"/>
                 <w:color w:val="222222"/>
                 <w:sz w:val="18"/>
               </w:rPr>
-              <w:t>中高</w:t>
+              <w:t>高</w:t>
             </w:r>
           </w:p>
         </w:tc>
@@ -5207,12 +5408,12 @@
             </w:pPr>
             <w:r>
               <w:rPr>
-                <w:rFonts w:ascii="Calibri" w:hAnsi="Calibri" w:eastAsia="PingFang SC" w:cs="PingFang SC"/>
+                <w:rFonts w:ascii="Arial Unicode MS" w:hAnsi="Arial Unicode MS" w:eastAsia="Arial Unicode MS" w:cs="Arial Unicode MS"/>
                 <w:b w:val="0"/>
                 <w:color w:val="222222"/>
                 <w:sz w:val="18"/>
               </w:rPr>
-              <w:t>服务日志、会话标识</w:t>
+              <w:t>签名哈希链、追加触发器、外部锚定 Outbox</w:t>
             </w:r>
           </w:p>
         </w:tc>
@@ -5233,12 +5434,12 @@
             </w:pPr>
             <w:r>
               <w:rPr>
-                <w:rFonts w:ascii="Calibri" w:hAnsi="Calibri" w:eastAsia="PingFang SC" w:cs="PingFang SC"/>
+                <w:rFonts w:ascii="Arial Unicode MS" w:hAnsi="Arial Unicode MS" w:eastAsia="Arial Unicode MS" w:cs="Arial Unicode MS"/>
                 <w:b w:val="0"/>
                 <w:color w:val="222222"/>
                 <w:sz w:val="18"/>
               </w:rPr>
-              <w:t>缺少结构化事件与统一证据格式</w:t>
+              <w:t>数据库整体回滚及锚点可用性仍需治理</w:t>
             </w:r>
           </w:p>
         </w:tc>
@@ -5266,7 +5467,7 @@
             </w:pPr>
             <w:r>
               <w:rPr>
-                <w:rFonts w:ascii="Calibri" w:hAnsi="Calibri" w:eastAsia="PingFang SC" w:cs="PingFang SC"/>
+                <w:rFonts w:ascii="Arial Unicode MS" w:hAnsi="Arial Unicode MS" w:eastAsia="Arial Unicode MS" w:cs="Arial Unicode MS"/>
                 <w:b w:val="0"/>
                 <w:color w:val="222222"/>
                 <w:sz w:val="18"/>
@@ -5293,7 +5494,7 @@
             </w:pPr>
             <w:r>
               <w:rPr>
-                <w:rFonts w:ascii="Calibri" w:hAnsi="Calibri" w:eastAsia="PingFang SC" w:cs="PingFang SC"/>
+                <w:rFonts w:ascii="Arial Unicode MS" w:hAnsi="Arial Unicode MS" w:eastAsia="Arial Unicode MS" w:cs="Arial Unicode MS"/>
                 <w:b w:val="0"/>
                 <w:color w:val="222222"/>
                 <w:sz w:val="18"/>
@@ -5320,7 +5521,7 @@
             </w:pPr>
             <w:r>
               <w:rPr>
-                <w:rFonts w:ascii="Calibri" w:hAnsi="Calibri" w:eastAsia="PingFang SC" w:cs="PingFang SC"/>
+                <w:rFonts w:ascii="Arial Unicode MS" w:hAnsi="Arial Unicode MS" w:eastAsia="Arial Unicode MS" w:cs="Arial Unicode MS"/>
                 <w:b w:val="0"/>
                 <w:color w:val="222222"/>
                 <w:sz w:val="18"/>
@@ -5347,7 +5548,7 @@
             </w:pPr>
             <w:r>
               <w:rPr>
-                <w:rFonts w:ascii="Calibri" w:hAnsi="Calibri" w:eastAsia="PingFang SC" w:cs="PingFang SC"/>
+                <w:rFonts w:ascii="Arial Unicode MS" w:hAnsi="Arial Unicode MS" w:eastAsia="Arial Unicode MS" w:cs="Arial Unicode MS"/>
                 <w:b w:val="0"/>
                 <w:color w:val="222222"/>
                 <w:sz w:val="18"/>
@@ -5374,7 +5575,7 @@
             </w:pPr>
             <w:r>
               <w:rPr>
-                <w:rFonts w:ascii="Calibri" w:hAnsi="Calibri" w:eastAsia="PingFang SC" w:cs="PingFang SC"/>
+                <w:rFonts w:ascii="Arial Unicode MS" w:hAnsi="Arial Unicode MS" w:eastAsia="Arial Unicode MS" w:cs="Arial Unicode MS"/>
                 <w:b w:val="0"/>
                 <w:color w:val="222222"/>
                 <w:sz w:val="18"/>
@@ -5415,7 +5616,7 @@
       </w:pPr>
       <w:r>
         <w:rPr>
-          <w:rFonts w:ascii="Calibri" w:hAnsi="Calibri" w:eastAsia="PingFang SC" w:cs="PingFang SC"/>
+          <w:rFonts w:ascii="Arial Unicode MS" w:hAnsi="Arial Unicode MS" w:eastAsia="Arial Unicode MS" w:cs="Arial Unicode MS"/>
           <w:b w:val="0"/>
           <w:color w:val="222222"/>
           <w:sz w:val="21"/>
@@ -5462,7 +5663,7 @@
             </w:pPr>
             <w:r>
               <w:rPr>
-                <w:rFonts w:ascii="Calibri" w:hAnsi="Calibri" w:eastAsia="PingFang SC" w:cs="PingFang SC"/>
+                <w:rFonts w:ascii="Arial Unicode MS" w:hAnsi="Arial Unicode MS" w:eastAsia="Arial Unicode MS" w:cs="Arial Unicode MS"/>
                 <w:b/>
                 <w:color w:val="FFFFFF"/>
                 <w:sz w:val="19"/>
@@ -5490,7 +5691,7 @@
             </w:pPr>
             <w:r>
               <w:rPr>
-                <w:rFonts w:ascii="Calibri" w:hAnsi="Calibri" w:eastAsia="PingFang SC" w:cs="PingFang SC"/>
+                <w:rFonts w:ascii="Arial Unicode MS" w:hAnsi="Arial Unicode MS" w:eastAsia="Arial Unicode MS" w:cs="Arial Unicode MS"/>
                 <w:b/>
                 <w:color w:val="FFFFFF"/>
                 <w:sz w:val="19"/>
@@ -5518,7 +5719,7 @@
             </w:pPr>
             <w:r>
               <w:rPr>
-                <w:rFonts w:ascii="Calibri" w:hAnsi="Calibri" w:eastAsia="PingFang SC" w:cs="PingFang SC"/>
+                <w:rFonts w:ascii="Arial Unicode MS" w:hAnsi="Arial Unicode MS" w:eastAsia="Arial Unicode MS" w:cs="Arial Unicode MS"/>
                 <w:b/>
                 <w:color w:val="FFFFFF"/>
                 <w:sz w:val="19"/>
@@ -5546,7 +5747,7 @@
             </w:pPr>
             <w:r>
               <w:rPr>
-                <w:rFonts w:ascii="Calibri" w:hAnsi="Calibri" w:eastAsia="PingFang SC" w:cs="PingFang SC"/>
+                <w:rFonts w:ascii="Arial Unicode MS" w:hAnsi="Arial Unicode MS" w:eastAsia="Arial Unicode MS" w:cs="Arial Unicode MS"/>
                 <w:b/>
                 <w:color w:val="FFFFFF"/>
                 <w:sz w:val="19"/>
@@ -5578,7 +5779,7 @@
             </w:pPr>
             <w:r>
               <w:rPr>
-                <w:rFonts w:ascii="Calibri" w:hAnsi="Calibri" w:eastAsia="PingFang SC" w:cs="PingFang SC"/>
+                <w:rFonts w:ascii="Arial Unicode MS" w:hAnsi="Arial Unicode MS" w:eastAsia="Arial Unicode MS" w:cs="Arial Unicode MS"/>
                 <w:b w:val="0"/>
                 <w:color w:val="222222"/>
                 <w:sz w:val="18"/>
@@ -5604,7 +5805,7 @@
             </w:pPr>
             <w:r>
               <w:rPr>
-                <w:rFonts w:ascii="Calibri" w:hAnsi="Calibri" w:eastAsia="PingFang SC" w:cs="PingFang SC"/>
+                <w:rFonts w:ascii="Arial Unicode MS" w:hAnsi="Arial Unicode MS" w:eastAsia="Arial Unicode MS" w:cs="Arial Unicode MS"/>
                 <w:b w:val="0"/>
                 <w:color w:val="222222"/>
                 <w:sz w:val="18"/>
@@ -5630,7 +5831,7 @@
             </w:pPr>
             <w:r>
               <w:rPr>
-                <w:rFonts w:ascii="Calibri" w:hAnsi="Calibri" w:eastAsia="PingFang SC" w:cs="PingFang SC"/>
+                <w:rFonts w:ascii="Arial Unicode MS" w:hAnsi="Arial Unicode MS" w:eastAsia="Arial Unicode MS" w:cs="Arial Unicode MS"/>
                 <w:b w:val="0"/>
                 <w:color w:val="222222"/>
                 <w:sz w:val="18"/>
@@ -5656,7 +5857,7 @@
             </w:pPr>
             <w:r>
               <w:rPr>
-                <w:rFonts w:ascii="Calibri" w:hAnsi="Calibri" w:eastAsia="PingFang SC" w:cs="PingFang SC"/>
+                <w:rFonts w:ascii="Arial Unicode MS" w:hAnsi="Arial Unicode MS" w:eastAsia="Arial Unicode MS" w:cs="Arial Unicode MS"/>
                 <w:b w:val="0"/>
                 <w:color w:val="222222"/>
                 <w:sz w:val="18"/>
@@ -5689,7 +5890,7 @@
             </w:pPr>
             <w:r>
               <w:rPr>
-                <w:rFonts w:ascii="Calibri" w:hAnsi="Calibri" w:eastAsia="PingFang SC" w:cs="PingFang SC"/>
+                <w:rFonts w:ascii="Arial Unicode MS" w:hAnsi="Arial Unicode MS" w:eastAsia="Arial Unicode MS" w:cs="Arial Unicode MS"/>
                 <w:b w:val="0"/>
                 <w:color w:val="222222"/>
                 <w:sz w:val="18"/>
@@ -5716,7 +5917,7 @@
             </w:pPr>
             <w:r>
               <w:rPr>
-                <w:rFonts w:ascii="Calibri" w:hAnsi="Calibri" w:eastAsia="PingFang SC" w:cs="PingFang SC"/>
+                <w:rFonts w:ascii="Arial Unicode MS" w:hAnsi="Arial Unicode MS" w:eastAsia="Arial Unicode MS" w:cs="Arial Unicode MS"/>
                 <w:b w:val="0"/>
                 <w:color w:val="222222"/>
                 <w:sz w:val="18"/>
@@ -5743,7 +5944,7 @@
             </w:pPr>
             <w:r>
               <w:rPr>
-                <w:rFonts w:ascii="Calibri" w:hAnsi="Calibri" w:eastAsia="PingFang SC" w:cs="PingFang SC"/>
+                <w:rFonts w:ascii="Arial Unicode MS" w:hAnsi="Arial Unicode MS" w:eastAsia="Arial Unicode MS" w:cs="Arial Unicode MS"/>
                 <w:b w:val="0"/>
                 <w:color w:val="222222"/>
                 <w:sz w:val="18"/>
@@ -5770,7 +5971,7 @@
             </w:pPr>
             <w:r>
               <w:rPr>
-                <w:rFonts w:ascii="Calibri" w:hAnsi="Calibri" w:eastAsia="PingFang SC" w:cs="PingFang SC"/>
+                <w:rFonts w:ascii="Arial Unicode MS" w:hAnsi="Arial Unicode MS" w:eastAsia="Arial Unicode MS" w:cs="Arial Unicode MS"/>
                 <w:b w:val="0"/>
                 <w:color w:val="222222"/>
                 <w:sz w:val="18"/>
@@ -5802,7 +6003,7 @@
             </w:pPr>
             <w:r>
               <w:rPr>
-                <w:rFonts w:ascii="Calibri" w:hAnsi="Calibri" w:eastAsia="PingFang SC" w:cs="PingFang SC"/>
+                <w:rFonts w:ascii="Arial Unicode MS" w:hAnsi="Arial Unicode MS" w:eastAsia="Arial Unicode MS" w:cs="Arial Unicode MS"/>
                 <w:b w:val="0"/>
                 <w:color w:val="222222"/>
                 <w:sz w:val="18"/>
@@ -5828,7 +6029,7 @@
             </w:pPr>
             <w:r>
               <w:rPr>
-                <w:rFonts w:ascii="Calibri" w:hAnsi="Calibri" w:eastAsia="PingFang SC" w:cs="PingFang SC"/>
+                <w:rFonts w:ascii="Arial Unicode MS" w:hAnsi="Arial Unicode MS" w:eastAsia="Arial Unicode MS" w:cs="Arial Unicode MS"/>
                 <w:b w:val="0"/>
                 <w:color w:val="222222"/>
                 <w:sz w:val="18"/>
@@ -5854,7 +6055,7 @@
             </w:pPr>
             <w:r>
               <w:rPr>
-                <w:rFonts w:ascii="Calibri" w:hAnsi="Calibri" w:eastAsia="PingFang SC" w:cs="PingFang SC"/>
+                <w:rFonts w:ascii="Arial Unicode MS" w:hAnsi="Arial Unicode MS" w:eastAsia="Arial Unicode MS" w:cs="Arial Unicode MS"/>
                 <w:b w:val="0"/>
                 <w:color w:val="222222"/>
                 <w:sz w:val="18"/>
@@ -5880,7 +6081,7 @@
             </w:pPr>
             <w:r>
               <w:rPr>
-                <w:rFonts w:ascii="Calibri" w:hAnsi="Calibri" w:eastAsia="PingFang SC" w:cs="PingFang SC"/>
+                <w:rFonts w:ascii="Arial Unicode MS" w:hAnsi="Arial Unicode MS" w:eastAsia="Arial Unicode MS" w:cs="Arial Unicode MS"/>
                 <w:b w:val="0"/>
                 <w:color w:val="222222"/>
                 <w:sz w:val="18"/>
@@ -5912,12 +6113,12 @@
       </w:pPr>
       <w:r>
         <w:rPr>
-          <w:rFonts w:ascii="Calibri" w:hAnsi="Calibri" w:eastAsia="PingFang SC" w:cs="PingFang SC"/>
+          <w:rFonts w:ascii="Arial Unicode MS" w:hAnsi="Arial Unicode MS" w:eastAsia="Arial Unicode MS" w:cs="Arial Unicode MS"/>
           <w:b w:val="0"/>
           <w:color w:val="222222"/>
           <w:sz w:val="21"/>
         </w:rPr>
-        <w:t>主体身份审核：登记 Agent 开发者、Agent ID、公钥、回调地址和用途；验证签名、签发者、受众、时间与唯一标识。</w:t>
+        <w:t>主体身份审核：登记 Agent 开发者、Agent ID、身份文档、回调地址和用途；强制验证 ES256 签名、签发者、受众、时间与唯一标识。</w:t>
       </w:r>
     </w:p>
     <w:p>
@@ -5927,7 +6128,7 @@
       </w:pPr>
       <w:r>
         <w:rPr>
-          <w:rFonts w:ascii="Calibri" w:hAnsi="Calibri" w:eastAsia="PingFang SC" w:cs="PingFang SC"/>
+          <w:rFonts w:ascii="Arial Unicode MS" w:hAnsi="Arial Unicode MS" w:eastAsia="Arial Unicode MS" w:cs="Arial Unicode MS"/>
           <w:b w:val="0"/>
           <w:color w:val="222222"/>
           <w:sz w:val="21"/>
@@ -5942,12 +6143,12 @@
       </w:pPr>
       <w:r>
         <w:rPr>
-          <w:rFonts w:ascii="Calibri" w:hAnsi="Calibri" w:eastAsia="PingFang SC" w:cs="PingFang SC"/>
+          <w:rFonts w:ascii="Arial Unicode MS" w:hAnsi="Arial Unicode MS" w:eastAsia="Arial Unicode MS" w:cs="Arial Unicode MS"/>
           <w:b w:val="0"/>
           <w:color w:val="222222"/>
           <w:sz w:val="21"/>
         </w:rPr>
-        <w:t>能力目录：通过发现文档发布端点和 Scope，同时提供版本、状态、风险等级与变更记录。</w:t>
+        <w:t>能力目录：通过发现文档发布端点、Scope、握手算法、审计和锚定接口，并以 DID 文档发布当前及历史验证密钥。</w:t>
       </w:r>
     </w:p>
     <w:p>
@@ -5957,7 +6158,7 @@
       </w:pPr>
       <w:r>
         <w:rPr>
-          <w:rFonts w:ascii="Calibri" w:hAnsi="Calibri" w:eastAsia="PingFang SC" w:cs="PingFang SC"/>
+          <w:rFonts w:ascii="Arial Unicode MS" w:hAnsi="Arial Unicode MS" w:eastAsia="Arial Unicode MS" w:cs="Arial Unicode MS"/>
           <w:b w:val="0"/>
           <w:color w:val="222222"/>
           <w:sz w:val="21"/>
@@ -5972,7 +6173,7 @@
       </w:pPr>
       <w:r>
         <w:rPr>
-          <w:rFonts w:ascii="Calibri" w:hAnsi="Calibri" w:eastAsia="PingFang SC" w:cs="PingFang SC"/>
+          <w:rFonts w:ascii="Arial Unicode MS" w:hAnsi="Arial Unicode MS" w:eastAsia="Arial Unicode MS" w:cs="Arial Unicode MS"/>
           <w:b w:val="0"/>
           <w:color w:val="222222"/>
           <w:sz w:val="21"/>
@@ -6014,21 +6215,21 @@
             </w:pPr>
             <w:r>
               <w:rPr>
-                <w:rFonts w:ascii="Calibri" w:hAnsi="Calibri" w:eastAsia="PingFang SC" w:cs="PingFang SC"/>
+                <w:rFonts w:ascii="Arial Unicode MS" w:hAnsi="Arial Unicode MS" w:eastAsia="Arial Unicode MS" w:cs="Arial Unicode MS"/>
                 <w:b/>
                 <w:color w:val="17324D"/>
                 <w:sz w:val="20"/>
               </w:rPr>
-              <w:t xml:space="preserve">Agent Base 优先项  </w:t>
+              <w:t xml:space="preserve">已完成改造  </w:t>
             </w:r>
             <w:r>
               <w:rPr>
-                <w:rFonts w:ascii="Calibri" w:hAnsi="Calibri" w:eastAsia="PingFang SC" w:cs="PingFang SC"/>
+                <w:rFonts w:ascii="Arial Unicode MS" w:hAnsi="Arial Unicode MS" w:eastAsia="Arial Unicode MS" w:cs="Arial Unicode MS"/>
                 <w:b w:val="0"/>
                 <w:color w:val="222222"/>
                 <w:sz w:val="20"/>
               </w:rPr>
-              <w:t>将 ATHRegister 中的完整 ES256 验签从 MVP 注释转化为强制控制，并增加公钥轮换、Agent 状态吊销、audience 校验和注册审批策略。</w:t>
+              <w:t>M1—M5 已依次完成强制 Attestation 验签、双向挑战、ECDH/HKDF 会话密钥、逐请求 HMAC、签名审计哈希链、密钥轮换、远程 KMS 网关适配、事务型 Outbox 与外部锚定。</w:t>
             </w:r>
           </w:p>
         </w:tc>
@@ -6086,7 +6287,7 @@
             </w:pPr>
             <w:r>
               <w:rPr>
-                <w:rFonts w:ascii="Calibri" w:hAnsi="Calibri" w:eastAsia="PingFang SC" w:cs="PingFang SC"/>
+                <w:rFonts w:ascii="Arial Unicode MS" w:hAnsi="Arial Unicode MS" w:eastAsia="Arial Unicode MS" w:cs="Arial Unicode MS"/>
                 <w:b/>
                 <w:color w:val="FFFFFF"/>
                 <w:sz w:val="19"/>
@@ -6114,7 +6315,7 @@
             </w:pPr>
             <w:r>
               <w:rPr>
-                <w:rFonts w:ascii="Calibri" w:hAnsi="Calibri" w:eastAsia="PingFang SC" w:cs="PingFang SC"/>
+                <w:rFonts w:ascii="Arial Unicode MS" w:hAnsi="Arial Unicode MS" w:eastAsia="Arial Unicode MS" w:cs="Arial Unicode MS"/>
                 <w:b/>
                 <w:color w:val="FFFFFF"/>
                 <w:sz w:val="19"/>
@@ -6142,7 +6343,7 @@
             </w:pPr>
             <w:r>
               <w:rPr>
-                <w:rFonts w:ascii="Calibri" w:hAnsi="Calibri" w:eastAsia="PingFang SC" w:cs="PingFang SC"/>
+                <w:rFonts w:ascii="Arial Unicode MS" w:hAnsi="Arial Unicode MS" w:eastAsia="Arial Unicode MS" w:cs="Arial Unicode MS"/>
                 <w:b/>
                 <w:color w:val="FFFFFF"/>
                 <w:sz w:val="19"/>
@@ -6174,7 +6375,7 @@
             </w:pPr>
             <w:r>
               <w:rPr>
-                <w:rFonts w:ascii="Calibri" w:hAnsi="Calibri" w:eastAsia="PingFang SC" w:cs="PingFang SC"/>
+                <w:rFonts w:ascii="Arial Unicode MS" w:hAnsi="Arial Unicode MS" w:eastAsia="Arial Unicode MS" w:cs="Arial Unicode MS"/>
                 <w:b w:val="0"/>
                 <w:color w:val="222222"/>
                 <w:sz w:val="18"/>
@@ -6200,12 +6401,12 @@
             </w:pPr>
             <w:r>
               <w:rPr>
-                <w:rFonts w:ascii="Calibri" w:hAnsi="Calibri" w:eastAsia="PingFang SC" w:cs="PingFang SC"/>
+                <w:rFonts w:ascii="Arial Unicode MS" w:hAnsi="Arial Unicode MS" w:eastAsia="Arial Unicode MS" w:cs="Arial Unicode MS"/>
                 <w:b w:val="0"/>
                 <w:color w:val="222222"/>
                 <w:sz w:val="18"/>
               </w:rPr>
-              <w:t>Gin binding、ATH Token 解析</w:t>
+              <w:t>ATH Token、HMAC、时间窗、nonce、正文摘要</w:t>
             </w:r>
           </w:p>
         </w:tc>
@@ -6226,12 +6427,12 @@
             </w:pPr>
             <w:r>
               <w:rPr>
-                <w:rFonts w:ascii="Calibri" w:hAnsi="Calibri" w:eastAsia="PingFang SC" w:cs="PingFang SC"/>
+                <w:rFonts w:ascii="Arial Unicode MS" w:hAnsi="Arial Unicode MS" w:eastAsia="Arial Unicode MS" w:cs="Arial Unicode MS"/>
                 <w:b w:val="0"/>
                 <w:color w:val="222222"/>
                 <w:sz w:val="18"/>
               </w:rPr>
-              <w:t>加入请求体大小、字段白名单、内容类型与重放检查</w:t>
+              <w:t>增加请求体大小、字段白名单和内容类型策略</w:t>
             </w:r>
           </w:p>
         </w:tc>
@@ -6259,7 +6460,7 @@
             </w:pPr>
             <w:r>
               <w:rPr>
-                <w:rFonts w:ascii="Calibri" w:hAnsi="Calibri" w:eastAsia="PingFang SC" w:cs="PingFang SC"/>
+                <w:rFonts w:ascii="Arial Unicode MS" w:hAnsi="Arial Unicode MS" w:eastAsia="Arial Unicode MS" w:cs="Arial Unicode MS"/>
                 <w:b w:val="0"/>
                 <w:color w:val="222222"/>
                 <w:sz w:val="18"/>
@@ -6286,12 +6487,12 @@
             </w:pPr>
             <w:r>
               <w:rPr>
-                <w:rFonts w:ascii="Calibri" w:hAnsi="Calibri" w:eastAsia="PingFang SC" w:cs="PingFang SC"/>
+                <w:rFonts w:ascii="Arial Unicode MS" w:hAnsi="Arial Unicode MS" w:eastAsia="Arial Unicode MS" w:cs="Arial Unicode MS"/>
                 <w:b w:val="0"/>
                 <w:color w:val="222222"/>
                 <w:sz w:val="18"/>
               </w:rPr>
-              <w:t>Provider/Scope 校验</w:t>
+              <w:t>Provider/Scope/方法/路径与握手绑定</w:t>
             </w:r>
           </w:p>
         </w:tc>
@@ -6313,12 +6514,12 @@
             </w:pPr>
             <w:r>
               <w:rPr>
-                <w:rFonts w:ascii="Calibri" w:hAnsi="Calibri" w:eastAsia="PingFang SC" w:cs="PingFang SC"/>
+                <w:rFonts w:ascii="Arial Unicode MS" w:hAnsi="Arial Unicode MS" w:eastAsia="Arial Unicode MS" w:cs="Arial Unicode MS"/>
                 <w:b w:val="0"/>
                 <w:color w:val="222222"/>
                 <w:sz w:val="18"/>
               </w:rPr>
-              <w:t>扩展到方法、路径、资源、参数和环境条件</w:t>
+              <w:t>扩展到资源、参数和环境条件</w:t>
             </w:r>
           </w:p>
         </w:tc>
@@ -6345,7 +6546,7 @@
             </w:pPr>
             <w:r>
               <w:rPr>
-                <w:rFonts w:ascii="Calibri" w:hAnsi="Calibri" w:eastAsia="PingFang SC" w:cs="PingFang SC"/>
+                <w:rFonts w:ascii="Arial Unicode MS" w:hAnsi="Arial Unicode MS" w:eastAsia="Arial Unicode MS" w:cs="Arial Unicode MS"/>
                 <w:b w:val="0"/>
                 <w:color w:val="222222"/>
                 <w:sz w:val="18"/>
@@ -6371,7 +6572,7 @@
             </w:pPr>
             <w:r>
               <w:rPr>
-                <w:rFonts w:ascii="Calibri" w:hAnsi="Calibri" w:eastAsia="PingFang SC" w:cs="PingFang SC"/>
+                <w:rFonts w:ascii="Arial Unicode MS" w:hAnsi="Arial Unicode MS" w:eastAsia="Arial Unicode MS" w:cs="Arial Unicode MS"/>
                 <w:b w:val="0"/>
                 <w:color w:val="222222"/>
                 <w:sz w:val="18"/>
@@ -6397,7 +6598,7 @@
             </w:pPr>
             <w:r>
               <w:rPr>
-                <w:rFonts w:ascii="Calibri" w:hAnsi="Calibri" w:eastAsia="PingFang SC" w:cs="PingFang SC"/>
+                <w:rFonts w:ascii="Arial Unicode MS" w:hAnsi="Arial Unicode MS" w:eastAsia="Arial Unicode MS" w:cs="Arial Unicode MS"/>
                 <w:b w:val="0"/>
                 <w:color w:val="222222"/>
                 <w:sz w:val="18"/>
@@ -6430,7 +6631,7 @@
             </w:pPr>
             <w:r>
               <w:rPr>
-                <w:rFonts w:ascii="Calibri" w:hAnsi="Calibri" w:eastAsia="PingFang SC" w:cs="PingFang SC"/>
+                <w:rFonts w:ascii="Arial Unicode MS" w:hAnsi="Arial Unicode MS" w:eastAsia="Arial Unicode MS" w:cs="Arial Unicode MS"/>
                 <w:b w:val="0"/>
                 <w:color w:val="222222"/>
                 <w:sz w:val="18"/>
@@ -6457,7 +6658,7 @@
             </w:pPr>
             <w:r>
               <w:rPr>
-                <w:rFonts w:ascii="Calibri" w:hAnsi="Calibri" w:eastAsia="PingFang SC" w:cs="PingFang SC"/>
+                <w:rFonts w:ascii="Arial Unicode MS" w:hAnsi="Arial Unicode MS" w:eastAsia="Arial Unicode MS" w:cs="Arial Unicode MS"/>
                 <w:b w:val="0"/>
                 <w:color w:val="222222"/>
                 <w:sz w:val="18"/>
@@ -6484,7 +6685,7 @@
             </w:pPr>
             <w:r>
               <w:rPr>
-                <w:rFonts w:ascii="Calibri" w:hAnsi="Calibri" w:eastAsia="PingFang SC" w:cs="PingFang SC"/>
+                <w:rFonts w:ascii="Arial Unicode MS" w:hAnsi="Arial Unicode MS" w:eastAsia="Arial Unicode MS" w:cs="Arial Unicode MS"/>
                 <w:b w:val="0"/>
                 <w:color w:val="222222"/>
                 <w:sz w:val="18"/>
@@ -6516,7 +6717,7 @@
             </w:pPr>
             <w:r>
               <w:rPr>
-                <w:rFonts w:ascii="Calibri" w:hAnsi="Calibri" w:eastAsia="PingFang SC" w:cs="PingFang SC"/>
+                <w:rFonts w:ascii="Arial Unicode MS" w:hAnsi="Arial Unicode MS" w:eastAsia="Arial Unicode MS" w:cs="Arial Unicode MS"/>
                 <w:b w:val="0"/>
                 <w:color w:val="222222"/>
                 <w:sz w:val="18"/>
@@ -6542,12 +6743,12 @@
             </w:pPr>
             <w:r>
               <w:rPr>
-                <w:rFonts w:ascii="Calibri" w:hAnsi="Calibri" w:eastAsia="PingFang SC" w:cs="PingFang SC"/>
+                <w:rFonts w:ascii="Arial Unicode MS" w:hAnsi="Arial Unicode MS" w:eastAsia="Arial Unicode MS" w:cs="Arial Unicode MS"/>
                 <w:b w:val="0"/>
                 <w:color w:val="222222"/>
                 <w:sz w:val="18"/>
               </w:rPr>
-              <w:t>ATH Session 独立存储并过期</w:t>
+              <w:t>握手、ATH Session 和 nonce 独立存储并过期</w:t>
             </w:r>
           </w:p>
         </w:tc>
@@ -6568,7 +6769,7 @@
             </w:pPr>
             <w:r>
               <w:rPr>
-                <w:rFonts w:ascii="Calibri" w:hAnsi="Calibri" w:eastAsia="PingFang SC" w:cs="PingFang SC"/>
+                <w:rFonts w:ascii="Arial Unicode MS" w:hAnsi="Arial Unicode MS" w:eastAsia="Arial Unicode MS" w:cs="Arial Unicode MS"/>
                 <w:b w:val="0"/>
                 <w:color w:val="222222"/>
                 <w:sz w:val="18"/>
@@ -6601,7 +6802,7 @@
             </w:pPr>
             <w:r>
               <w:rPr>
-                <w:rFonts w:ascii="Calibri" w:hAnsi="Calibri" w:eastAsia="PingFang SC" w:cs="PingFang SC"/>
+                <w:rFonts w:ascii="Arial Unicode MS" w:hAnsi="Arial Unicode MS" w:eastAsia="Arial Unicode MS" w:cs="Arial Unicode MS"/>
                 <w:b w:val="0"/>
                 <w:color w:val="222222"/>
                 <w:sz w:val="18"/>
@@ -6628,7 +6829,7 @@
             </w:pPr>
             <w:r>
               <w:rPr>
-                <w:rFonts w:ascii="Calibri" w:hAnsi="Calibri" w:eastAsia="PingFang SC" w:cs="PingFang SC"/>
+                <w:rFonts w:ascii="Arial Unicode MS" w:hAnsi="Arial Unicode MS" w:eastAsia="Arial Unicode MS" w:cs="Arial Unicode MS"/>
                 <w:b w:val="0"/>
                 <w:color w:val="222222"/>
                 <w:sz w:val="18"/>
@@ -6655,7 +6856,7 @@
             </w:pPr>
             <w:r>
               <w:rPr>
-                <w:rFonts w:ascii="Calibri" w:hAnsi="Calibri" w:eastAsia="PingFang SC" w:cs="PingFang SC"/>
+                <w:rFonts w:ascii="Arial Unicode MS" w:hAnsi="Arial Unicode MS" w:eastAsia="Arial Unicode MS" w:cs="Arial Unicode MS"/>
                 <w:b w:val="0"/>
                 <w:color w:val="222222"/>
                 <w:sz w:val="18"/>
@@ -6687,12 +6888,12 @@
       </w:pPr>
       <w:r>
         <w:rPr>
-          <w:rFonts w:ascii="Calibri" w:hAnsi="Calibri" w:eastAsia="PingFang SC" w:cs="PingFang SC"/>
+          <w:rFonts w:ascii="Arial Unicode MS" w:hAnsi="Arial Unicode MS" w:eastAsia="Arial Unicode MS" w:cs="Arial Unicode MS"/>
           <w:b w:val="0"/>
           <w:color w:val="222222"/>
           <w:sz w:val="21"/>
         </w:rPr>
-        <w:t>审计日志应从普通运行日志升级为结构化治理证据。每条事件至少包含 event_id、request_id、user_id、agent_id、client_id、session_id、Provider、Scope、目标资源、策略版本、授权依据、结果、耗时和风险标签。敏感字段应脱敏或摘要化，日志本身也需访问控制和完整性保护。</w:t>
+        <w:t>项目已将普通运行日志升级为可验证治理证据。审计服务对规范化事件载荷计算 SHA-256 摘要，将每条记录与前序哈希连接，并由当前网关身份密钥签名。验证接口能够检查序号连续性、前序链接、载荷摘要、记录哈希与签名；公开链头可供独立监控方留存。</w:t>
       </w:r>
     </w:p>
     <w:p>
@@ -6702,12 +6903,12 @@
       </w:pPr>
       <w:r>
         <w:rPr>
-          <w:rFonts w:ascii="Calibri" w:hAnsi="Calibri" w:eastAsia="PingFang SC" w:cs="PingFang SC"/>
+          <w:rFonts w:ascii="Arial Unicode MS" w:hAnsi="Arial Unicode MS" w:eastAsia="Arial Unicode MS" w:cs="Arial Unicode MS"/>
           <w:b w:val="0"/>
           <w:color w:val="222222"/>
           <w:sz w:val="21"/>
         </w:rPr>
-        <w:t>事件处置流程应支持按 Agent、用户、Token、Scope 或 Provider 快速冻结，并能够从异常调用回溯到注册、授权、Token 签发和代理执行。吊销接口是必要能力，但还需配套告警、调查、影响评估、用户通知和规则更新。</w:t>
+        <w:t>为解决“数据库写入成功但外部投递失败”的双写问题，项目采用 Transactional Outbox：审计记录和待投递锚点在同一事务提交。锚定 worker 以 event_id 作为 Idempotency-Key，携带序号和记录哈希，支持多实例安全领取、失败退避、状态查询和人工重试。</w:t>
       </w:r>
     </w:p>
     <w:p>
@@ -6726,12 +6927,12 @@
       </w:pPr>
       <w:r>
         <w:rPr>
-          <w:rFonts w:ascii="Calibri" w:hAnsi="Calibri" w:eastAsia="PingFang SC" w:cs="PingFang SC"/>
+          <w:rFonts w:ascii="Arial Unicode MS" w:hAnsi="Arial Unicode MS" w:eastAsia="Arial Unicode MS" w:cs="Arial Unicode MS"/>
           <w:b w:val="0"/>
           <w:color w:val="222222"/>
           <w:sz w:val="21"/>
         </w:rPr>
-        <w:t>项目已有 scripts/test-ath.sh，用于演示 Discovery、Register、Authorize、Token、Proxy、Revoke 全流程。测试体系应在正向连通之外，重点扩展负向和对抗性用例。</w:t>
+        <w:t>项目已提供 scripts/test-ath.sh，并建立身份文档、Attestation、握手、状态机、密钥环、远程签名、请求完整性、重放防护、审计链和锚定 worker 的自动化测试。当前针对性单元测试、竞态检查、编译检查、构建和静态检查已通过；真实 PostgreSQL、Redis 与外部 Webhook 的端到端联调仍是生产验收项。</w:t>
       </w:r>
     </w:p>
     <w:tbl>
@@ -6772,7 +6973,7 @@
             </w:pPr>
             <w:r>
               <w:rPr>
-                <w:rFonts w:ascii="Calibri" w:hAnsi="Calibri" w:eastAsia="PingFang SC" w:cs="PingFang SC"/>
+                <w:rFonts w:ascii="Arial Unicode MS" w:hAnsi="Arial Unicode MS" w:eastAsia="Arial Unicode MS" w:cs="Arial Unicode MS"/>
                 <w:b/>
                 <w:color w:val="FFFFFF"/>
                 <w:sz w:val="19"/>
@@ -6800,7 +7001,7 @@
             </w:pPr>
             <w:r>
               <w:rPr>
-                <w:rFonts w:ascii="Calibri" w:hAnsi="Calibri" w:eastAsia="PingFang SC" w:cs="PingFang SC"/>
+                <w:rFonts w:ascii="Arial Unicode MS" w:hAnsi="Arial Unicode MS" w:eastAsia="Arial Unicode MS" w:cs="Arial Unicode MS"/>
                 <w:b/>
                 <w:color w:val="FFFFFF"/>
                 <w:sz w:val="19"/>
@@ -6828,7 +7029,7 @@
             </w:pPr>
             <w:r>
               <w:rPr>
-                <w:rFonts w:ascii="Calibri" w:hAnsi="Calibri" w:eastAsia="PingFang SC" w:cs="PingFang SC"/>
+                <w:rFonts w:ascii="Arial Unicode MS" w:hAnsi="Arial Unicode MS" w:eastAsia="Arial Unicode MS" w:cs="Arial Unicode MS"/>
                 <w:b/>
                 <w:color w:val="FFFFFF"/>
                 <w:sz w:val="19"/>
@@ -6860,12 +7061,12 @@
             </w:pPr>
             <w:r>
               <w:rPr>
-                <w:rFonts w:ascii="Calibri" w:hAnsi="Calibri" w:eastAsia="PingFang SC" w:cs="PingFang SC"/>
+                <w:rFonts w:ascii="Arial Unicode MS" w:hAnsi="Arial Unicode MS" w:eastAsia="Arial Unicode MS" w:cs="Arial Unicode MS"/>
                 <w:b w:val="0"/>
                 <w:color w:val="222222"/>
                 <w:sz w:val="18"/>
               </w:rPr>
-              <w:t>身份</w:t>
+              <w:t>身份与握手</w:t>
             </w:r>
           </w:p>
         </w:tc>
@@ -6886,12 +7087,12 @@
             </w:pPr>
             <w:r>
               <w:rPr>
-                <w:rFonts w:ascii="Calibri" w:hAnsi="Calibri" w:eastAsia="PingFang SC" w:cs="PingFang SC"/>
+                <w:rFonts w:ascii="Arial Unicode MS" w:hAnsi="Arial Unicode MS" w:eastAsia="Arial Unicode MS" w:cs="Arial Unicode MS"/>
                 <w:b w:val="0"/>
                 <w:color w:val="222222"/>
                 <w:sz w:val="18"/>
               </w:rPr>
-              <w:t>伪造签名、过期 iat、错误 iss/sub/aud、重复 jti、密钥轮换</w:t>
+              <w:t>伪造签名、错误声明、弱 nonce、陈旧证明、挑战篡改、状态冲突</w:t>
             </w:r>
           </w:p>
         </w:tc>
@@ -6912,12 +7113,12 @@
             </w:pPr>
             <w:r>
               <w:rPr>
-                <w:rFonts w:ascii="Calibri" w:hAnsi="Calibri" w:eastAsia="PingFang SC" w:cs="PingFang SC"/>
+                <w:rFonts w:ascii="Arial Unicode MS" w:hAnsi="Arial Unicode MS" w:eastAsia="Arial Unicode MS" w:cs="Arial Unicode MS"/>
                 <w:b w:val="0"/>
                 <w:color w:val="222222"/>
                 <w:sz w:val="18"/>
               </w:rPr>
-              <w:t>非法身份全部拒绝且形成审计事件</w:t>
+              <w:t>非法身份拒绝，状态仅可原子迁移</w:t>
             </w:r>
           </w:p>
         </w:tc>
@@ -6945,12 +7146,12 @@
             </w:pPr>
             <w:r>
               <w:rPr>
-                <w:rFonts w:ascii="Calibri" w:hAnsi="Calibri" w:eastAsia="PingFang SC" w:cs="PingFang SC"/>
+                <w:rFonts w:ascii="Arial Unicode MS" w:hAnsi="Arial Unicode MS" w:eastAsia="Arial Unicode MS" w:cs="Arial Unicode MS"/>
                 <w:b w:val="0"/>
                 <w:color w:val="222222"/>
                 <w:sz w:val="18"/>
               </w:rPr>
-              <w:t>授权</w:t>
+              <w:t>会话与授权</w:t>
             </w:r>
           </w:p>
         </w:tc>
@@ -6972,12 +7173,12 @@
             </w:pPr>
             <w:r>
               <w:rPr>
-                <w:rFonts w:ascii="Calibri" w:hAnsi="Calibri" w:eastAsia="PingFang SC" w:cs="PingFang SC"/>
+                <w:rFonts w:ascii="Arial Unicode MS" w:hAnsi="Arial Unicode MS" w:eastAsia="Arial Unicode MS" w:cs="Arial Unicode MS"/>
                 <w:b w:val="0"/>
                 <w:color w:val="222222"/>
                 <w:sz w:val="18"/>
               </w:rPr>
-              <w:t>超范围 Scope、用户拒绝、授权码复用、过期 Session</w:t>
+              <w:t>错误共享秘密、超范围 Scope、过期握手、授权码复用</w:t>
             </w:r>
           </w:p>
         </w:tc>
@@ -6999,12 +7200,12 @@
             </w:pPr>
             <w:r>
               <w:rPr>
-                <w:rFonts w:ascii="Calibri" w:hAnsi="Calibri" w:eastAsia="PingFang SC" w:cs="PingFang SC"/>
+                <w:rFonts w:ascii="Arial Unicode MS" w:hAnsi="Arial Unicode MS" w:eastAsia="Arial Unicode MS" w:cs="Arial Unicode MS"/>
                 <w:b w:val="0"/>
                 <w:color w:val="222222"/>
                 <w:sz w:val="18"/>
               </w:rPr>
-              <w:t>权限不扩大，状态机不可绕过</w:t>
+              <w:t>密钥一致、权限不扩大、状态机不可绕过</w:t>
             </w:r>
           </w:p>
         </w:tc>
@@ -7031,7 +7232,7 @@
             </w:pPr>
             <w:r>
               <w:rPr>
-                <w:rFonts w:ascii="Calibri" w:hAnsi="Calibri" w:eastAsia="PingFang SC" w:cs="PingFang SC"/>
+                <w:rFonts w:ascii="Arial Unicode MS" w:hAnsi="Arial Unicode MS" w:eastAsia="Arial Unicode MS" w:cs="Arial Unicode MS"/>
                 <w:b w:val="0"/>
                 <w:color w:val="222222"/>
                 <w:sz w:val="18"/>
@@ -7057,12 +7258,12 @@
             </w:pPr>
             <w:r>
               <w:rPr>
-                <w:rFonts w:ascii="Calibri" w:hAnsi="Calibri" w:eastAsia="PingFang SC" w:cs="PingFang SC"/>
+                <w:rFonts w:ascii="Arial Unicode MS" w:hAnsi="Arial Unicode MS" w:eastAsia="Arial Unicode MS" w:cs="Arial Unicode MS"/>
                 <w:b w:val="0"/>
                 <w:color w:val="222222"/>
                 <w:sz w:val="18"/>
               </w:rPr>
-              <w:t>未登记路径、错误方法、危险参数、批量调用</w:t>
+              <w:t>正文/路径篡改、陈旧时间戳、nonce 重放、未登记路径</w:t>
             </w:r>
           </w:p>
         </w:tc>
@@ -7083,7 +7284,7 @@
             </w:pPr>
             <w:r>
               <w:rPr>
-                <w:rFonts w:ascii="Calibri" w:hAnsi="Calibri" w:eastAsia="PingFang SC" w:cs="PingFang SC"/>
+                <w:rFonts w:ascii="Arial Unicode MS" w:hAnsi="Arial Unicode MS" w:eastAsia="Arial Unicode MS" w:cs="Arial Unicode MS"/>
                 <w:b w:val="0"/>
                 <w:color w:val="222222"/>
                 <w:sz w:val="18"/>
@@ -7116,7 +7317,7 @@
             </w:pPr>
             <w:r>
               <w:rPr>
-                <w:rFonts w:ascii="Calibri" w:hAnsi="Calibri" w:eastAsia="PingFang SC" w:cs="PingFang SC"/>
+                <w:rFonts w:ascii="Arial Unicode MS" w:hAnsi="Arial Unicode MS" w:eastAsia="Arial Unicode MS" w:cs="Arial Unicode MS"/>
                 <w:b w:val="0"/>
                 <w:color w:val="222222"/>
                 <w:sz w:val="18"/>
@@ -7143,7 +7344,7 @@
             </w:pPr>
             <w:r>
               <w:rPr>
-                <w:rFonts w:ascii="Calibri" w:hAnsi="Calibri" w:eastAsia="PingFang SC" w:cs="PingFang SC"/>
+                <w:rFonts w:ascii="Arial Unicode MS" w:hAnsi="Arial Unicode MS" w:eastAsia="Arial Unicode MS" w:cs="Arial Unicode MS"/>
                 <w:b w:val="0"/>
                 <w:color w:val="222222"/>
                 <w:sz w:val="18"/>
@@ -7170,7 +7371,7 @@
             </w:pPr>
             <w:r>
               <w:rPr>
-                <w:rFonts w:ascii="Calibri" w:hAnsi="Calibri" w:eastAsia="PingFang SC" w:cs="PingFang SC"/>
+                <w:rFonts w:ascii="Arial Unicode MS" w:hAnsi="Arial Unicode MS" w:eastAsia="Arial Unicode MS" w:cs="Arial Unicode MS"/>
                 <w:b w:val="0"/>
                 <w:color w:val="222222"/>
                 <w:sz w:val="18"/>
@@ -7202,12 +7403,12 @@
             </w:pPr>
             <w:r>
               <w:rPr>
-                <w:rFonts w:ascii="Calibri" w:hAnsi="Calibri" w:eastAsia="PingFang SC" w:cs="PingFang SC"/>
+                <w:rFonts w:ascii="Arial Unicode MS" w:hAnsi="Arial Unicode MS" w:eastAsia="Arial Unicode MS" w:cs="Arial Unicode MS"/>
                 <w:b w:val="0"/>
                 <w:color w:val="222222"/>
                 <w:sz w:val="18"/>
               </w:rPr>
-              <w:t>审计</w:t>
+              <w:t>审计与锚定</w:t>
             </w:r>
           </w:p>
         </w:tc>
@@ -7228,12 +7429,12 @@
             </w:pPr>
             <w:r>
               <w:rPr>
-                <w:rFonts w:ascii="Calibri" w:hAnsi="Calibri" w:eastAsia="PingFang SC" w:cs="PingFang SC"/>
+                <w:rFonts w:ascii="Arial Unicode MS" w:hAnsi="Arial Unicode MS" w:eastAsia="Arial Unicode MS" w:cs="Arial Unicode MS"/>
                 <w:b w:val="0"/>
                 <w:color w:val="222222"/>
                 <w:sz w:val="18"/>
               </w:rPr>
-              <w:t>跨步骤链路还原、吊销后调用、异常中断</w:t>
+              <w:t>载荷/链路篡改、错误 KMS 签名、Webhook 失败、重复投递</w:t>
             </w:r>
           </w:p>
         </w:tc>
@@ -7254,12 +7455,12 @@
             </w:pPr>
             <w:r>
               <w:rPr>
-                <w:rFonts w:ascii="Calibri" w:hAnsi="Calibri" w:eastAsia="PingFang SC" w:cs="PingFang SC"/>
+                <w:rFonts w:ascii="Arial Unicode MS" w:hAnsi="Arial Unicode MS" w:eastAsia="Arial Unicode MS" w:cs="Arial Unicode MS"/>
                 <w:b w:val="0"/>
                 <w:color w:val="222222"/>
                 <w:sz w:val="18"/>
               </w:rPr>
-              <w:t>证据完整、可检索、可关联</w:t>
+              <w:t>验证失败可定位，投递可恢复且幂等</w:t>
             </w:r>
           </w:p>
         </w:tc>
@@ -7295,12 +7496,12 @@
       </w:pPr>
       <w:r>
         <w:rPr>
-          <w:rFonts w:ascii="Calibri" w:hAnsi="Calibri" w:eastAsia="PingFang SC" w:cs="PingFang SC"/>
+          <w:rFonts w:ascii="Arial Unicode MS" w:hAnsi="Arial Unicode MS" w:eastAsia="Arial Unicode MS" w:cs="Arial Unicode MS"/>
           <w:b w:val="0"/>
           <w:color w:val="222222"/>
           <w:sz w:val="21"/>
         </w:rPr>
-        <w:t>在企业内部场景中，user-service 可作为智能体访问用户与 OAuth 能力的认证授权入口。Agent 先完成登记并声明 Provider/Scope，再由用户确认授权范围，随后使用 ATH Token 经 ath/proxy 调用受控接口。该模式把 Agent 的自主执行能力约束在用户同意和服务端策略的交集内。</w:t>
+        <w:t>在企业内部场景中，user-service 可作为智能体访问用户与 OAuth 能力的认证授权入口。Agent 先以身份文档和 Attestation 建立长期身份，再与网关完成双向挑战并派生短期会话密钥；用户确认授权范围后，Agent 使用绑定 handshake_id 的 ATH Token，经带 HMAC 的 ath/proxy 请求调用受控接口。</w:t>
       </w:r>
     </w:p>
     <w:p>
@@ -7310,13 +7511,549 @@
       </w:pPr>
       <w:r>
         <w:rPr>
-          <w:rFonts w:ascii="Calibri" w:hAnsi="Calibri" w:eastAsia="PingFang SC" w:cs="PingFang SC"/>
+          <w:rFonts w:ascii="Arial Unicode MS" w:hAnsi="Arial Unicode MS" w:eastAsia="Arial Unicode MS" w:cs="Arial Unicode MS"/>
           <w:b w:val="0"/>
           <w:color w:val="222222"/>
           <w:sz w:val="21"/>
         </w:rPr>
-        <w:t>实践价值主要体现在三方面：第一，将 Agent 身份与普通用户 Token 区分，便于单独审计和吊销；第二，以 Scope 和统一代理减少内部接口直接暴露；第三，通过发现文档和测试脚本降低接入与验证成本。</w:t>
+        <w:t>实践价值主要体现在四方面：第一，将 Agent 身份与普通用户 Token 区分，并证明通信双方身份；第二，以 Scope 和统一代理减少内部接口直接暴露；第三，以短期会话密钥和一次性 nonce 防止请求篡改与重放；第四，以签名哈希链和外部锚定形成独立于普通应用日志的治理证据。</w:t>
       </w:r>
+    </w:p>
+    <w:tbl>
+      <w:tblPr>
+        <w:tblStyle w:val="TableGrid"/>
+        <w:tblW w:type="dxa" w:w="9360"/>
+        <w:tblLayout w:type="fixed"/>
+        <w:tblLook w:firstColumn="1" w:firstRow="1" w:lastColumn="0" w:lastRow="0" w:noHBand="0" w:noVBand="1" w:val="04A0"/>
+        <w:jc w:val="center"/>
+        <w:tblInd w:w="120" w:type="dxa"/>
+      </w:tblPr>
+      <w:tblGrid>
+        <w:gridCol w:w="1450"/>
+        <w:gridCol w:w="4700"/>
+        <w:gridCol w:w="3210"/>
+      </w:tblGrid>
+      <w:tr>
+        <w:trPr>
+          <w:tblHeader w:val="true"/>
+          <w:cantSplit/>
+        </w:trPr>
+        <w:tc>
+          <w:tcPr>
+            <w:tcW w:type="dxa" w:w="1450"/>
+            <w:vAlign w:val="center"/>
+            <w:tcMar>
+              <w:top w:w="100" w:type="dxa"/>
+              <w:start w:w="120" w:type="dxa"/>
+              <w:bottom w:w="100" w:type="dxa"/>
+              <w:end w:w="120" w:type="dxa"/>
+            </w:tcMar>
+            <w:shd w:fill="2E5E8C"/>
+          </w:tcPr>
+          <w:p>
+            <w:pPr>
+              <w:spacing w:after="0"/>
+              <w:jc w:val="center"/>
+            </w:pPr>
+            <w:r>
+              <w:rPr>
+                <w:rFonts w:ascii="Arial Unicode MS" w:hAnsi="Arial Unicode MS" w:eastAsia="Arial Unicode MS" w:cs="Arial Unicode MS"/>
+                <w:b/>
+                <w:color w:val="FFFFFF"/>
+                <w:sz w:val="19"/>
+              </w:rPr>
+              <w:t>里程碑</w:t>
+            </w:r>
+          </w:p>
+        </w:tc>
+        <w:tc>
+          <w:tcPr>
+            <w:tcW w:type="dxa" w:w="4700"/>
+            <w:vAlign w:val="center"/>
+            <w:tcMar>
+              <w:top w:w="100" w:type="dxa"/>
+              <w:start w:w="120" w:type="dxa"/>
+              <w:bottom w:w="100" w:type="dxa"/>
+              <w:end w:w="120" w:type="dxa"/>
+            </w:tcMar>
+            <w:shd w:fill="2E5E8C"/>
+          </w:tcPr>
+          <w:p>
+            <w:pPr>
+              <w:spacing w:after="0"/>
+              <w:jc w:val="center"/>
+            </w:pPr>
+            <w:r>
+              <w:rPr>
+                <w:rFonts w:ascii="Arial Unicode MS" w:hAnsi="Arial Unicode MS" w:eastAsia="Arial Unicode MS" w:cs="Arial Unicode MS"/>
+                <w:b/>
+                <w:color w:val="FFFFFF"/>
+                <w:sz w:val="19"/>
+              </w:rPr>
+              <w:t>完成能力</w:t>
+            </w:r>
+          </w:p>
+        </w:tc>
+        <w:tc>
+          <w:tcPr>
+            <w:tcW w:type="dxa" w:w="3210"/>
+            <w:vAlign w:val="center"/>
+            <w:tcMar>
+              <w:top w:w="100" w:type="dxa"/>
+              <w:start w:w="120" w:type="dxa"/>
+              <w:bottom w:w="100" w:type="dxa"/>
+              <w:end w:w="120" w:type="dxa"/>
+            </w:tcMar>
+            <w:shd w:fill="2E5E8C"/>
+          </w:tcPr>
+          <w:p>
+            <w:pPr>
+              <w:spacing w:after="0"/>
+              <w:jc w:val="center"/>
+            </w:pPr>
+            <w:r>
+              <w:rPr>
+                <w:rFonts w:ascii="Arial Unicode MS" w:hAnsi="Arial Unicode MS" w:eastAsia="Arial Unicode MS" w:cs="Arial Unicode MS"/>
+                <w:b/>
+                <w:color w:val="FFFFFF"/>
+                <w:sz w:val="19"/>
+              </w:rPr>
+              <w:t>代表性验收</w:t>
+            </w:r>
+          </w:p>
+        </w:tc>
+      </w:tr>
+      <w:tr>
+        <w:trPr>
+          <w:cantSplit/>
+        </w:trPr>
+        <w:tc>
+          <w:tcPr>
+            <w:tcW w:type="dxa" w:w="1450"/>
+            <w:vAlign w:val="center"/>
+            <w:tcMar>
+              <w:top w:w="100" w:type="dxa"/>
+              <w:start w:w="120" w:type="dxa"/>
+              <w:bottom w:w="100" w:type="dxa"/>
+              <w:end w:w="120" w:type="dxa"/>
+            </w:tcMar>
+          </w:tcPr>
+          <w:p>
+            <w:pPr>
+              <w:spacing w:after="0" w:line="276" w:lineRule="auto"/>
+              <w:jc w:val="center"/>
+            </w:pPr>
+            <w:r>
+              <w:rPr>
+                <w:rFonts w:ascii="Arial Unicode MS" w:hAnsi="Arial Unicode MS" w:eastAsia="Arial Unicode MS" w:cs="Arial Unicode MS"/>
+                <w:b w:val="0"/>
+                <w:color w:val="222222"/>
+                <w:sz w:val="18"/>
+              </w:rPr>
+              <w:t>M1 强身份</w:t>
+            </w:r>
+          </w:p>
+        </w:tc>
+        <w:tc>
+          <w:tcPr>
+            <w:tcW w:type="dxa" w:w="4700"/>
+            <w:vAlign w:val="center"/>
+            <w:tcMar>
+              <w:top w:w="100" w:type="dxa"/>
+              <w:start w:w="120" w:type="dxa"/>
+              <w:bottom w:w="100" w:type="dxa"/>
+              <w:end w:w="120" w:type="dxa"/>
+            </w:tcMar>
+          </w:tcPr>
+          <w:p>
+            <w:pPr>
+              <w:spacing w:after="0" w:line="276" w:lineRule="auto"/>
+            </w:pPr>
+            <w:r>
+              <w:rPr>
+                <w:rFonts w:ascii="Arial Unicode MS" w:hAnsi="Arial Unicode MS" w:eastAsia="Arial Unicode MS" w:cs="Arial Unicode MS"/>
+                <w:b w:val="0"/>
+                <w:color w:val="222222"/>
+                <w:sz w:val="18"/>
+              </w:rPr>
+              <w:t>身份文档、公钥绑定、ES256 Attestation 完整验签</w:t>
+            </w:r>
+          </w:p>
+        </w:tc>
+        <w:tc>
+          <w:tcPr>
+            <w:tcW w:type="dxa" w:w="3210"/>
+            <w:vAlign w:val="center"/>
+            <w:tcMar>
+              <w:top w:w="100" w:type="dxa"/>
+              <w:start w:w="120" w:type="dxa"/>
+              <w:bottom w:w="100" w:type="dxa"/>
+              <w:end w:w="120" w:type="dxa"/>
+            </w:tcMar>
+          </w:tcPr>
+          <w:p>
+            <w:pPr>
+              <w:spacing w:after="0" w:line="276" w:lineRule="auto"/>
+            </w:pPr>
+            <w:r>
+              <w:rPr>
+                <w:rFonts w:ascii="Arial Unicode MS" w:hAnsi="Arial Unicode MS" w:eastAsia="Arial Unicode MS" w:cs="Arial Unicode MS"/>
+                <w:b w:val="0"/>
+                <w:color w:val="222222"/>
+                <w:sz w:val="18"/>
+              </w:rPr>
+              <w:t>错误签名/声明/算法降级均拒绝</w:t>
+            </w:r>
+          </w:p>
+        </w:tc>
+      </w:tr>
+      <w:tr>
+        <w:trPr>
+          <w:cantSplit/>
+        </w:trPr>
+        <w:tc>
+          <w:tcPr>
+            <w:tcW w:type="dxa" w:w="1450"/>
+            <w:shd w:fill="F5F7FA"/>
+            <w:vAlign w:val="center"/>
+            <w:tcMar>
+              <w:top w:w="100" w:type="dxa"/>
+              <w:start w:w="120" w:type="dxa"/>
+              <w:bottom w:w="100" w:type="dxa"/>
+              <w:end w:w="120" w:type="dxa"/>
+            </w:tcMar>
+          </w:tcPr>
+          <w:p>
+            <w:pPr>
+              <w:spacing w:after="0" w:line="276" w:lineRule="auto"/>
+              <w:jc w:val="center"/>
+            </w:pPr>
+            <w:r>
+              <w:rPr>
+                <w:rFonts w:ascii="Arial Unicode MS" w:hAnsi="Arial Unicode MS" w:eastAsia="Arial Unicode MS" w:cs="Arial Unicode MS"/>
+                <w:b w:val="0"/>
+                <w:color w:val="222222"/>
+                <w:sz w:val="18"/>
+              </w:rPr>
+              <w:t>M2 双向握手</w:t>
+            </w:r>
+          </w:p>
+        </w:tc>
+        <w:tc>
+          <w:tcPr>
+            <w:tcW w:type="dxa" w:w="4700"/>
+            <w:shd w:fill="F5F7FA"/>
+            <w:vAlign w:val="center"/>
+            <w:tcMar>
+              <w:top w:w="100" w:type="dxa"/>
+              <w:start w:w="120" w:type="dxa"/>
+              <w:bottom w:w="100" w:type="dxa"/>
+              <w:end w:w="120" w:type="dxa"/>
+            </w:tcMar>
+          </w:tcPr>
+          <w:p>
+            <w:pPr>
+              <w:spacing w:after="0" w:line="276" w:lineRule="auto"/>
+            </w:pPr>
+            <w:r>
+              <w:rPr>
+                <w:rFonts w:ascii="Arial Unicode MS" w:hAnsi="Arial Unicode MS" w:eastAsia="Arial Unicode MS" w:cs="Arial Unicode MS"/>
+                <w:b w:val="0"/>
+                <w:color w:val="222222"/>
+                <w:sz w:val="18"/>
+              </w:rPr>
+              <w:t>服务端挑战签名、Agent proof、Redis 原子状态机</w:t>
+            </w:r>
+          </w:p>
+        </w:tc>
+        <w:tc>
+          <w:tcPr>
+            <w:tcW w:type="dxa" w:w="3210"/>
+            <w:shd w:fill="F5F7FA"/>
+            <w:vAlign w:val="center"/>
+            <w:tcMar>
+              <w:top w:w="100" w:type="dxa"/>
+              <w:start w:w="120" w:type="dxa"/>
+              <w:bottom w:w="100" w:type="dxa"/>
+              <w:end w:w="120" w:type="dxa"/>
+            </w:tcMar>
+          </w:tcPr>
+          <w:p>
+            <w:pPr>
+              <w:spacing w:after="0" w:line="276" w:lineRule="auto"/>
+            </w:pPr>
+            <w:r>
+              <w:rPr>
+                <w:rFonts w:ascii="Arial Unicode MS" w:hAnsi="Arial Unicode MS" w:eastAsia="Arial Unicode MS" w:cs="Arial Unicode MS"/>
+                <w:b w:val="0"/>
+                <w:color w:val="222222"/>
+                <w:sz w:val="18"/>
+              </w:rPr>
+              <w:t>篡改挑战、弱 nonce、陈旧 proof 均拒绝</w:t>
+            </w:r>
+          </w:p>
+        </w:tc>
+      </w:tr>
+      <w:tr>
+        <w:trPr>
+          <w:cantSplit/>
+        </w:trPr>
+        <w:tc>
+          <w:tcPr>
+            <w:tcW w:type="dxa" w:w="1450"/>
+            <w:vAlign w:val="center"/>
+            <w:tcMar>
+              <w:top w:w="100" w:type="dxa"/>
+              <w:start w:w="120" w:type="dxa"/>
+              <w:bottom w:w="100" w:type="dxa"/>
+              <w:end w:w="120" w:type="dxa"/>
+            </w:tcMar>
+          </w:tcPr>
+          <w:p>
+            <w:pPr>
+              <w:spacing w:after="0" w:line="276" w:lineRule="auto"/>
+              <w:jc w:val="center"/>
+            </w:pPr>
+            <w:r>
+              <w:rPr>
+                <w:rFonts w:ascii="Arial Unicode MS" w:hAnsi="Arial Unicode MS" w:eastAsia="Arial Unicode MS" w:cs="Arial Unicode MS"/>
+                <w:b w:val="0"/>
+                <w:color w:val="222222"/>
+                <w:sz w:val="18"/>
+              </w:rPr>
+              <w:t>M3 安全会话</w:t>
+            </w:r>
+          </w:p>
+        </w:tc>
+        <w:tc>
+          <w:tcPr>
+            <w:tcW w:type="dxa" w:w="4700"/>
+            <w:vAlign w:val="center"/>
+            <w:tcMar>
+              <w:top w:w="100" w:type="dxa"/>
+              <w:start w:w="120" w:type="dxa"/>
+              <w:bottom w:w="100" w:type="dxa"/>
+              <w:end w:w="120" w:type="dxa"/>
+            </w:tcMar>
+          </w:tcPr>
+          <w:p>
+            <w:pPr>
+              <w:spacing w:after="0" w:line="276" w:lineRule="auto"/>
+            </w:pPr>
+            <w:r>
+              <w:rPr>
+                <w:rFonts w:ascii="Arial Unicode MS" w:hAnsi="Arial Unicode MS" w:eastAsia="Arial Unicode MS" w:cs="Arial Unicode MS"/>
+                <w:b w:val="0"/>
+                <w:color w:val="222222"/>
+                <w:sz w:val="18"/>
+              </w:rPr>
+              <w:t>P-256 ECDH、HKDF-SHA256、Token/handshake 绑定</w:t>
+            </w:r>
+          </w:p>
+        </w:tc>
+        <w:tc>
+          <w:tcPr>
+            <w:tcW w:type="dxa" w:w="3210"/>
+            <w:vAlign w:val="center"/>
+            <w:tcMar>
+              <w:top w:w="100" w:type="dxa"/>
+              <w:start w:w="120" w:type="dxa"/>
+              <w:bottom w:w="100" w:type="dxa"/>
+              <w:end w:w="120" w:type="dxa"/>
+            </w:tcMar>
+          </w:tcPr>
+          <w:p>
+            <w:pPr>
+              <w:spacing w:after="0" w:line="276" w:lineRule="auto"/>
+            </w:pPr>
+            <w:r>
+              <w:rPr>
+                <w:rFonts w:ascii="Arial Unicode MS" w:hAnsi="Arial Unicode MS" w:eastAsia="Arial Unicode MS" w:cs="Arial Unicode MS"/>
+                <w:b w:val="0"/>
+                <w:color w:val="222222"/>
+                <w:sz w:val="18"/>
+              </w:rPr>
+              <w:t>双方派生一致，过期会话无法换取或使用 Token</w:t>
+            </w:r>
+          </w:p>
+        </w:tc>
+      </w:tr>
+      <w:tr>
+        <w:trPr>
+          <w:cantSplit/>
+        </w:trPr>
+        <w:tc>
+          <w:tcPr>
+            <w:tcW w:type="dxa" w:w="1450"/>
+            <w:shd w:fill="F5F7FA"/>
+            <w:vAlign w:val="center"/>
+            <w:tcMar>
+              <w:top w:w="100" w:type="dxa"/>
+              <w:start w:w="120" w:type="dxa"/>
+              <w:bottom w:w="100" w:type="dxa"/>
+              <w:end w:w="120" w:type="dxa"/>
+            </w:tcMar>
+          </w:tcPr>
+          <w:p>
+            <w:pPr>
+              <w:spacing w:after="0" w:line="276" w:lineRule="auto"/>
+              <w:jc w:val="center"/>
+            </w:pPr>
+            <w:r>
+              <w:rPr>
+                <w:rFonts w:ascii="Arial Unicode MS" w:hAnsi="Arial Unicode MS" w:eastAsia="Arial Unicode MS" w:cs="Arial Unicode MS"/>
+                <w:b w:val="0"/>
+                <w:color w:val="222222"/>
+                <w:sz w:val="18"/>
+              </w:rPr>
+              <w:t>M4 完整性存证</w:t>
+            </w:r>
+          </w:p>
+        </w:tc>
+        <w:tc>
+          <w:tcPr>
+            <w:tcW w:type="dxa" w:w="4700"/>
+            <w:shd w:fill="F5F7FA"/>
+            <w:vAlign w:val="center"/>
+            <w:tcMar>
+              <w:top w:w="100" w:type="dxa"/>
+              <w:start w:w="120" w:type="dxa"/>
+              <w:bottom w:w="100" w:type="dxa"/>
+              <w:end w:w="120" w:type="dxa"/>
+            </w:tcMar>
+          </w:tcPr>
+          <w:p>
+            <w:pPr>
+              <w:spacing w:after="0" w:line="276" w:lineRule="auto"/>
+            </w:pPr>
+            <w:r>
+              <w:rPr>
+                <w:rFonts w:ascii="Arial Unicode MS" w:hAnsi="Arial Unicode MS" w:eastAsia="Arial Unicode MS" w:cs="Arial Unicode MS"/>
+                <w:b w:val="0"/>
+                <w:color w:val="222222"/>
+                <w:sz w:val="18"/>
+              </w:rPr>
+              <w:t>HMAC 请求签名、重放防护、ES256 审计哈希链</w:t>
+            </w:r>
+          </w:p>
+        </w:tc>
+        <w:tc>
+          <w:tcPr>
+            <w:tcW w:type="dxa" w:w="3210"/>
+            <w:shd w:fill="F5F7FA"/>
+            <w:vAlign w:val="center"/>
+            <w:tcMar>
+              <w:top w:w="100" w:type="dxa"/>
+              <w:start w:w="120" w:type="dxa"/>
+              <w:bottom w:w="100" w:type="dxa"/>
+              <w:end w:w="120" w:type="dxa"/>
+            </w:tcMar>
+          </w:tcPr>
+          <w:p>
+            <w:pPr>
+              <w:spacing w:after="0" w:line="276" w:lineRule="auto"/>
+            </w:pPr>
+            <w:r>
+              <w:rPr>
+                <w:rFonts w:ascii="Arial Unicode MS" w:hAnsi="Arial Unicode MS" w:eastAsia="Arial Unicode MS" w:cs="Arial Unicode MS"/>
+                <w:b w:val="0"/>
+                <w:color w:val="222222"/>
+                <w:sz w:val="18"/>
+              </w:rPr>
+              <w:t>正文/路径/nonce 篡改可检测，审计链可验证</w:t>
+            </w:r>
+          </w:p>
+        </w:tc>
+      </w:tr>
+      <w:tr>
+        <w:trPr>
+          <w:cantSplit/>
+        </w:trPr>
+        <w:tc>
+          <w:tcPr>
+            <w:tcW w:type="dxa" w:w="1450"/>
+            <w:vAlign w:val="center"/>
+            <w:tcMar>
+              <w:top w:w="100" w:type="dxa"/>
+              <w:start w:w="120" w:type="dxa"/>
+              <w:bottom w:w="100" w:type="dxa"/>
+              <w:end w:w="120" w:type="dxa"/>
+            </w:tcMar>
+          </w:tcPr>
+          <w:p>
+            <w:pPr>
+              <w:spacing w:after="0" w:line="276" w:lineRule="auto"/>
+              <w:jc w:val="center"/>
+            </w:pPr>
+            <w:r>
+              <w:rPr>
+                <w:rFonts w:ascii="Arial Unicode MS" w:hAnsi="Arial Unicode MS" w:eastAsia="Arial Unicode MS" w:cs="Arial Unicode MS"/>
+                <w:b w:val="0"/>
+                <w:color w:val="222222"/>
+                <w:sz w:val="18"/>
+              </w:rPr>
+              <w:t>M5 生产增强</w:t>
+            </w:r>
+          </w:p>
+        </w:tc>
+        <w:tc>
+          <w:tcPr>
+            <w:tcW w:type="dxa" w:w="4700"/>
+            <w:vAlign w:val="center"/>
+            <w:tcMar>
+              <w:top w:w="100" w:type="dxa"/>
+              <w:start w:w="120" w:type="dxa"/>
+              <w:bottom w:w="100" w:type="dxa"/>
+              <w:end w:w="120" w:type="dxa"/>
+            </w:tcMar>
+          </w:tcPr>
+          <w:p>
+            <w:pPr>
+              <w:spacing w:after="0" w:line="276" w:lineRule="auto"/>
+            </w:pPr>
+            <w:r>
+              <w:rPr>
+                <w:rFonts w:ascii="Arial Unicode MS" w:hAnsi="Arial Unicode MS" w:eastAsia="Arial Unicode MS" w:cs="Arial Unicode MS"/>
+                <w:b w:val="0"/>
+                <w:color w:val="222222"/>
+                <w:sz w:val="18"/>
+              </w:rPr>
+              <w:t>密钥轮换、远程 KMS、Outbox、外部锚定</w:t>
+            </w:r>
+          </w:p>
+        </w:tc>
+        <w:tc>
+          <w:tcPr>
+            <w:tcW w:type="dxa" w:w="3210"/>
+            <w:vAlign w:val="center"/>
+            <w:tcMar>
+              <w:top w:w="100" w:type="dxa"/>
+              <w:start w:w="120" w:type="dxa"/>
+              <w:bottom w:w="100" w:type="dxa"/>
+              <w:end w:w="120" w:type="dxa"/>
+            </w:tcMar>
+          </w:tcPr>
+          <w:p>
+            <w:pPr>
+              <w:spacing w:after="0" w:line="276" w:lineRule="auto"/>
+            </w:pPr>
+            <w:r>
+              <w:rPr>
+                <w:rFonts w:ascii="Arial Unicode MS" w:hAnsi="Arial Unicode MS" w:eastAsia="Arial Unicode MS" w:cs="Arial Unicode MS"/>
+                <w:b w:val="0"/>
+                <w:color w:val="222222"/>
+                <w:sz w:val="18"/>
+              </w:rPr>
+              <w:t>历史公钥可验证，投递失败可退避恢复</w:t>
+            </w:r>
+          </w:p>
+        </w:tc>
+      </w:tr>
+    </w:tbl>
+    <w:p>
+      <w:pPr>
+        <w:spacing w:after="40"/>
+      </w:pPr>
     </w:p>
     <w:p>
       <w:pPr>
@@ -7334,7 +8071,7 @@
       </w:pPr>
       <w:r>
         <w:rPr>
-          <w:rFonts w:ascii="Calibri" w:hAnsi="Calibri" w:eastAsia="PingFang SC" w:cs="PingFang SC"/>
+          <w:rFonts w:ascii="Arial Unicode MS" w:hAnsi="Arial Unicode MS" w:eastAsia="Arial Unicode MS" w:cs="Arial Unicode MS"/>
           <w:b w:val="0"/>
           <w:color w:val="222222"/>
           <w:sz w:val="21"/>
@@ -7358,7 +8095,7 @@
       </w:pPr>
       <w:r>
         <w:rPr>
-          <w:rFonts w:ascii="Calibri" w:hAnsi="Calibri" w:eastAsia="PingFang SC" w:cs="PingFang SC"/>
+          <w:rFonts w:ascii="Arial Unicode MS" w:hAnsi="Arial Unicode MS" w:eastAsia="Arial Unicode MS" w:cs="Arial Unicode MS"/>
           <w:b w:val="0"/>
           <w:color w:val="222222"/>
           <w:sz w:val="21"/>
@@ -7413,7 +8150,7 @@
             </w:pPr>
             <w:r>
               <w:rPr>
-                <w:rFonts w:ascii="Calibri" w:hAnsi="Calibri" w:eastAsia="PingFang SC" w:cs="PingFang SC"/>
+                <w:rFonts w:ascii="Arial Unicode MS" w:hAnsi="Arial Unicode MS" w:eastAsia="Arial Unicode MS" w:cs="Arial Unicode MS"/>
                 <w:b/>
                 <w:color w:val="FFFFFF"/>
                 <w:sz w:val="19"/>
@@ -7441,7 +8178,7 @@
             </w:pPr>
             <w:r>
               <w:rPr>
-                <w:rFonts w:ascii="Calibri" w:hAnsi="Calibri" w:eastAsia="PingFang SC" w:cs="PingFang SC"/>
+                <w:rFonts w:ascii="Arial Unicode MS" w:hAnsi="Arial Unicode MS" w:eastAsia="Arial Unicode MS" w:cs="Arial Unicode MS"/>
                 <w:b/>
                 <w:color w:val="FFFFFF"/>
                 <w:sz w:val="19"/>
@@ -7469,7 +8206,7 @@
             </w:pPr>
             <w:r>
               <w:rPr>
-                <w:rFonts w:ascii="Calibri" w:hAnsi="Calibri" w:eastAsia="PingFang SC" w:cs="PingFang SC"/>
+                <w:rFonts w:ascii="Arial Unicode MS" w:hAnsi="Arial Unicode MS" w:eastAsia="Arial Unicode MS" w:cs="Arial Unicode MS"/>
                 <w:b/>
                 <w:color w:val="FFFFFF"/>
                 <w:sz w:val="19"/>
@@ -7501,7 +8238,7 @@
             </w:pPr>
             <w:r>
               <w:rPr>
-                <w:rFonts w:ascii="Calibri" w:hAnsi="Calibri" w:eastAsia="PingFang SC" w:cs="PingFang SC"/>
+                <w:rFonts w:ascii="Arial Unicode MS" w:hAnsi="Arial Unicode MS" w:eastAsia="Arial Unicode MS" w:cs="Arial Unicode MS"/>
                 <w:b w:val="0"/>
                 <w:color w:val="222222"/>
                 <w:sz w:val="18"/>
@@ -7527,7 +8264,7 @@
             </w:pPr>
             <w:r>
               <w:rPr>
-                <w:rFonts w:ascii="Calibri" w:hAnsi="Calibri" w:eastAsia="PingFang SC" w:cs="PingFang SC"/>
+                <w:rFonts w:ascii="Arial Unicode MS" w:hAnsi="Arial Unicode MS" w:eastAsia="Arial Unicode MS" w:cs="Arial Unicode MS"/>
                 <w:b w:val="0"/>
                 <w:color w:val="222222"/>
                 <w:sz w:val="18"/>
@@ -7553,7 +8290,7 @@
             </w:pPr>
             <w:r>
               <w:rPr>
-                <w:rFonts w:ascii="Calibri" w:hAnsi="Calibri" w:eastAsia="PingFang SC" w:cs="PingFang SC"/>
+                <w:rFonts w:ascii="Arial Unicode MS" w:hAnsi="Arial Unicode MS" w:eastAsia="Arial Unicode MS" w:cs="Arial Unicode MS"/>
                 <w:b w:val="0"/>
                 <w:color w:val="222222"/>
                 <w:sz w:val="18"/>
@@ -7586,7 +8323,7 @@
             </w:pPr>
             <w:r>
               <w:rPr>
-                <w:rFonts w:ascii="Calibri" w:hAnsi="Calibri" w:eastAsia="PingFang SC" w:cs="PingFang SC"/>
+                <w:rFonts w:ascii="Arial Unicode MS" w:hAnsi="Arial Unicode MS" w:eastAsia="Arial Unicode MS" w:cs="Arial Unicode MS"/>
                 <w:b w:val="0"/>
                 <w:color w:val="222222"/>
                 <w:sz w:val="18"/>
@@ -7613,7 +8350,7 @@
             </w:pPr>
             <w:r>
               <w:rPr>
-                <w:rFonts w:ascii="Calibri" w:hAnsi="Calibri" w:eastAsia="PingFang SC" w:cs="PingFang SC"/>
+                <w:rFonts w:ascii="Arial Unicode MS" w:hAnsi="Arial Unicode MS" w:eastAsia="Arial Unicode MS" w:cs="Arial Unicode MS"/>
                 <w:b w:val="0"/>
                 <w:color w:val="222222"/>
                 <w:sz w:val="18"/>
@@ -7640,7 +8377,7 @@
             </w:pPr>
             <w:r>
               <w:rPr>
-                <w:rFonts w:ascii="Calibri" w:hAnsi="Calibri" w:eastAsia="PingFang SC" w:cs="PingFang SC"/>
+                <w:rFonts w:ascii="Arial Unicode MS" w:hAnsi="Arial Unicode MS" w:eastAsia="Arial Unicode MS" w:cs="Arial Unicode MS"/>
                 <w:b w:val="0"/>
                 <w:color w:val="222222"/>
                 <w:sz w:val="18"/>
@@ -7672,7 +8409,7 @@
             </w:pPr>
             <w:r>
               <w:rPr>
-                <w:rFonts w:ascii="Calibri" w:hAnsi="Calibri" w:eastAsia="PingFang SC" w:cs="PingFang SC"/>
+                <w:rFonts w:ascii="Arial Unicode MS" w:hAnsi="Arial Unicode MS" w:eastAsia="Arial Unicode MS" w:cs="Arial Unicode MS"/>
                 <w:b w:val="0"/>
                 <w:color w:val="222222"/>
                 <w:sz w:val="18"/>
@@ -7698,7 +8435,7 @@
             </w:pPr>
             <w:r>
               <w:rPr>
-                <w:rFonts w:ascii="Calibri" w:hAnsi="Calibri" w:eastAsia="PingFang SC" w:cs="PingFang SC"/>
+                <w:rFonts w:ascii="Arial Unicode MS" w:hAnsi="Arial Unicode MS" w:eastAsia="Arial Unicode MS" w:cs="Arial Unicode MS"/>
                 <w:b w:val="0"/>
                 <w:color w:val="222222"/>
                 <w:sz w:val="18"/>
@@ -7724,7 +8461,7 @@
             </w:pPr>
             <w:r>
               <w:rPr>
-                <w:rFonts w:ascii="Calibri" w:hAnsi="Calibri" w:eastAsia="PingFang SC" w:cs="PingFang SC"/>
+                <w:rFonts w:ascii="Arial Unicode MS" w:hAnsi="Arial Unicode MS" w:eastAsia="Arial Unicode MS" w:cs="Arial Unicode MS"/>
                 <w:b w:val="0"/>
                 <w:color w:val="222222"/>
                 <w:sz w:val="18"/>
@@ -7757,7 +8494,7 @@
             </w:pPr>
             <w:r>
               <w:rPr>
-                <w:rFonts w:ascii="Calibri" w:hAnsi="Calibri" w:eastAsia="PingFang SC" w:cs="PingFang SC"/>
+                <w:rFonts w:ascii="Arial Unicode MS" w:hAnsi="Arial Unicode MS" w:eastAsia="Arial Unicode MS" w:cs="Arial Unicode MS"/>
                 <w:b w:val="0"/>
                 <w:color w:val="222222"/>
                 <w:sz w:val="18"/>
@@ -7784,7 +8521,7 @@
             </w:pPr>
             <w:r>
               <w:rPr>
-                <w:rFonts w:ascii="Calibri" w:hAnsi="Calibri" w:eastAsia="PingFang SC" w:cs="PingFang SC"/>
+                <w:rFonts w:ascii="Arial Unicode MS" w:hAnsi="Arial Unicode MS" w:eastAsia="Arial Unicode MS" w:cs="Arial Unicode MS"/>
                 <w:b w:val="0"/>
                 <w:color w:val="222222"/>
                 <w:sz w:val="18"/>
@@ -7811,7 +8548,7 @@
             </w:pPr>
             <w:r>
               <w:rPr>
-                <w:rFonts w:ascii="Calibri" w:hAnsi="Calibri" w:eastAsia="PingFang SC" w:cs="PingFang SC"/>
+                <w:rFonts w:ascii="Arial Unicode MS" w:hAnsi="Arial Unicode MS" w:eastAsia="Arial Unicode MS" w:cs="Arial Unicode MS"/>
                 <w:b w:val="0"/>
                 <w:color w:val="222222"/>
                 <w:sz w:val="18"/>
@@ -7843,7 +8580,7 @@
             </w:pPr>
             <w:r>
               <w:rPr>
-                <w:rFonts w:ascii="Calibri" w:hAnsi="Calibri" w:eastAsia="PingFang SC" w:cs="PingFang SC"/>
+                <w:rFonts w:ascii="Arial Unicode MS" w:hAnsi="Arial Unicode MS" w:eastAsia="Arial Unicode MS" w:cs="Arial Unicode MS"/>
                 <w:b w:val="0"/>
                 <w:color w:val="222222"/>
                 <w:sz w:val="18"/>
@@ -7869,7 +8606,7 @@
             </w:pPr>
             <w:r>
               <w:rPr>
-                <w:rFonts w:ascii="Calibri" w:hAnsi="Calibri" w:eastAsia="PingFang SC" w:cs="PingFang SC"/>
+                <w:rFonts w:ascii="Arial Unicode MS" w:hAnsi="Arial Unicode MS" w:eastAsia="Arial Unicode MS" w:cs="Arial Unicode MS"/>
                 <w:b w:val="0"/>
                 <w:color w:val="222222"/>
                 <w:sz w:val="18"/>
@@ -7895,7 +8632,7 @@
             </w:pPr>
             <w:r>
               <w:rPr>
-                <w:rFonts w:ascii="Calibri" w:hAnsi="Calibri" w:eastAsia="PingFang SC" w:cs="PingFang SC"/>
+                <w:rFonts w:ascii="Arial Unicode MS" w:hAnsi="Arial Unicode MS" w:eastAsia="Arial Unicode MS" w:cs="Arial Unicode MS"/>
                 <w:b w:val="0"/>
                 <w:color w:val="222222"/>
                 <w:sz w:val="18"/>
@@ -7927,7 +8664,7 @@
       </w:pPr>
       <w:r>
         <w:rPr>
-          <w:rFonts w:ascii="Calibri" w:hAnsi="Calibri" w:eastAsia="PingFang SC" w:cs="PingFang SC"/>
+          <w:rFonts w:ascii="Arial Unicode MS" w:hAnsi="Arial Unicode MS" w:eastAsia="Arial Unicode MS" w:cs="Arial Unicode MS"/>
           <w:b w:val="0"/>
           <w:color w:val="222222"/>
           <w:sz w:val="21"/>
@@ -7942,12 +8679,12 @@
       </w:pPr>
       <w:r>
         <w:rPr>
-          <w:rFonts w:ascii="Calibri" w:hAnsi="Calibri" w:eastAsia="PingFang SC" w:cs="PingFang SC"/>
+          <w:rFonts w:ascii="Arial Unicode MS" w:hAnsi="Arial Unicode MS" w:eastAsia="Arial Unicode MS" w:cs="Arial Unicode MS"/>
           <w:b w:val="0"/>
           <w:color w:val="222222"/>
           <w:sz w:val="21"/>
         </w:rPr>
-        <w:t>持续负向测试：在 CI 中覆盖伪造身份、重放、越权 Scope、路径绕过、吊销后访问和异常参数。</w:t>
+        <w:t>持续负向测试：在 CI 中覆盖伪造身份、挑战篡改、重放、越权 Scope、链路篡改、错误 KMS 签名和锚点故障。</w:t>
       </w:r>
     </w:p>
     <w:p>
@@ -7957,12 +8694,12 @@
       </w:pPr>
       <w:r>
         <w:rPr>
-          <w:rFonts w:ascii="Calibri" w:hAnsi="Calibri" w:eastAsia="PingFang SC" w:cs="PingFang SC"/>
+          <w:rFonts w:ascii="Arial Unicode MS" w:hAnsi="Arial Unicode MS" w:eastAsia="Arial Unicode MS" w:cs="Arial Unicode MS"/>
           <w:b w:val="0"/>
           <w:color w:val="222222"/>
           <w:sz w:val="21"/>
         </w:rPr>
-        <w:t>运营监测：按 Agent、用户、Scope 和 Provider 统计调用量、失败率、拒绝率和高风险动作。</w:t>
+        <w:t>运营监测：按 Agent、用户、Scope、Provider 和签名密钥统计调用量、拒绝率、审计链状态及 Outbox 积压。</w:t>
       </w:r>
     </w:p>
     <w:p>
@@ -7972,12 +8709,12 @@
       </w:pPr>
       <w:r>
         <w:rPr>
-          <w:rFonts w:ascii="Calibri" w:hAnsi="Calibri" w:eastAsia="PingFang SC" w:cs="PingFang SC"/>
+          <w:rFonts w:ascii="Arial Unicode MS" w:hAnsi="Arial Unicode MS" w:eastAsia="Arial Unicode MS" w:cs="Arial Unicode MS"/>
           <w:b w:val="0"/>
           <w:color w:val="222222"/>
           <w:sz w:val="21"/>
         </w:rPr>
-        <w:t>事件响应：支持批量吊销、Agent 冻结、Provider 下线、用户通知和证据导出。</w:t>
+        <w:t>事件响应：支持 Token 吊销、Agent 冻结、密钥切换、锚定补投、证据导出和影响范围定位。</w:t>
       </w:r>
     </w:p>
     <w:p>
@@ -7987,12 +8724,12 @@
       </w:pPr>
       <w:r>
         <w:rPr>
-          <w:rFonts w:ascii="Calibri" w:hAnsi="Calibri" w:eastAsia="PingFang SC" w:cs="PingFang SC"/>
+          <w:rFonts w:ascii="Arial Unicode MS" w:hAnsi="Arial Unicode MS" w:eastAsia="Arial Unicode MS" w:cs="Arial Unicode MS"/>
           <w:b w:val="0"/>
           <w:color w:val="222222"/>
           <w:sz w:val="21"/>
         </w:rPr>
-        <w:t>版本治理：发现文档、Scope 语义和代理规则变更需版本化并提供兼容期。</w:t>
+        <w:t>版本治理：发现文档、DID 验证方法、Scope 语义和代理规则变更需版本化并提供兼容期。</w:t>
       </w:r>
     </w:p>
     <w:p>
@@ -8051,7 +8788,7 @@
             </w:pPr>
             <w:r>
               <w:rPr>
-                <w:rFonts w:ascii="Calibri" w:hAnsi="Calibri" w:eastAsia="PingFang SC" w:cs="PingFang SC"/>
+                <w:rFonts w:ascii="Arial Unicode MS" w:hAnsi="Arial Unicode MS" w:eastAsia="Arial Unicode MS" w:cs="Arial Unicode MS"/>
                 <w:b/>
                 <w:color w:val="FFFFFF"/>
                 <w:sz w:val="19"/>
@@ -8079,7 +8816,7 @@
             </w:pPr>
             <w:r>
               <w:rPr>
-                <w:rFonts w:ascii="Calibri" w:hAnsi="Calibri" w:eastAsia="PingFang SC" w:cs="PingFang SC"/>
+                <w:rFonts w:ascii="Arial Unicode MS" w:hAnsi="Arial Unicode MS" w:eastAsia="Arial Unicode MS" w:cs="Arial Unicode MS"/>
                 <w:b/>
                 <w:color w:val="FFFFFF"/>
                 <w:sz w:val="19"/>
@@ -8107,7 +8844,7 @@
             </w:pPr>
             <w:r>
               <w:rPr>
-                <w:rFonts w:ascii="Calibri" w:hAnsi="Calibri" w:eastAsia="PingFang SC" w:cs="PingFang SC"/>
+                <w:rFonts w:ascii="Arial Unicode MS" w:hAnsi="Arial Unicode MS" w:eastAsia="Arial Unicode MS" w:cs="Arial Unicode MS"/>
                 <w:b/>
                 <w:color w:val="FFFFFF"/>
                 <w:sz w:val="19"/>
@@ -8139,7 +8876,7 @@
             </w:pPr>
             <w:r>
               <w:rPr>
-                <w:rFonts w:ascii="Calibri" w:hAnsi="Calibri" w:eastAsia="PingFang SC" w:cs="PingFang SC"/>
+                <w:rFonts w:ascii="Arial Unicode MS" w:hAnsi="Arial Unicode MS" w:eastAsia="Arial Unicode MS" w:cs="Arial Unicode MS"/>
                 <w:b w:val="0"/>
                 <w:color w:val="222222"/>
                 <w:sz w:val="18"/>
@@ -8165,7 +8902,7 @@
             </w:pPr>
             <w:r>
               <w:rPr>
-                <w:rFonts w:ascii="Calibri" w:hAnsi="Calibri" w:eastAsia="PingFang SC" w:cs="PingFang SC"/>
+                <w:rFonts w:ascii="Arial Unicode MS" w:hAnsi="Arial Unicode MS" w:eastAsia="Arial Unicode MS" w:cs="Arial Unicode MS"/>
                 <w:b w:val="0"/>
                 <w:color w:val="222222"/>
                 <w:sz w:val="18"/>
@@ -8191,12 +8928,12 @@
             </w:pPr>
             <w:r>
               <w:rPr>
-                <w:rFonts w:ascii="Calibri" w:hAnsi="Calibri" w:eastAsia="PingFang SC" w:cs="PingFang SC"/>
+                <w:rFonts w:ascii="Arial Unicode MS" w:hAnsi="Arial Unicode MS" w:eastAsia="Arial Unicode MS" w:cs="Arial Unicode MS"/>
                 <w:b w:val="0"/>
                 <w:color w:val="222222"/>
                 <w:sz w:val="18"/>
               </w:rPr>
-              <w:t>完善 ATH 状态机、兼容 OAuth/MCP 身份语义</w:t>
+              <w:t>固化 ATH 测试向量并兼容 OAuth/MCP 身份语义</w:t>
             </w:r>
           </w:p>
         </w:tc>
@@ -8224,7 +8961,7 @@
             </w:pPr>
             <w:r>
               <w:rPr>
-                <w:rFonts w:ascii="Calibri" w:hAnsi="Calibri" w:eastAsia="PingFang SC" w:cs="PingFang SC"/>
+                <w:rFonts w:ascii="Arial Unicode MS" w:hAnsi="Arial Unicode MS" w:eastAsia="Arial Unicode MS" w:cs="Arial Unicode MS"/>
                 <w:b w:val="0"/>
                 <w:color w:val="222222"/>
                 <w:sz w:val="18"/>
@@ -8251,7 +8988,7 @@
             </w:pPr>
             <w:r>
               <w:rPr>
-                <w:rFonts w:ascii="Calibri" w:hAnsi="Calibri" w:eastAsia="PingFang SC" w:cs="PingFang SC"/>
+                <w:rFonts w:ascii="Arial Unicode MS" w:hAnsi="Arial Unicode MS" w:eastAsia="Arial Unicode MS" w:cs="Arial Unicode MS"/>
                 <w:b w:val="0"/>
                 <w:color w:val="222222"/>
                 <w:sz w:val="18"/>
@@ -8278,7 +9015,7 @@
             </w:pPr>
             <w:r>
               <w:rPr>
-                <w:rFonts w:ascii="Calibri" w:hAnsi="Calibri" w:eastAsia="PingFang SC" w:cs="PingFang SC"/>
+                <w:rFonts w:ascii="Arial Unicode MS" w:hAnsi="Arial Unicode MS" w:eastAsia="Arial Unicode MS" w:cs="Arial Unicode MS"/>
                 <w:b w:val="0"/>
                 <w:color w:val="222222"/>
                 <w:sz w:val="18"/>
@@ -8310,7 +9047,7 @@
             </w:pPr>
             <w:r>
               <w:rPr>
-                <w:rFonts w:ascii="Calibri" w:hAnsi="Calibri" w:eastAsia="PingFang SC" w:cs="PingFang SC"/>
+                <w:rFonts w:ascii="Arial Unicode MS" w:hAnsi="Arial Unicode MS" w:eastAsia="Arial Unicode MS" w:cs="Arial Unicode MS"/>
                 <w:b w:val="0"/>
                 <w:color w:val="222222"/>
                 <w:sz w:val="18"/>
@@ -8336,7 +9073,7 @@
             </w:pPr>
             <w:r>
               <w:rPr>
-                <w:rFonts w:ascii="Calibri" w:hAnsi="Calibri" w:eastAsia="PingFang SC" w:cs="PingFang SC"/>
+                <w:rFonts w:ascii="Arial Unicode MS" w:hAnsi="Arial Unicode MS" w:eastAsia="Arial Unicode MS" w:cs="Arial Unicode MS"/>
                 <w:b w:val="0"/>
                 <w:color w:val="222222"/>
                 <w:sz w:val="18"/>
@@ -8362,7 +9099,7 @@
             </w:pPr>
             <w:r>
               <w:rPr>
-                <w:rFonts w:ascii="Calibri" w:hAnsi="Calibri" w:eastAsia="PingFang SC" w:cs="PingFang SC"/>
+                <w:rFonts w:ascii="Arial Unicode MS" w:hAnsi="Arial Unicode MS" w:eastAsia="Arial Unicode MS" w:cs="Arial Unicode MS"/>
                 <w:b w:val="0"/>
                 <w:color w:val="222222"/>
                 <w:sz w:val="18"/>
@@ -8395,7 +9132,7 @@
             </w:pPr>
             <w:r>
               <w:rPr>
-                <w:rFonts w:ascii="Calibri" w:hAnsi="Calibri" w:eastAsia="PingFang SC" w:cs="PingFang SC"/>
+                <w:rFonts w:ascii="Arial Unicode MS" w:hAnsi="Arial Unicode MS" w:eastAsia="Arial Unicode MS" w:cs="Arial Unicode MS"/>
                 <w:b w:val="0"/>
                 <w:color w:val="222222"/>
                 <w:sz w:val="18"/>
@@ -8422,7 +9159,7 @@
             </w:pPr>
             <w:r>
               <w:rPr>
-                <w:rFonts w:ascii="Calibri" w:hAnsi="Calibri" w:eastAsia="PingFang SC" w:cs="PingFang SC"/>
+                <w:rFonts w:ascii="Arial Unicode MS" w:hAnsi="Arial Unicode MS" w:eastAsia="Arial Unicode MS" w:cs="Arial Unicode MS"/>
                 <w:b w:val="0"/>
                 <w:color w:val="222222"/>
                 <w:sz w:val="18"/>
@@ -8449,12 +9186,12 @@
             </w:pPr>
             <w:r>
               <w:rPr>
-                <w:rFonts w:ascii="Calibri" w:hAnsi="Calibri" w:eastAsia="PingFang SC" w:cs="PingFang SC"/>
+                <w:rFonts w:ascii="Arial Unicode MS" w:hAnsi="Arial Unicode MS" w:eastAsia="Arial Unicode MS" w:cs="Arial Unicode MS"/>
                 <w:b w:val="0"/>
                 <w:color w:val="222222"/>
                 <w:sz w:val="18"/>
               </w:rPr>
-              <w:t>补齐完整验签，探索 TEE 与日志签名</w:t>
+              <w:t>对接云原生 KMS/HSM、可信时间戳与透明日志</w:t>
             </w:r>
           </w:p>
         </w:tc>
@@ -8481,7 +9218,7 @@
             </w:pPr>
             <w:r>
               <w:rPr>
-                <w:rFonts w:ascii="Calibri" w:hAnsi="Calibri" w:eastAsia="PingFang SC" w:cs="PingFang SC"/>
+                <w:rFonts w:ascii="Arial Unicode MS" w:hAnsi="Arial Unicode MS" w:eastAsia="Arial Unicode MS" w:cs="Arial Unicode MS"/>
                 <w:b w:val="0"/>
                 <w:color w:val="222222"/>
                 <w:sz w:val="18"/>
@@ -8507,7 +9244,7 @@
             </w:pPr>
             <w:r>
               <w:rPr>
-                <w:rFonts w:ascii="Calibri" w:hAnsi="Calibri" w:eastAsia="PingFang SC" w:cs="PingFang SC"/>
+                <w:rFonts w:ascii="Arial Unicode MS" w:hAnsi="Arial Unicode MS" w:eastAsia="Arial Unicode MS" w:cs="Arial Unicode MS"/>
                 <w:b w:val="0"/>
                 <w:color w:val="222222"/>
                 <w:sz w:val="18"/>
@@ -8533,12 +9270,12 @@
             </w:pPr>
             <w:r>
               <w:rPr>
-                <w:rFonts w:ascii="Calibri" w:hAnsi="Calibri" w:eastAsia="PingFang SC" w:cs="PingFang SC"/>
+                <w:rFonts w:ascii="Arial Unicode MS" w:hAnsi="Arial Unicode MS" w:eastAsia="Arial Unicode MS" w:cs="Arial Unicode MS"/>
                 <w:b w:val="0"/>
                 <w:color w:val="222222"/>
                 <w:sz w:val="18"/>
               </w:rPr>
-              <w:t>把 ATH 负向测试纳入 CI/CD</w:t>
+              <w:t>把 ATH 集成测试和锚点恢复演练纳入 CI/CD</w:t>
             </w:r>
           </w:p>
         </w:tc>
@@ -8566,7 +9303,7 @@
             </w:pPr>
             <w:r>
               <w:rPr>
-                <w:rFonts w:ascii="Calibri" w:hAnsi="Calibri" w:eastAsia="PingFang SC" w:cs="PingFang SC"/>
+                <w:rFonts w:ascii="Arial Unicode MS" w:hAnsi="Arial Unicode MS" w:eastAsia="Arial Unicode MS" w:cs="Arial Unicode MS"/>
                 <w:b w:val="0"/>
                 <w:color w:val="222222"/>
                 <w:sz w:val="18"/>
@@ -8593,7 +9330,7 @@
             </w:pPr>
             <w:r>
               <w:rPr>
-                <w:rFonts w:ascii="Calibri" w:hAnsi="Calibri" w:eastAsia="PingFang SC" w:cs="PingFang SC"/>
+                <w:rFonts w:ascii="Arial Unicode MS" w:hAnsi="Arial Unicode MS" w:eastAsia="Arial Unicode MS" w:cs="Arial Unicode MS"/>
                 <w:b w:val="0"/>
                 <w:color w:val="222222"/>
                 <w:sz w:val="18"/>
@@ -8620,7 +9357,7 @@
             </w:pPr>
             <w:r>
               <w:rPr>
-                <w:rFonts w:ascii="Calibri" w:hAnsi="Calibri" w:eastAsia="PingFang SC" w:cs="PingFang SC"/>
+                <w:rFonts w:ascii="Arial Unicode MS" w:hAnsi="Arial Unicode MS" w:eastAsia="Arial Unicode MS" w:cs="Arial Unicode MS"/>
                 <w:b w:val="0"/>
                 <w:color w:val="222222"/>
                 <w:sz w:val="18"/>
@@ -8652,7 +9389,7 @@
       </w:pPr>
       <w:r>
         <w:rPr>
-          <w:rFonts w:ascii="Calibri" w:hAnsi="Calibri" w:eastAsia="PingFang SC" w:cs="PingFang SC"/>
+          <w:rFonts w:ascii="Arial Unicode MS" w:hAnsi="Arial Unicode MS" w:eastAsia="Arial Unicode MS" w:cs="Arial Unicode MS"/>
           <w:b w:val="0"/>
           <w:color w:val="222222"/>
           <w:sz w:val="21"/>
@@ -8667,7 +9404,7 @@
       </w:pPr>
       <w:r>
         <w:rPr>
-          <w:rFonts w:ascii="Calibri" w:hAnsi="Calibri" w:eastAsia="PingFang SC" w:cs="PingFang SC"/>
+          <w:rFonts w:ascii="Arial Unicode MS" w:hAnsi="Arial Unicode MS" w:eastAsia="Arial Unicode MS" w:cs="Arial Unicode MS"/>
           <w:b w:val="0"/>
           <w:color w:val="222222"/>
           <w:sz w:val="21"/>
@@ -8691,7 +9428,7 @@
       </w:pPr>
       <w:r>
         <w:rPr>
-          <w:rFonts w:ascii="Calibri" w:hAnsi="Calibri" w:eastAsia="PingFang SC" w:cs="PingFang SC"/>
+          <w:rFonts w:ascii="Arial Unicode MS" w:hAnsi="Arial Unicode MS" w:eastAsia="Arial Unicode MS" w:cs="Arial Unicode MS"/>
           <w:b w:val="0"/>
           <w:color w:val="222222"/>
           <w:sz w:val="21"/>
@@ -8706,7 +9443,7 @@
       </w:pPr>
       <w:r>
         <w:rPr>
-          <w:rFonts w:ascii="Calibri" w:hAnsi="Calibri" w:eastAsia="PingFang SC" w:cs="PingFang SC"/>
+          <w:rFonts w:ascii="Arial Unicode MS" w:hAnsi="Arial Unicode MS" w:eastAsia="Arial Unicode MS" w:cs="Arial Unicode MS"/>
           <w:b w:val="0"/>
           <w:color w:val="222222"/>
           <w:sz w:val="21"/>
@@ -8721,7 +9458,7 @@
       </w:pPr>
       <w:r>
         <w:rPr>
-          <w:rFonts w:ascii="Calibri" w:hAnsi="Calibri" w:eastAsia="PingFang SC" w:cs="PingFang SC"/>
+          <w:rFonts w:ascii="Arial Unicode MS" w:hAnsi="Arial Unicode MS" w:eastAsia="Arial Unicode MS" w:cs="Arial Unicode MS"/>
           <w:b w:val="0"/>
           <w:color w:val="222222"/>
           <w:sz w:val="21"/>
@@ -8736,7 +9473,7 @@
       </w:pPr>
       <w:r>
         <w:rPr>
-          <w:rFonts w:ascii="Calibri" w:hAnsi="Calibri" w:eastAsia="PingFang SC" w:cs="PingFang SC"/>
+          <w:rFonts w:ascii="Arial Unicode MS" w:hAnsi="Arial Unicode MS" w:eastAsia="Arial Unicode MS" w:cs="Arial Unicode MS"/>
           <w:b w:val="0"/>
           <w:color w:val="222222"/>
           <w:sz w:val="21"/>
@@ -8751,7 +9488,7 @@
       </w:pPr>
       <w:r>
         <w:rPr>
-          <w:rFonts w:ascii="Calibri" w:hAnsi="Calibri" w:eastAsia="PingFang SC" w:cs="PingFang SC"/>
+          <w:rFonts w:ascii="Arial Unicode MS" w:hAnsi="Arial Unicode MS" w:eastAsia="Arial Unicode MS" w:cs="Arial Unicode MS"/>
           <w:b w:val="0"/>
           <w:color w:val="222222"/>
           <w:sz w:val="21"/>
@@ -8766,7 +9503,7 @@
       </w:pPr>
       <w:r>
         <w:rPr>
-          <w:rFonts w:ascii="Calibri" w:hAnsi="Calibri" w:eastAsia="PingFang SC" w:cs="PingFang SC"/>
+          <w:rFonts w:ascii="Arial Unicode MS" w:hAnsi="Arial Unicode MS" w:eastAsia="Arial Unicode MS" w:cs="Arial Unicode MS"/>
           <w:b w:val="0"/>
           <w:color w:val="222222"/>
           <w:sz w:val="21"/>
@@ -8822,7 +9559,7 @@
             </w:pPr>
             <w:r>
               <w:rPr>
-                <w:rFonts w:ascii="Calibri" w:hAnsi="Calibri" w:eastAsia="PingFang SC" w:cs="PingFang SC"/>
+                <w:rFonts w:ascii="Arial Unicode MS" w:hAnsi="Arial Unicode MS" w:eastAsia="Arial Unicode MS" w:cs="Arial Unicode MS"/>
                 <w:b/>
                 <w:color w:val="FFFFFF"/>
                 <w:sz w:val="19"/>
@@ -8850,7 +9587,7 @@
             </w:pPr>
             <w:r>
               <w:rPr>
-                <w:rFonts w:ascii="Calibri" w:hAnsi="Calibri" w:eastAsia="PingFang SC" w:cs="PingFang SC"/>
+                <w:rFonts w:ascii="Arial Unicode MS" w:hAnsi="Arial Unicode MS" w:eastAsia="Arial Unicode MS" w:cs="Arial Unicode MS"/>
                 <w:b/>
                 <w:color w:val="FFFFFF"/>
                 <w:sz w:val="19"/>
@@ -8878,7 +9615,7 @@
             </w:pPr>
             <w:r>
               <w:rPr>
-                <w:rFonts w:ascii="Calibri" w:hAnsi="Calibri" w:eastAsia="PingFang SC" w:cs="PingFang SC"/>
+                <w:rFonts w:ascii="Arial Unicode MS" w:hAnsi="Arial Unicode MS" w:eastAsia="Arial Unicode MS" w:cs="Arial Unicode MS"/>
                 <w:b/>
                 <w:color w:val="FFFFFF"/>
                 <w:sz w:val="19"/>
@@ -8906,7 +9643,7 @@
             </w:pPr>
             <w:r>
               <w:rPr>
-                <w:rFonts w:ascii="Calibri" w:hAnsi="Calibri" w:eastAsia="PingFang SC" w:cs="PingFang SC"/>
+                <w:rFonts w:ascii="Arial Unicode MS" w:hAnsi="Arial Unicode MS" w:eastAsia="Arial Unicode MS" w:cs="Arial Unicode MS"/>
                 <w:b/>
                 <w:color w:val="FFFFFF"/>
                 <w:sz w:val="19"/>
@@ -8938,7 +9675,7 @@
             </w:pPr>
             <w:r>
               <w:rPr>
-                <w:rFonts w:ascii="Calibri" w:hAnsi="Calibri" w:eastAsia="PingFang SC" w:cs="PingFang SC"/>
+                <w:rFonts w:ascii="Arial Unicode MS" w:hAnsi="Arial Unicode MS" w:eastAsia="Arial Unicode MS" w:cs="Arial Unicode MS"/>
                 <w:b w:val="0"/>
                 <w:color w:val="222222"/>
                 <w:sz w:val="18"/>
@@ -8964,7 +9701,7 @@
             </w:pPr>
             <w:r>
               <w:rPr>
-                <w:rFonts w:ascii="Calibri" w:hAnsi="Calibri" w:eastAsia="PingFang SC" w:cs="PingFang SC"/>
+                <w:rFonts w:ascii="Arial Unicode MS" w:hAnsi="Arial Unicode MS" w:eastAsia="Arial Unicode MS" w:cs="Arial Unicode MS"/>
                 <w:b w:val="0"/>
                 <w:color w:val="222222"/>
                 <w:sz w:val="18"/>
@@ -8990,12 +9727,12 @@
             </w:pPr>
             <w:r>
               <w:rPr>
-                <w:rFonts w:ascii="Calibri" w:hAnsi="Calibri" w:eastAsia="PingFang SC" w:cs="PingFang SC"/>
+                <w:rFonts w:ascii="Arial Unicode MS" w:hAnsi="Arial Unicode MS" w:eastAsia="Arial Unicode MS" w:cs="Arial Unicode MS"/>
                 <w:b w:val="0"/>
                 <w:color w:val="222222"/>
                 <w:sz w:val="18"/>
               </w:rPr>
-              <w:t>注册完整 ES256 验签；代理路径/方法白名单；敏感日志脱敏；补充负向测试</w:t>
+              <w:t>真实 PostgreSQL/Redis/Webhook 联调；Outbox 故障恢复演练；修复存量 SQLMock 测试</w:t>
             </w:r>
           </w:p>
         </w:tc>
@@ -9016,12 +9753,12 @@
             </w:pPr>
             <w:r>
               <w:rPr>
-                <w:rFonts w:ascii="Calibri" w:hAnsi="Calibri" w:eastAsia="PingFang SC" w:cs="PingFang SC"/>
+                <w:rFonts w:ascii="Arial Unicode MS" w:hAnsi="Arial Unicode MS" w:eastAsia="Arial Unicode MS" w:cs="Arial Unicode MS"/>
                 <w:b w:val="0"/>
                 <w:color w:val="222222"/>
                 <w:sz w:val="18"/>
               </w:rPr>
-              <w:t>自动化测试、代码审查、审计样例</w:t>
+              <w:t>集成测试报告、恢复时间、全量测试通过</w:t>
             </w:r>
           </w:p>
         </w:tc>
@@ -9049,7 +9786,7 @@
             </w:pPr>
             <w:r>
               <w:rPr>
-                <w:rFonts w:ascii="Calibri" w:hAnsi="Calibri" w:eastAsia="PingFang SC" w:cs="PingFang SC"/>
+                <w:rFonts w:ascii="Arial Unicode MS" w:hAnsi="Arial Unicode MS" w:eastAsia="Arial Unicode MS" w:cs="Arial Unicode MS"/>
                 <w:b w:val="0"/>
                 <w:color w:val="222222"/>
                 <w:sz w:val="18"/>
@@ -9076,7 +9813,7 @@
             </w:pPr>
             <w:r>
               <w:rPr>
-                <w:rFonts w:ascii="Calibri" w:hAnsi="Calibri" w:eastAsia="PingFang SC" w:cs="PingFang SC"/>
+                <w:rFonts w:ascii="Arial Unicode MS" w:hAnsi="Arial Unicode MS" w:eastAsia="Arial Unicode MS" w:cs="Arial Unicode MS"/>
                 <w:b w:val="0"/>
                 <w:color w:val="222222"/>
                 <w:sz w:val="18"/>
@@ -9103,12 +9840,12 @@
             </w:pPr>
             <w:r>
               <w:rPr>
-                <w:rFonts w:ascii="Calibri" w:hAnsi="Calibri" w:eastAsia="PingFang SC" w:cs="PingFang SC"/>
+                <w:rFonts w:ascii="Arial Unicode MS" w:hAnsi="Arial Unicode MS" w:eastAsia="Arial Unicode MS" w:cs="Arial Unicode MS"/>
                 <w:b w:val="0"/>
                 <w:color w:val="222222"/>
                 <w:sz w:val="18"/>
               </w:rPr>
-              <w:t>结构化审计事件；Agent/Scope 限流；动态策略；能力状态清单</w:t>
+              <w:t>资源/参数级 ABAC；Agent/Scope 限流；敏感动作二次确认；运营指标</w:t>
             </w:r>
           </w:p>
         </w:tc>
@@ -9130,12 +9867,12 @@
             </w:pPr>
             <w:r>
               <w:rPr>
-                <w:rFonts w:ascii="Calibri" w:hAnsi="Calibri" w:eastAsia="PingFang SC" w:cs="PingFang SC"/>
+                <w:rFonts w:ascii="Arial Unicode MS" w:hAnsi="Arial Unicode MS" w:eastAsia="Arial Unicode MS" w:cs="Arial Unicode MS"/>
                 <w:b w:val="0"/>
                 <w:color w:val="222222"/>
                 <w:sz w:val="18"/>
               </w:rPr>
-              <w:t>仪表盘、策略版本、压测和越权测试</w:t>
+              <w:t>策略版本、压测、越权测试和仪表盘</w:t>
             </w:r>
           </w:p>
         </w:tc>
@@ -9162,7 +9899,7 @@
             </w:pPr>
             <w:r>
               <w:rPr>
-                <w:rFonts w:ascii="Calibri" w:hAnsi="Calibri" w:eastAsia="PingFang SC" w:cs="PingFang SC"/>
+                <w:rFonts w:ascii="Arial Unicode MS" w:hAnsi="Arial Unicode MS" w:eastAsia="Arial Unicode MS" w:cs="Arial Unicode MS"/>
                 <w:b w:val="0"/>
                 <w:color w:val="222222"/>
                 <w:sz w:val="18"/>
@@ -9188,7 +9925,7 @@
             </w:pPr>
             <w:r>
               <w:rPr>
-                <w:rFonts w:ascii="Calibri" w:hAnsi="Calibri" w:eastAsia="PingFang SC" w:cs="PingFang SC"/>
+                <w:rFonts w:ascii="Arial Unicode MS" w:hAnsi="Arial Unicode MS" w:eastAsia="Arial Unicode MS" w:cs="Arial Unicode MS"/>
                 <w:b w:val="0"/>
                 <w:color w:val="222222"/>
                 <w:sz w:val="18"/>
@@ -9214,12 +9951,12 @@
             </w:pPr>
             <w:r>
               <w:rPr>
-                <w:rFonts w:ascii="Calibri" w:hAnsi="Calibri" w:eastAsia="PingFang SC" w:cs="PingFang SC"/>
+                <w:rFonts w:ascii="Arial Unicode MS" w:hAnsi="Arial Unicode MS" w:eastAsia="Arial Unicode MS" w:cs="Arial Unicode MS"/>
                 <w:b w:val="0"/>
                 <w:color w:val="222222"/>
                 <w:sz w:val="18"/>
               </w:rPr>
-              <w:t>MCP Server、CLI、多服务模板、多语言 SDK、端云确认机制</w:t>
+              <w:t>云 KMS/HSM 原生适配；MCP Server、CLI、多服务模板与 SDK</w:t>
             </w:r>
           </w:p>
         </w:tc>
@@ -9240,12 +9977,12 @@
             </w:pPr>
             <w:r>
               <w:rPr>
-                <w:rFonts w:ascii="Calibri" w:hAnsi="Calibri" w:eastAsia="PingFang SC" w:cs="PingFang SC"/>
+                <w:rFonts w:ascii="Arial Unicode MS" w:hAnsi="Arial Unicode MS" w:eastAsia="Arial Unicode MS" w:cs="Arial Unicode MS"/>
                 <w:b w:val="0"/>
                 <w:color w:val="222222"/>
                 <w:sz w:val="18"/>
               </w:rPr>
-              <w:t>可运行示例、SDK 文档、跨平台互操作测试</w:t>
+              <w:t>密钥演练、可运行示例、跨平台互操作测试</w:t>
             </w:r>
           </w:p>
         </w:tc>
@@ -9273,7 +10010,7 @@
             </w:pPr>
             <w:r>
               <w:rPr>
-                <w:rFonts w:ascii="Calibri" w:hAnsi="Calibri" w:eastAsia="PingFang SC" w:cs="PingFang SC"/>
+                <w:rFonts w:ascii="Arial Unicode MS" w:hAnsi="Arial Unicode MS" w:eastAsia="Arial Unicode MS" w:cs="Arial Unicode MS"/>
                 <w:b w:val="0"/>
                 <w:color w:val="222222"/>
                 <w:sz w:val="18"/>
@@ -9300,7 +10037,7 @@
             </w:pPr>
             <w:r>
               <w:rPr>
-                <w:rFonts w:ascii="Calibri" w:hAnsi="Calibri" w:eastAsia="PingFang SC" w:cs="PingFang SC"/>
+                <w:rFonts w:ascii="Arial Unicode MS" w:hAnsi="Arial Unicode MS" w:eastAsia="Arial Unicode MS" w:cs="Arial Unicode MS"/>
                 <w:b w:val="0"/>
                 <w:color w:val="222222"/>
                 <w:sz w:val="18"/>
@@ -9327,12 +10064,12 @@
             </w:pPr>
             <w:r>
               <w:rPr>
-                <w:rFonts w:ascii="Calibri" w:hAnsi="Calibri" w:eastAsia="PingFang SC" w:cs="PingFang SC"/>
+                <w:rFonts w:ascii="Arial Unicode MS" w:hAnsi="Arial Unicode MS" w:eastAsia="Arial Unicode MS" w:cs="Arial Unicode MS"/>
                 <w:b w:val="0"/>
                 <w:color w:val="222222"/>
                 <w:sz w:val="18"/>
               </w:rPr>
-              <w:t>行业策略包、第三方评测、标准协同、可信执行与签名日志</w:t>
+              <w:t>行业策略包、第三方测评、可信时间戳/透明日志、标准协同</w:t>
             </w:r>
           </w:p>
         </w:tc>
@@ -9354,12 +10091,12 @@
             </w:pPr>
             <w:r>
               <w:rPr>
-                <w:rFonts w:ascii="Calibri" w:hAnsi="Calibri" w:eastAsia="PingFang SC" w:cs="PingFang SC"/>
+                <w:rFonts w:ascii="Arial Unicode MS" w:hAnsi="Arial Unicode MS" w:eastAsia="Arial Unicode MS" w:cs="Arial Unicode MS"/>
                 <w:b w:val="0"/>
                 <w:color w:val="222222"/>
                 <w:sz w:val="18"/>
               </w:rPr>
-              <w:t>行业试点、测评报告、标准提案</w:t>
+              <w:t>行业试点、测评报告、锚定证明和标准提案</w:t>
             </w:r>
           </w:p>
         </w:tc>
@@ -9417,7 +10154,7 @@
             </w:pPr>
             <w:r>
               <w:rPr>
-                <w:rFonts w:ascii="Calibri" w:hAnsi="Calibri" w:eastAsia="PingFang SC" w:cs="PingFang SC"/>
+                <w:rFonts w:ascii="Arial Unicode MS" w:hAnsi="Arial Unicode MS" w:eastAsia="Arial Unicode MS" w:cs="Arial Unicode MS"/>
                 <w:b/>
                 <w:color w:val="FFFFFF"/>
                 <w:sz w:val="19"/>
@@ -9445,7 +10182,7 @@
             </w:pPr>
             <w:r>
               <w:rPr>
-                <w:rFonts w:ascii="Calibri" w:hAnsi="Calibri" w:eastAsia="PingFang SC" w:cs="PingFang SC"/>
+                <w:rFonts w:ascii="Arial Unicode MS" w:hAnsi="Arial Unicode MS" w:eastAsia="Arial Unicode MS" w:cs="Arial Unicode MS"/>
                 <w:b/>
                 <w:color w:val="FFFFFF"/>
                 <w:sz w:val="19"/>
@@ -9473,7 +10210,7 @@
             </w:pPr>
             <w:r>
               <w:rPr>
-                <w:rFonts w:ascii="Calibri" w:hAnsi="Calibri" w:eastAsia="PingFang SC" w:cs="PingFang SC"/>
+                <w:rFonts w:ascii="Arial Unicode MS" w:hAnsi="Arial Unicode MS" w:eastAsia="Arial Unicode MS" w:cs="Arial Unicode MS"/>
                 <w:b/>
                 <w:color w:val="FFFFFF"/>
                 <w:sz w:val="19"/>
@@ -9505,7 +10242,7 @@
             </w:pPr>
             <w:r>
               <w:rPr>
-                <w:rFonts w:ascii="Calibri" w:hAnsi="Calibri" w:eastAsia="PingFang SC" w:cs="PingFang SC"/>
+                <w:rFonts w:ascii="Arial Unicode MS" w:hAnsi="Arial Unicode MS" w:eastAsia="Arial Unicode MS" w:cs="Arial Unicode MS"/>
                 <w:b w:val="0"/>
                 <w:color w:val="222222"/>
                 <w:sz w:val="18"/>
@@ -9531,7 +10268,7 @@
             </w:pPr>
             <w:r>
               <w:rPr>
-                <w:rFonts w:ascii="Calibri" w:hAnsi="Calibri" w:eastAsia="PingFang SC" w:cs="PingFang SC"/>
+                <w:rFonts w:ascii="Arial Unicode MS" w:hAnsi="Arial Unicode MS" w:eastAsia="Arial Unicode MS" w:cs="Arial Unicode MS"/>
                 <w:b w:val="0"/>
                 <w:color w:val="222222"/>
                 <w:sz w:val="18"/>
@@ -9557,7 +10294,7 @@
             </w:pPr>
             <w:r>
               <w:rPr>
-                <w:rFonts w:ascii="Calibri" w:hAnsi="Calibri" w:eastAsia="PingFang SC" w:cs="PingFang SC"/>
+                <w:rFonts w:ascii="Arial Unicode MS" w:hAnsi="Arial Unicode MS" w:eastAsia="Arial Unicode MS" w:cs="Arial Unicode MS"/>
                 <w:b w:val="0"/>
                 <w:color w:val="222222"/>
                 <w:sz w:val="18"/>
@@ -9590,7 +10327,7 @@
             </w:pPr>
             <w:r>
               <w:rPr>
-                <w:rFonts w:ascii="Calibri" w:hAnsi="Calibri" w:eastAsia="PingFang SC" w:cs="PingFang SC"/>
+                <w:rFonts w:ascii="Arial Unicode MS" w:hAnsi="Arial Unicode MS" w:eastAsia="Arial Unicode MS" w:cs="Arial Unicode MS"/>
                 <w:b w:val="0"/>
                 <w:color w:val="222222"/>
                 <w:sz w:val="18"/>
@@ -9617,7 +10354,7 @@
             </w:pPr>
             <w:r>
               <w:rPr>
-                <w:rFonts w:ascii="Calibri" w:hAnsi="Calibri" w:eastAsia="PingFang SC" w:cs="PingFang SC"/>
+                <w:rFonts w:ascii="Arial Unicode MS" w:hAnsi="Arial Unicode MS" w:eastAsia="Arial Unicode MS" w:cs="Arial Unicode MS"/>
                 <w:b w:val="0"/>
                 <w:color w:val="222222"/>
                 <w:sz w:val="18"/>
@@ -9644,7 +10381,7 @@
             </w:pPr>
             <w:r>
               <w:rPr>
-                <w:rFonts w:ascii="Calibri" w:hAnsi="Calibri" w:eastAsia="PingFang SC" w:cs="PingFang SC"/>
+                <w:rFonts w:ascii="Arial Unicode MS" w:hAnsi="Arial Unicode MS" w:eastAsia="Arial Unicode MS" w:cs="Arial Unicode MS"/>
                 <w:b w:val="0"/>
                 <w:color w:val="222222"/>
                 <w:sz w:val="18"/>
@@ -9676,7 +10413,7 @@
             </w:pPr>
             <w:r>
               <w:rPr>
-                <w:rFonts w:ascii="Calibri" w:hAnsi="Calibri" w:eastAsia="PingFang SC" w:cs="PingFang SC"/>
+                <w:rFonts w:ascii="Arial Unicode MS" w:hAnsi="Arial Unicode MS" w:eastAsia="Arial Unicode MS" w:cs="Arial Unicode MS"/>
                 <w:b w:val="0"/>
                 <w:color w:val="222222"/>
                 <w:sz w:val="18"/>
@@ -9702,7 +10439,7 @@
             </w:pPr>
             <w:r>
               <w:rPr>
-                <w:rFonts w:ascii="Calibri" w:hAnsi="Calibri" w:eastAsia="PingFang SC" w:cs="PingFang SC"/>
+                <w:rFonts w:ascii="Arial Unicode MS" w:hAnsi="Arial Unicode MS" w:eastAsia="Arial Unicode MS" w:cs="Arial Unicode MS"/>
                 <w:b w:val="0"/>
                 <w:color w:val="222222"/>
                 <w:sz w:val="18"/>
@@ -9728,7 +10465,7 @@
             </w:pPr>
             <w:r>
               <w:rPr>
-                <w:rFonts w:ascii="Calibri" w:hAnsi="Calibri" w:eastAsia="PingFang SC" w:cs="PingFang SC"/>
+                <w:rFonts w:ascii="Arial Unicode MS" w:hAnsi="Arial Unicode MS" w:eastAsia="Arial Unicode MS" w:cs="Arial Unicode MS"/>
                 <w:b w:val="0"/>
                 <w:color w:val="222222"/>
                 <w:sz w:val="18"/>
@@ -9761,12 +10498,12 @@
             </w:pPr>
             <w:r>
               <w:rPr>
-                <w:rFonts w:ascii="Calibri" w:hAnsi="Calibri" w:eastAsia="PingFang SC" w:cs="PingFang SC"/>
+                <w:rFonts w:ascii="Arial Unicode MS" w:hAnsi="Arial Unicode MS" w:eastAsia="Arial Unicode MS" w:cs="Arial Unicode MS"/>
                 <w:b w:val="0"/>
                 <w:color w:val="222222"/>
                 <w:sz w:val="18"/>
               </w:rPr>
-              <w:t>Agent 注册与状态</w:t>
+              <w:t>身份文档与注册验签</w:t>
             </w:r>
           </w:p>
         </w:tc>
@@ -9788,12 +10525,12 @@
             </w:pPr>
             <w:r>
               <w:rPr>
-                <w:rFonts w:ascii="Calibri" w:hAnsi="Calibri" w:eastAsia="PingFang SC" w:cs="PingFang SC"/>
+                <w:rFonts w:ascii="Arial Unicode MS" w:hAnsi="Arial Unicode MS" w:eastAsia="Arial Unicode MS" w:cs="Arial Unicode MS"/>
                 <w:b w:val="0"/>
                 <w:color w:val="222222"/>
                 <w:sz w:val="18"/>
               </w:rPr>
-              <w:t>handler/ath.go；dao/ath_agents.go；model/ath_agents.go</w:t>
+              <w:t>pkg/ath/identity.go；identity_test.go；handler/ath.go</w:t>
             </w:r>
           </w:p>
         </w:tc>
@@ -9815,12 +10552,12 @@
             </w:pPr>
             <w:r>
               <w:rPr>
-                <w:rFonts w:ascii="Calibri" w:hAnsi="Calibri" w:eastAsia="PingFang SC" w:cs="PingFang SC"/>
+                <w:rFonts w:ascii="Arial Unicode MS" w:hAnsi="Arial Unicode MS" w:eastAsia="Arial Unicode MS" w:cs="Arial Unicode MS"/>
                 <w:b w:val="0"/>
                 <w:color w:val="222222"/>
                 <w:sz w:val="18"/>
               </w:rPr>
-              <w:t>已实现基础，完整注册验签待补</w:t>
+              <w:t>已实现并有负向测试</w:t>
             </w:r>
           </w:p>
         </w:tc>
@@ -9847,12 +10584,12 @@
             </w:pPr>
             <w:r>
               <w:rPr>
-                <w:rFonts w:ascii="Calibri" w:hAnsi="Calibri" w:eastAsia="PingFang SC" w:cs="PingFang SC"/>
+                <w:rFonts w:ascii="Arial Unicode MS" w:hAnsi="Arial Unicode MS" w:eastAsia="Arial Unicode MS" w:cs="Arial Unicode MS"/>
                 <w:b w:val="0"/>
                 <w:color w:val="222222"/>
                 <w:sz w:val="18"/>
               </w:rPr>
-              <w:t>Scope 授权</w:t>
+              <w:t>双向握手与会话密钥</w:t>
             </w:r>
           </w:p>
         </w:tc>
@@ -9873,12 +10610,12 @@
             </w:pPr>
             <w:r>
               <w:rPr>
-                <w:rFonts w:ascii="Calibri" w:hAnsi="Calibri" w:eastAsia="PingFang SC" w:cs="PingFang SC"/>
+                <w:rFonts w:ascii="Arial Unicode MS" w:hAnsi="Arial Unicode MS" w:eastAsia="Arial Unicode MS" w:cs="Arial Unicode MS"/>
                 <w:b w:val="0"/>
                 <w:color w:val="222222"/>
                 <w:sz w:val="18"/>
               </w:rPr>
-              <w:t>handler/ath.go 中 Scope intersection 与 proxy 校验</w:t>
+              <w:t>pkg/ath/handshake.go；handshake_test.go</w:t>
             </w:r>
           </w:p>
         </w:tc>
@@ -9899,12 +10636,12 @@
             </w:pPr>
             <w:r>
               <w:rPr>
-                <w:rFonts w:ascii="Calibri" w:hAnsi="Calibri" w:eastAsia="PingFang SC" w:cs="PingFang SC"/>
+                <w:rFonts w:ascii="Arial Unicode MS" w:hAnsi="Arial Unicode MS" w:eastAsia="Arial Unicode MS" w:cs="Arial Unicode MS"/>
                 <w:b w:val="0"/>
                 <w:color w:val="222222"/>
                 <w:sz w:val="18"/>
               </w:rPr>
-              <w:t>已实现核心</w:t>
+              <w:t>已实现 ES256、ECDH、HKDF 与状态机</w:t>
             </w:r>
           </w:p>
         </w:tc>
@@ -9932,12 +10669,12 @@
             </w:pPr>
             <w:r>
               <w:rPr>
-                <w:rFonts w:ascii="Calibri" w:hAnsi="Calibri" w:eastAsia="PingFang SC" w:cs="PingFang SC"/>
+                <w:rFonts w:ascii="Arial Unicode MS" w:hAnsi="Arial Unicode MS" w:eastAsia="Arial Unicode MS" w:cs="Arial Unicode MS"/>
                 <w:b w:val="0"/>
                 <w:color w:val="222222"/>
                 <w:sz w:val="18"/>
               </w:rPr>
-              <w:t>Session 与重放保护</w:t>
+              <w:t>请求完整性与重放保护</w:t>
             </w:r>
           </w:p>
         </w:tc>
@@ -9959,12 +10696,12 @@
             </w:pPr>
             <w:r>
               <w:rPr>
-                <w:rFonts w:ascii="Calibri" w:hAnsi="Calibri" w:eastAsia="PingFang SC" w:cs="PingFang SC"/>
+                <w:rFonts w:ascii="Arial Unicode MS" w:hAnsi="Arial Unicode MS" w:eastAsia="Arial Unicode MS" w:cs="Arial Unicode MS"/>
                 <w:b w:val="0"/>
                 <w:color w:val="222222"/>
                 <w:sz w:val="18"/>
               </w:rPr>
-              <w:t>pkg/ath/verify.go；Redis Session/JTI</w:t>
+              <w:t>pkg/ath/integrity.go；integrity_test.go</w:t>
             </w:r>
           </w:p>
         </w:tc>
@@ -9986,12 +10723,12 @@
             </w:pPr>
             <w:r>
               <w:rPr>
-                <w:rFonts w:ascii="Calibri" w:hAnsi="Calibri" w:eastAsia="PingFang SC" w:cs="PingFang SC"/>
+                <w:rFonts w:ascii="Arial Unicode MS" w:hAnsi="Arial Unicode MS" w:eastAsia="Arial Unicode MS" w:cs="Arial Unicode MS"/>
                 <w:b w:val="0"/>
                 <w:color w:val="222222"/>
                 <w:sz w:val="18"/>
               </w:rPr>
-              <w:t>已实现基础</w:t>
+              <w:t>已实现 HMAC、时间窗与 Redis nonce</w:t>
             </w:r>
           </w:p>
         </w:tc>
@@ -10018,12 +10755,12 @@
             </w:pPr>
             <w:r>
               <w:rPr>
-                <w:rFonts w:ascii="Calibri" w:hAnsi="Calibri" w:eastAsia="PingFang SC" w:cs="PingFang SC"/>
+                <w:rFonts w:ascii="Arial Unicode MS" w:hAnsi="Arial Unicode MS" w:eastAsia="Arial Unicode MS" w:cs="Arial Unicode MS"/>
                 <w:b w:val="0"/>
                 <w:color w:val="222222"/>
                 <w:sz w:val="18"/>
               </w:rPr>
-              <w:t>Token 签发与吊销</w:t>
+              <w:t>Token 与 Scope 绑定</w:t>
             </w:r>
           </w:p>
         </w:tc>
@@ -10044,12 +10781,12 @@
             </w:pPr>
             <w:r>
               <w:rPr>
-                <w:rFonts w:ascii="Calibri" w:hAnsi="Calibri" w:eastAsia="PingFang SC" w:cs="PingFang SC"/>
+                <w:rFonts w:ascii="Arial Unicode MS" w:hAnsi="Arial Unicode MS" w:eastAsia="Arial Unicode MS" w:cs="Arial Unicode MS"/>
                 <w:b w:val="0"/>
                 <w:color w:val="222222"/>
                 <w:sz w:val="18"/>
               </w:rPr>
-              <w:t>pkg/jwt；pkg/oauth；ATH token/revoke handler</w:t>
+              <w:t>pkg/jwt；pkg/oauth；handler/ath.go</w:t>
             </w:r>
           </w:p>
         </w:tc>
@@ -10070,12 +10807,12 @@
             </w:pPr>
             <w:r>
               <w:rPr>
-                <w:rFonts w:ascii="Calibri" w:hAnsi="Calibri" w:eastAsia="PingFang SC" w:cs="PingFang SC"/>
+                <w:rFonts w:ascii="Arial Unicode MS" w:hAnsi="Arial Unicode MS" w:eastAsia="Arial Unicode MS" w:cs="Arial Unicode MS"/>
                 <w:b w:val="0"/>
                 <w:color w:val="222222"/>
                 <w:sz w:val="18"/>
               </w:rPr>
-              <w:t>已实现</w:t>
+              <w:t>已绑定 Agent、Provider、Session、Handshake</w:t>
             </w:r>
           </w:p>
         </w:tc>
@@ -10103,12 +10840,12 @@
             </w:pPr>
             <w:r>
               <w:rPr>
-                <w:rFonts w:ascii="Calibri" w:hAnsi="Calibri" w:eastAsia="PingFang SC" w:cs="PingFang SC"/>
+                <w:rFonts w:ascii="Arial Unicode MS" w:hAnsi="Arial Unicode MS" w:eastAsia="Arial Unicode MS" w:cs="Arial Unicode MS"/>
                 <w:b w:val="0"/>
                 <w:color w:val="222222"/>
                 <w:sz w:val="18"/>
               </w:rPr>
-              <w:t>端到端验证</w:t>
+              <w:t>签名审计链</w:t>
             </w:r>
           </w:p>
         </w:tc>
@@ -10130,12 +10867,12 @@
             </w:pPr>
             <w:r>
               <w:rPr>
-                <w:rFonts w:ascii="Calibri" w:hAnsi="Calibri" w:eastAsia="PingFang SC" w:cs="PingFang SC"/>
+                <w:rFonts w:ascii="Arial Unicode MS" w:hAnsi="Arial Unicode MS" w:eastAsia="Arial Unicode MS" w:cs="Arial Unicode MS"/>
                 <w:b w:val="0"/>
                 <w:color w:val="222222"/>
                 <w:sz w:val="18"/>
               </w:rPr>
-              <w:t>services/user-service/scripts/test-ath.sh</w:t>
+              <w:t>pkg/ath/audit.go；dao/ath_audit_records.go；init-db.sql</w:t>
             </w:r>
           </w:p>
         </w:tc>
@@ -10157,12 +10894,12 @@
             </w:pPr>
             <w:r>
               <w:rPr>
-                <w:rFonts w:ascii="Calibri" w:hAnsi="Calibri" w:eastAsia="PingFang SC" w:cs="PingFang SC"/>
+                <w:rFonts w:ascii="Arial Unicode MS" w:hAnsi="Arial Unicode MS" w:eastAsia="Arial Unicode MS" w:cs="Arial Unicode MS"/>
                 <w:b w:val="0"/>
                 <w:color w:val="222222"/>
                 <w:sz w:val="18"/>
               </w:rPr>
-              <w:t>已提供演示脚本</w:t>
+              <w:t>已实现哈希链、签名和追加保护</w:t>
             </w:r>
           </w:p>
         </w:tc>
@@ -10189,12 +10926,12 @@
             </w:pPr>
             <w:r>
               <w:rPr>
-                <w:rFonts w:ascii="Calibri" w:hAnsi="Calibri" w:eastAsia="PingFang SC" w:cs="PingFang SC"/>
+                <w:rFonts w:ascii="Arial Unicode MS" w:hAnsi="Arial Unicode MS" w:eastAsia="Arial Unicode MS" w:cs="Arial Unicode MS"/>
                 <w:b w:val="0"/>
                 <w:color w:val="222222"/>
                 <w:sz w:val="18"/>
               </w:rPr>
-              <w:t>MCP Server 与 CLI</w:t>
+              <w:t>密钥轮换与远程签名</w:t>
             </w:r>
           </w:p>
         </w:tc>
@@ -10215,12 +10952,12 @@
             </w:pPr>
             <w:r>
               <w:rPr>
-                <w:rFonts w:ascii="Calibri" w:hAnsi="Calibri" w:eastAsia="PingFang SC" w:cs="PingFang SC"/>
+                <w:rFonts w:ascii="Arial Unicode MS" w:hAnsi="Arial Unicode MS" w:eastAsia="Arial Unicode MS" w:cs="Arial Unicode MS"/>
                 <w:b w:val="0"/>
                 <w:color w:val="222222"/>
                 <w:sz w:val="18"/>
               </w:rPr>
-              <w:t>mcp/、cli/ 目录；README 路线图</w:t>
+              <w:t>pkg/ath/handshake.go；config；initApp.go</w:t>
             </w:r>
           </w:p>
         </w:tc>
@@ -10241,12 +10978,12 @@
             </w:pPr>
             <w:r>
               <w:rPr>
-                <w:rFonts w:ascii="Calibri" w:hAnsi="Calibri" w:eastAsia="PingFang SC" w:cs="PingFang SC"/>
+                <w:rFonts w:ascii="Arial Unicode MS" w:hAnsi="Arial Unicode MS" w:eastAsia="Arial Unicode MS" w:cs="Arial Unicode MS"/>
                 <w:b w:val="0"/>
                 <w:color w:val="222222"/>
                 <w:sz w:val="18"/>
               </w:rPr>
-              <w:t>规划中</w:t>
+              <w:t>已实现密钥环与 HTTPS KMS 网关</w:t>
             </w:r>
           </w:p>
         </w:tc>
@@ -10274,12 +11011,12 @@
             </w:pPr>
             <w:r>
               <w:rPr>
-                <w:rFonts w:ascii="Calibri" w:hAnsi="Calibri" w:eastAsia="PingFang SC" w:cs="PingFang SC"/>
+                <w:rFonts w:ascii="Arial Unicode MS" w:hAnsi="Arial Unicode MS" w:eastAsia="Arial Unicode MS" w:cs="Arial Unicode MS"/>
                 <w:b w:val="0"/>
                 <w:color w:val="222222"/>
                 <w:sz w:val="18"/>
               </w:rPr>
-              <w:t>多服务生态</w:t>
+              <w:t>Outbox 与外部锚定</w:t>
             </w:r>
           </w:p>
         </w:tc>
@@ -10301,12 +11038,12 @@
             </w:pPr>
             <w:r>
               <w:rPr>
-                <w:rFonts w:ascii="Calibri" w:hAnsi="Calibri" w:eastAsia="PingFang SC" w:cs="PingFang SC"/>
+                <w:rFonts w:ascii="Arial Unicode MS" w:hAnsi="Arial Unicode MS" w:eastAsia="Arial Unicode MS" w:cs="Arial Unicode MS"/>
                 <w:b w:val="0"/>
                 <w:color w:val="222222"/>
                 <w:sz w:val="18"/>
               </w:rPr>
-              <w:t>README 路线图中的文件、消息、权限服务</w:t>
+              <w:t>pkg/ath/anchor.go；dao/ath_audit_outbox.go</w:t>
             </w:r>
           </w:p>
         </w:tc>
@@ -10328,7 +11065,262 @@
             </w:pPr>
             <w:r>
               <w:rPr>
-                <w:rFonts w:ascii="Calibri" w:hAnsi="Calibri" w:eastAsia="PingFang SC" w:cs="PingFang SC"/>
+                <w:rFonts w:ascii="Arial Unicode MS" w:hAnsi="Arial Unicode MS" w:eastAsia="Arial Unicode MS" w:cs="Arial Unicode MS"/>
+                <w:b w:val="0"/>
+                <w:color w:val="222222"/>
+                <w:sz w:val="18"/>
+              </w:rPr>
+              <w:t>已实现可靠投递、状态与重试</w:t>
+            </w:r>
+          </w:p>
+        </w:tc>
+      </w:tr>
+      <w:tr>
+        <w:trPr>
+          <w:cantSplit/>
+        </w:trPr>
+        <w:tc>
+          <w:tcPr>
+            <w:tcW w:type="dxa" w:w="1800"/>
+            <w:vAlign w:val="center"/>
+            <w:tcMar>
+              <w:top w:w="100" w:type="dxa"/>
+              <w:start w:w="120" w:type="dxa"/>
+              <w:bottom w:w="100" w:type="dxa"/>
+              <w:end w:w="120" w:type="dxa"/>
+            </w:tcMar>
+          </w:tcPr>
+          <w:p>
+            <w:pPr>
+              <w:spacing w:after="0" w:line="276" w:lineRule="auto"/>
+              <w:jc w:val="center"/>
+            </w:pPr>
+            <w:r>
+              <w:rPr>
+                <w:rFonts w:ascii="Arial Unicode MS" w:hAnsi="Arial Unicode MS" w:eastAsia="Arial Unicode MS" w:cs="Arial Unicode MS"/>
+                <w:b w:val="0"/>
+                <w:color w:val="222222"/>
+                <w:sz w:val="18"/>
+              </w:rPr>
+              <w:t>自动化验证</w:t>
+            </w:r>
+          </w:p>
+        </w:tc>
+        <w:tc>
+          <w:tcPr>
+            <w:tcW w:type="dxa" w:w="5000"/>
+            <w:vAlign w:val="center"/>
+            <w:tcMar>
+              <w:top w:w="100" w:type="dxa"/>
+              <w:start w:w="120" w:type="dxa"/>
+              <w:bottom w:w="100" w:type="dxa"/>
+              <w:end w:w="120" w:type="dxa"/>
+            </w:tcMar>
+          </w:tcPr>
+          <w:p>
+            <w:pPr>
+              <w:spacing w:after="0" w:line="276" w:lineRule="auto"/>
+            </w:pPr>
+            <w:r>
+              <w:rPr>
+                <w:rFonts w:ascii="Arial Unicode MS" w:hAnsi="Arial Unicode MS" w:eastAsia="Arial Unicode MS" w:cs="Arial Unicode MS"/>
+                <w:b w:val="0"/>
+                <w:color w:val="222222"/>
+                <w:sz w:val="18"/>
+              </w:rPr>
+              <w:t>pkg/ath/*_test.go；scripts/test-ath.sh</w:t>
+            </w:r>
+          </w:p>
+        </w:tc>
+        <w:tc>
+          <w:tcPr>
+            <w:tcW w:type="dxa" w:w="2560"/>
+            <w:vAlign w:val="center"/>
+            <w:tcMar>
+              <w:top w:w="100" w:type="dxa"/>
+              <w:start w:w="120" w:type="dxa"/>
+              <w:bottom w:w="100" w:type="dxa"/>
+              <w:end w:w="120" w:type="dxa"/>
+            </w:tcMar>
+          </w:tcPr>
+          <w:p>
+            <w:pPr>
+              <w:spacing w:after="0" w:line="276" w:lineRule="auto"/>
+            </w:pPr>
+            <w:r>
+              <w:rPr>
+                <w:rFonts w:ascii="Arial Unicode MS" w:hAnsi="Arial Unicode MS" w:eastAsia="Arial Unicode MS" w:cs="Arial Unicode MS"/>
+                <w:b w:val="0"/>
+                <w:color w:val="222222"/>
+                <w:sz w:val="18"/>
+              </w:rPr>
+              <w:t>针对性测试通过，真实环境联调待完成</w:t>
+            </w:r>
+          </w:p>
+        </w:tc>
+      </w:tr>
+      <w:tr>
+        <w:trPr>
+          <w:cantSplit/>
+        </w:trPr>
+        <w:tc>
+          <w:tcPr>
+            <w:tcW w:type="dxa" w:w="1800"/>
+            <w:shd w:fill="F5F7FA"/>
+            <w:vAlign w:val="center"/>
+            <w:tcMar>
+              <w:top w:w="100" w:type="dxa"/>
+              <w:start w:w="120" w:type="dxa"/>
+              <w:bottom w:w="100" w:type="dxa"/>
+              <w:end w:w="120" w:type="dxa"/>
+            </w:tcMar>
+          </w:tcPr>
+          <w:p>
+            <w:pPr>
+              <w:spacing w:after="0" w:line="276" w:lineRule="auto"/>
+              <w:jc w:val="center"/>
+            </w:pPr>
+            <w:r>
+              <w:rPr>
+                <w:rFonts w:ascii="Arial Unicode MS" w:hAnsi="Arial Unicode MS" w:eastAsia="Arial Unicode MS" w:cs="Arial Unicode MS"/>
+                <w:b w:val="0"/>
+                <w:color w:val="222222"/>
+                <w:sz w:val="18"/>
+              </w:rPr>
+              <w:t>MCP Server 与 CLI</w:t>
+            </w:r>
+          </w:p>
+        </w:tc>
+        <w:tc>
+          <w:tcPr>
+            <w:tcW w:type="dxa" w:w="5000"/>
+            <w:shd w:fill="F5F7FA"/>
+            <w:vAlign w:val="center"/>
+            <w:tcMar>
+              <w:top w:w="100" w:type="dxa"/>
+              <w:start w:w="120" w:type="dxa"/>
+              <w:bottom w:w="100" w:type="dxa"/>
+              <w:end w:w="120" w:type="dxa"/>
+            </w:tcMar>
+          </w:tcPr>
+          <w:p>
+            <w:pPr>
+              <w:spacing w:after="0" w:line="276" w:lineRule="auto"/>
+            </w:pPr>
+            <w:r>
+              <w:rPr>
+                <w:rFonts w:ascii="Arial Unicode MS" w:hAnsi="Arial Unicode MS" w:eastAsia="Arial Unicode MS" w:cs="Arial Unicode MS"/>
+                <w:b w:val="0"/>
+                <w:color w:val="222222"/>
+                <w:sz w:val="18"/>
+              </w:rPr>
+              <w:t>mcp/、cli/ 目录；README 路线图</w:t>
+            </w:r>
+          </w:p>
+        </w:tc>
+        <w:tc>
+          <w:tcPr>
+            <w:tcW w:type="dxa" w:w="2560"/>
+            <w:shd w:fill="F5F7FA"/>
+            <w:vAlign w:val="center"/>
+            <w:tcMar>
+              <w:top w:w="100" w:type="dxa"/>
+              <w:start w:w="120" w:type="dxa"/>
+              <w:bottom w:w="100" w:type="dxa"/>
+              <w:end w:w="120" w:type="dxa"/>
+            </w:tcMar>
+          </w:tcPr>
+          <w:p>
+            <w:pPr>
+              <w:spacing w:after="0" w:line="276" w:lineRule="auto"/>
+            </w:pPr>
+            <w:r>
+              <w:rPr>
+                <w:rFonts w:ascii="Arial Unicode MS" w:hAnsi="Arial Unicode MS" w:eastAsia="Arial Unicode MS" w:cs="Arial Unicode MS"/>
+                <w:b w:val="0"/>
+                <w:color w:val="222222"/>
+                <w:sz w:val="18"/>
+              </w:rPr>
+              <w:t>规划中</w:t>
+            </w:r>
+          </w:p>
+        </w:tc>
+      </w:tr>
+      <w:tr>
+        <w:trPr>
+          <w:cantSplit/>
+        </w:trPr>
+        <w:tc>
+          <w:tcPr>
+            <w:tcW w:type="dxa" w:w="1800"/>
+            <w:vAlign w:val="center"/>
+            <w:tcMar>
+              <w:top w:w="100" w:type="dxa"/>
+              <w:start w:w="120" w:type="dxa"/>
+              <w:bottom w:w="100" w:type="dxa"/>
+              <w:end w:w="120" w:type="dxa"/>
+            </w:tcMar>
+          </w:tcPr>
+          <w:p>
+            <w:pPr>
+              <w:spacing w:after="0" w:line="276" w:lineRule="auto"/>
+              <w:jc w:val="center"/>
+            </w:pPr>
+            <w:r>
+              <w:rPr>
+                <w:rFonts w:ascii="Arial Unicode MS" w:hAnsi="Arial Unicode MS" w:eastAsia="Arial Unicode MS" w:cs="Arial Unicode MS"/>
+                <w:b w:val="0"/>
+                <w:color w:val="222222"/>
+                <w:sz w:val="18"/>
+              </w:rPr>
+              <w:t>多服务生态</w:t>
+            </w:r>
+          </w:p>
+        </w:tc>
+        <w:tc>
+          <w:tcPr>
+            <w:tcW w:type="dxa" w:w="5000"/>
+            <w:vAlign w:val="center"/>
+            <w:tcMar>
+              <w:top w:w="100" w:type="dxa"/>
+              <w:start w:w="120" w:type="dxa"/>
+              <w:bottom w:w="100" w:type="dxa"/>
+              <w:end w:w="120" w:type="dxa"/>
+            </w:tcMar>
+          </w:tcPr>
+          <w:p>
+            <w:pPr>
+              <w:spacing w:after="0" w:line="276" w:lineRule="auto"/>
+            </w:pPr>
+            <w:r>
+              <w:rPr>
+                <w:rFonts w:ascii="Arial Unicode MS" w:hAnsi="Arial Unicode MS" w:eastAsia="Arial Unicode MS" w:cs="Arial Unicode MS"/>
+                <w:b w:val="0"/>
+                <w:color w:val="222222"/>
+                <w:sz w:val="18"/>
+              </w:rPr>
+              <w:t>README 路线图中的文件、消息、权限服务</w:t>
+            </w:r>
+          </w:p>
+        </w:tc>
+        <w:tc>
+          <w:tcPr>
+            <w:tcW w:type="dxa" w:w="2560"/>
+            <w:vAlign w:val="center"/>
+            <w:tcMar>
+              <w:top w:w="100" w:type="dxa"/>
+              <w:start w:w="120" w:type="dxa"/>
+              <w:bottom w:w="100" w:type="dxa"/>
+              <w:end w:w="120" w:type="dxa"/>
+            </w:tcMar>
+          </w:tcPr>
+          <w:p>
+            <w:pPr>
+              <w:spacing w:after="0" w:line="276" w:lineRule="auto"/>
+            </w:pPr>
+            <w:r>
+              <w:rPr>
+                <w:rFonts w:ascii="Arial Unicode MS" w:hAnsi="Arial Unicode MS" w:eastAsia="Arial Unicode MS" w:cs="Arial Unicode MS"/>
                 <w:b w:val="0"/>
                 <w:color w:val="222222"/>
                 <w:sz w:val="18"/>
@@ -10360,7 +11352,7 @@
       </w:pPr>
       <w:r>
         <w:rPr>
-          <w:rFonts w:ascii="Calibri" w:hAnsi="Calibri" w:eastAsia="PingFang SC" w:cs="PingFang SC"/>
+          <w:rFonts w:ascii="Arial Unicode MS" w:hAnsi="Arial Unicode MS" w:eastAsia="Arial Unicode MS" w:cs="Arial Unicode MS"/>
           <w:b w:val="0"/>
           <w:color w:val="222222"/>
           <w:sz w:val="21"/>
@@ -10372,7 +11364,7 @@
       <w:headerReference w:type="default" r:id="rId9"/>
       <w:footerReference w:type="default" r:id="rId10"/>
       <w:pgSz w:w="12240" w:h="15840"/>
-      <w:pgMar w:top="1152" w:right="1296" w:bottom="1080" w:left="1296" w:header="504" w:footer="504" w:gutter="0"/>
+      <w:pgMar w:top="1440" w:right="1440" w:bottom="1440" w:left="1440" w:header="708" w:footer="708" w:gutter="0"/>
       <w:cols w:space="720"/>
       <w:docGrid w:linePitch="360"/>
     </w:sectPr>
@@ -10389,7 +11381,7 @@
     </w:pPr>
     <w:r>
       <w:rPr>
-        <w:rFonts w:ascii="Calibri" w:hAnsi="Calibri" w:eastAsia="PingFang SC" w:cs="PingFang SC"/>
+        <w:rFonts w:ascii="Arial Unicode MS" w:hAnsi="Arial Unicode MS" w:eastAsia="Arial Unicode MS" w:cs="Arial Unicode MS"/>
         <w:b w:val="0"/>
         <w:color w:val="666666"/>
         <w:sz w:val="17"/>
@@ -10409,7 +11401,7 @@
     </w:pPr>
     <w:r>
       <w:rPr>
-        <w:rFonts w:ascii="Calibri" w:hAnsi="Calibri" w:eastAsia="PingFang SC" w:cs="PingFang SC"/>
+        <w:rFonts w:ascii="Arial Unicode MS" w:hAnsi="Arial Unicode MS" w:eastAsia="Arial Unicode MS" w:cs="Arial Unicode MS"/>
         <w:b w:val="0"/>
         <w:color w:val="666666"/>
         <w:sz w:val="17"/>
@@ -10787,7 +11779,7 @@
       <w:spacing w:after="120" w:line="324" w:lineRule="auto"/>
     </w:pPr>
     <w:rPr>
-      <w:rFonts w:ascii="PingFang SC" w:hAnsi="PingFang SC" w:eastAsia="PingFang SC" w:cs="PingFang SC"/>
+      <w:rFonts w:ascii="Arial Unicode MS" w:hAnsi="Arial Unicode MS" w:eastAsia="Arial Unicode MS" w:cs="Arial Unicode MS"/>
       <w:sz w:val="21"/>
     </w:rPr>
   </w:style>
@@ -10850,7 +11842,7 @@
       <w:outlineLvl w:val="0"/>
     </w:pPr>
     <w:rPr>
-      <w:rFonts w:asciiTheme="majorHAnsi" w:eastAsiaTheme="majorEastAsia" w:hAnsiTheme="majorHAnsi" w:cstheme="majorBidi" w:ascii="PingFang SC" w:hAnsi="PingFang SC" w:eastAsia="PingFang SC" w:cs="PingFang SC"/>
+      <w:rFonts w:asciiTheme="majorHAnsi" w:eastAsiaTheme="majorEastAsia" w:hAnsiTheme="majorHAnsi" w:cstheme="majorBidi" w:ascii="Arial Unicode MS" w:hAnsi="Arial Unicode MS" w:eastAsia="Arial Unicode MS" w:cs="Arial Unicode MS"/>
       <w:b/>
       <w:bCs/>
       <w:color w:val="2E5E8C"/>
@@ -10874,7 +11866,7 @@
       <w:outlineLvl w:val="1"/>
     </w:pPr>
     <w:rPr>
-      <w:rFonts w:asciiTheme="majorHAnsi" w:eastAsiaTheme="majorEastAsia" w:hAnsiTheme="majorHAnsi" w:cstheme="majorBidi" w:ascii="PingFang SC" w:hAnsi="PingFang SC" w:eastAsia="PingFang SC" w:cs="PingFang SC"/>
+      <w:rFonts w:asciiTheme="majorHAnsi" w:eastAsiaTheme="majorEastAsia" w:hAnsiTheme="majorHAnsi" w:cstheme="majorBidi" w:ascii="Arial Unicode MS" w:hAnsi="Arial Unicode MS" w:eastAsia="Arial Unicode MS" w:cs="Arial Unicode MS"/>
       <w:b/>
       <w:bCs/>
       <w:color w:val="2E5E8C"/>
@@ -10898,7 +11890,7 @@
       <w:outlineLvl w:val="2"/>
     </w:pPr>
     <w:rPr>
-      <w:rFonts w:asciiTheme="majorHAnsi" w:eastAsiaTheme="majorEastAsia" w:hAnsiTheme="majorHAnsi" w:cstheme="majorBidi" w:ascii="PingFang SC" w:hAnsi="PingFang SC" w:eastAsia="PingFang SC" w:cs="PingFang SC"/>
+      <w:rFonts w:asciiTheme="majorHAnsi" w:eastAsiaTheme="majorEastAsia" w:hAnsiTheme="majorHAnsi" w:cstheme="majorBidi" w:ascii="Arial Unicode MS" w:hAnsi="Arial Unicode MS" w:eastAsia="Arial Unicode MS" w:cs="Arial Unicode MS"/>
       <w:b/>
       <w:bCs/>
       <w:color w:val="17324D"/>
